--- a/Курсовая_работа_GasServiceApp.docx
+++ b/Курсовая_работа_GasServiceApp.docx
@@ -3,307 +3,1965 @@
 <w:document xmlns:wpc="http://schemas.microsoft.com/office/word/2010/wordprocessingCanvas" xmlns:cx="http://schemas.microsoft.com/office/drawing/2014/chartex" xmlns:cx1="http://schemas.microsoft.com/office/drawing/2015/9/8/chartex" xmlns:cx2="http://schemas.microsoft.com/office/drawing/2015/10/21/chartex" xmlns:cx3="http://schemas.microsoft.com/office/drawing/2016/5/9/chartex" xmlns:cx4="http://schemas.microsoft.com/office/drawing/2016/5/10/chartex" xmlns:cx5="http://schemas.microsoft.com/office/drawing/2016/5/11/chartex" xmlns:cx6="http://schemas.microsoft.com/office/drawing/2016/5/12/chartex" xmlns:cx7="http://schemas.microsoft.com/office/drawing/2016/5/13/chartex" xmlns:cx8="http://schemas.microsoft.com/office/drawing/2016/5/14/chartex" xmlns:mc="http://schemas.openxmlformats.org/markup-compatibility/2006" xmlns:aink="http://schemas.microsoft.com/office/drawing/2016/ink" xmlns:am3d="http://schemas.microsoft.com/office/drawing/2017/model3d" xmlns:o="urn:schemas-microsoft-com:office:office" xmlns:oel="http://schemas.microsoft.com/office/2019/extlst" xmlns:r="http://schemas.openxmlformats.org/officeDocument/2006/relationships" xmlns:m="http://schemas.openxmlformats.org/officeDocument/2006/math" xmlns:v="urn:schemas-microsoft-com:vml" xmlns:wp14="http://schemas.microsoft.com/office/word/2010/wordprocessingDrawing" xmlns:wp="http://schemas.openxmlformats.org/drawingml/2006/wordprocessingDrawing" xmlns:w10="urn:schemas-microsoft-com:office:word" xmlns:w="http://schemas.openxmlformats.org/wordprocessingml/2006/main" xmlns:w14="http://schemas.microsoft.com/office/word/2010/wordml" xmlns:w15="http://schemas.microsoft.com/office/word/2012/wordml" xmlns:w16cex="http://schemas.microsoft.com/office/word/2018/wordml/cex" xmlns:w16cid="http://schemas.microsoft.com/office/word/2016/wordml/cid" xmlns:w16="http://schemas.microsoft.com/office/word/2018/wordml" xmlns:w16du="http://schemas.microsoft.com/office/word/2023/wordml/word16du" xmlns:w16sdtdh="http://schemas.microsoft.com/office/word/2020/wordml/sdtdatahash" xmlns:w16sdtfl="http://schemas.microsoft.com/office/word/2024/wordml/sdtformatlock" xmlns:w16se="http://schemas.microsoft.com/office/word/2015/wordml/symex" xmlns:wpg="http://schemas.microsoft.com/office/word/2010/wordprocessingGroup" xmlns:wpi="http://schemas.microsoft.com/office/word/2010/wordprocessingInk" xmlns:wne="http://schemas.microsoft.com/office/word/2006/wordml" xmlns:wps="http://schemas.microsoft.com/office/word/2010/wordprocessingShape" mc:Ignorable="w14 w15 w16se w16cid w16 w16cex w16sdtdh w16sdtfl w16du wp14">
   <w:body>
     <w:p>
-      <w:r>
+      <w:pPr>
+        <w:jc w:val="center"/>
+        <w:rPr>
+          <w:lang w:val="ru-RU"/>
+        </w:rPr>
+      </w:pPr>
+      <w:r>
+        <w:rPr>
+          <w:lang w:val="ru-RU"/>
+        </w:rPr>
         <w:t>Министерство образования Саратовской области</w:t>
       </w:r>
     </w:p>
     <w:p>
-      <w:r>
+      <w:pPr>
+        <w:jc w:val="center"/>
+        <w:rPr>
+          <w:lang w:val="ru-RU"/>
+        </w:rPr>
+      </w:pPr>
+      <w:r>
+        <w:rPr>
+          <w:lang w:val="ru-RU"/>
+        </w:rPr>
         <w:t>Государственное автономное профессиональное образовательное учреждение Саратовской области</w:t>
       </w:r>
     </w:p>
     <w:p>
-      <w:r>
+      <w:pPr>
+        <w:jc w:val="center"/>
+        <w:rPr>
+          <w:lang w:val="ru-RU"/>
+        </w:rPr>
+      </w:pPr>
+      <w:r>
+        <w:rPr>
+          <w:lang w:val="ru-RU"/>
+        </w:rPr>
         <w:t>«Новоузенский агротехнологический техникум»</w:t>
       </w:r>
     </w:p>
-    <w:p/>
-    <w:p/>
+    <w:p>
+      <w:pPr>
+        <w:rPr>
+          <w:lang w:val="ru-RU"/>
+        </w:rPr>
+      </w:pPr>
+    </w:p>
+    <w:p>
+      <w:pPr>
+        <w:rPr>
+          <w:lang w:val="ru-RU"/>
+        </w:rPr>
+      </w:pPr>
+    </w:p>
+    <w:p>
+      <w:pPr>
+        <w:jc w:val="center"/>
+        <w:rPr>
+          <w:lang w:val="ru-RU"/>
+        </w:rPr>
+      </w:pPr>
+      <w:r>
+        <w:rPr>
+          <w:b/>
+          <w:lang w:val="ru-RU"/>
+        </w:rPr>
+        <w:t>КУРСОВАЯ РАБОТА</w:t>
+      </w:r>
+    </w:p>
+    <w:p>
+      <w:pPr>
+        <w:jc w:val="center"/>
+        <w:rPr>
+          <w:lang w:val="ru-RU"/>
+        </w:rPr>
+      </w:pPr>
+      <w:r>
+        <w:rPr>
+          <w:lang w:val="ru-RU"/>
+        </w:rPr>
+        <w:t>по МДК 01.01 «Разработка программных модулей»</w:t>
+      </w:r>
+    </w:p>
     <w:p>
       <w:pPr>
         <w:ind w:firstLine="0"/>
         <w:jc w:val="center"/>
-      </w:pPr>
+        <w:rPr>
+          <w:sz w:val="24"/>
+          <w:szCs w:val="20"/>
+          <w:lang w:val="ru-RU"/>
+        </w:rPr>
+      </w:pPr>
+      <w:r>
+        <w:rPr>
+          <w:lang w:val="ru-RU"/>
+        </w:rPr>
+        <w:t xml:space="preserve">на </w:t>
+      </w:r>
+      <w:proofErr w:type="gramStart"/>
+      <w:r>
+        <w:rPr>
+          <w:lang w:val="ru-RU"/>
+        </w:rPr>
+        <w:t xml:space="preserve">тему: </w:t>
+      </w:r>
       <w:r>
         <w:rPr>
           <w:b/>
           <w:sz w:val="32"/>
-        </w:rPr>
-        <w:t>КУРСОВАЯ РАБОТА</w:t>
-      </w:r>
+          <w:lang w:val="ru-RU"/>
+        </w:rPr>
+        <w:t xml:space="preserve"> </w:t>
+      </w:r>
+      <w:r>
+        <w:rPr>
+          <w:b/>
+          <w:szCs w:val="20"/>
+          <w:lang w:val="ru-RU"/>
+        </w:rPr>
+        <w:t>«</w:t>
+      </w:r>
+      <w:proofErr w:type="gramEnd"/>
+      <w:r>
+        <w:rPr>
+          <w:b/>
+          <w:szCs w:val="20"/>
+          <w:lang w:val="ru-RU"/>
+        </w:rPr>
+        <w:t>Разработка информационной системы обслуживания газового оборудования»</w:t>
+      </w:r>
+    </w:p>
+    <w:p>
+      <w:pPr>
+        <w:rPr>
+          <w:lang w:val="ru-RU"/>
+        </w:rPr>
+      </w:pPr>
+    </w:p>
+    <w:p>
+      <w:pPr>
+        <w:rPr>
+          <w:lang w:val="ru-RU"/>
+        </w:rPr>
+      </w:pPr>
+    </w:p>
+    <w:p>
+      <w:pPr>
+        <w:rPr>
+          <w:lang w:val="ru-RU"/>
+        </w:rPr>
+      </w:pPr>
+    </w:p>
+    <w:p>
+      <w:pPr>
+        <w:rPr>
+          <w:lang w:val="ru-RU"/>
+        </w:rPr>
+      </w:pPr>
+    </w:p>
+    <w:p>
+      <w:pPr>
+        <w:rPr>
+          <w:lang w:val="ru-RU"/>
+        </w:rPr>
+      </w:pPr>
+    </w:p>
+    <w:p>
+      <w:pPr>
+        <w:ind w:firstLine="0"/>
+        <w:jc w:val="right"/>
+        <w:rPr>
+          <w:lang w:val="ru-RU"/>
+        </w:rPr>
+      </w:pPr>
+      <w:r>
+        <w:rPr>
+          <w:lang w:val="ru-RU"/>
+        </w:rPr>
+        <w:t>Выполнил: студент</w:t>
+      </w:r>
+      <w:r>
+        <w:rPr>
+          <w:lang w:val="ru-RU"/>
+        </w:rPr>
+        <w:t>ка</w:t>
+      </w:r>
+      <w:r>
+        <w:rPr>
+          <w:lang w:val="ru-RU"/>
+        </w:rPr>
+        <w:t xml:space="preserve"> группы ____________ ____________________</w:t>
+      </w:r>
+    </w:p>
+    <w:p>
+      <w:pPr>
+        <w:ind w:firstLine="0"/>
+        <w:jc w:val="right"/>
+        <w:rPr>
+          <w:lang w:val="ru-RU"/>
+        </w:rPr>
+      </w:pPr>
+      <w:r>
+        <w:rPr>
+          <w:lang w:val="ru-RU"/>
+        </w:rPr>
+        <w:t>Руководитель: ____________________ ____________________</w:t>
+      </w:r>
+    </w:p>
+    <w:p>
+      <w:pPr>
+        <w:rPr>
+          <w:lang w:val="ru-RU"/>
+        </w:rPr>
+      </w:pPr>
+    </w:p>
+    <w:p>
+      <w:pPr>
+        <w:rPr>
+          <w:lang w:val="ru-RU"/>
+        </w:rPr>
+      </w:pPr>
+    </w:p>
+    <w:p>
+      <w:pPr>
+        <w:rPr>
+          <w:lang w:val="ru-RU"/>
+        </w:rPr>
+      </w:pPr>
+    </w:p>
+    <w:p>
+      <w:pPr>
+        <w:rPr>
+          <w:lang w:val="ru-RU"/>
+        </w:rPr>
+      </w:pPr>
+    </w:p>
+    <w:p>
+      <w:pPr>
+        <w:rPr>
+          <w:lang w:val="ru-RU"/>
+        </w:rPr>
+      </w:pPr>
+    </w:p>
+    <w:p>
+      <w:pPr>
+        <w:rPr>
+          <w:lang w:val="ru-RU"/>
+        </w:rPr>
+      </w:pPr>
     </w:p>
     <w:p>
       <w:pPr>
         <w:ind w:firstLine="0"/>
         <w:jc w:val="center"/>
-      </w:pPr>
-      <w:r>
-        <w:t>по дисциплине: «Разработка программных модулей»</w:t>
-      </w:r>
-    </w:p>
-    <w:p>
-      <w:r>
-        <w:t>на тему: «Разработка программного модуля учета заявок газовой сервисной службы»</w:t>
-      </w:r>
-    </w:p>
-    <w:p/>
-    <w:p/>
-    <w:p/>
-    <w:p/>
-    <w:p/>
-    <w:p>
-      <w:pPr>
-        <w:ind w:firstLine="0"/>
-        <w:jc w:val="right"/>
-      </w:pPr>
-      <w:r>
-        <w:t>Выполнил: студент группы ____________ ____________________</w:t>
-      </w:r>
-    </w:p>
-    <w:p>
-      <w:r>
-        <w:t>Руководитель: преподаватель Мажирин А.А.</w:t>
-      </w:r>
-    </w:p>
-    <w:p/>
-    <w:p/>
-    <w:p/>
-    <w:p/>
-    <w:p/>
-    <w:p/>
-    <w:p>
-      <w:r>
-        <w:t>Новоузенск 2026</w:t>
-      </w:r>
-    </w:p>
-    <w:p>
-      <w:r>
+        <w:rPr>
+          <w:lang w:val="ru-RU"/>
+        </w:rPr>
+      </w:pPr>
+      <w:r>
+        <w:rPr>
+          <w:lang w:val="ru-RU"/>
+        </w:rPr>
+        <w:t>Новоузенск</w:t>
+      </w:r>
+      <w:r>
+        <w:rPr>
+          <w:lang w:val="ru-RU"/>
+        </w:rPr>
+        <w:t xml:space="preserve"> 2026</w:t>
+      </w:r>
+    </w:p>
+    <w:p>
+      <w:pPr>
+        <w:rPr>
+          <w:lang w:val="ru-RU"/>
+        </w:rPr>
+      </w:pPr>
+      <w:r>
+        <w:rPr>
+          <w:lang w:val="ru-RU"/>
+        </w:rPr>
         <w:br w:type="page"/>
       </w:r>
     </w:p>
+    <w:sdt>
+      <w:sdtPr>
+        <w:rPr>
+          <w:lang w:val="ru-RU"/>
+        </w:rPr>
+        <w:id w:val="-319342311"/>
+        <w:docPartObj>
+          <w:docPartGallery w:val="Table of Contents"/>
+          <w:docPartUnique/>
+        </w:docPartObj>
+      </w:sdtPr>
+      <w:sdtEndPr>
+        <w:rPr>
+          <w:rFonts w:eastAsia="Times New Roman" w:cstheme="minorBidi"/>
+          <w:color w:val="auto"/>
+          <w:szCs w:val="22"/>
+          <w:lang w:val="en-US"/>
+        </w:rPr>
+      </w:sdtEndPr>
+      <w:sdtContent>
+        <w:p>
+          <w:pPr>
+            <w:pStyle w:val="aff"/>
+          </w:pPr>
+          <w:r>
+            <w:rPr>
+              <w:lang w:val="ru-RU"/>
+            </w:rPr>
+            <w:t>ОГЛАВЛЕНИЕ</w:t>
+          </w:r>
+        </w:p>
+        <w:p>
+          <w:pPr>
+            <w:pStyle w:val="14"/>
+            <w:tabs>
+              <w:tab w:val="right" w:leader="dot" w:pos="9628"/>
+            </w:tabs>
+            <w:rPr>
+              <w:noProof/>
+            </w:rPr>
+          </w:pPr>
+          <w:r>
+            <w:fldChar w:fldCharType="begin"/>
+          </w:r>
+          <w:r>
+            <w:instrText xml:space="preserve"> TOC \o "1-3" \h \z \u </w:instrText>
+          </w:r>
+          <w:r>
+            <w:fldChar w:fldCharType="separate"/>
+          </w:r>
+          <w:hyperlink w:anchor="_Toc230516150" w:history="1">
+            <w:r>
+              <w:rPr>
+                <w:rStyle w:val="aff8"/>
+                <w:noProof/>
+                <w:lang w:val="ru-RU"/>
+              </w:rPr>
+              <w:t>ВВЕДЕНИЕ</w:t>
+            </w:r>
+            <w:r>
+              <w:rPr>
+                <w:noProof/>
+                <w:webHidden/>
+              </w:rPr>
+              <w:tab/>
+            </w:r>
+            <w:r>
+              <w:rPr>
+                <w:noProof/>
+                <w:webHidden/>
+              </w:rPr>
+              <w:fldChar w:fldCharType="begin"/>
+            </w:r>
+            <w:r>
+              <w:rPr>
+                <w:noProof/>
+                <w:webHidden/>
+              </w:rPr>
+              <w:instrText xml:space="preserve"> PAGEREF _Toc230516150 \h </w:instrText>
+            </w:r>
+            <w:r>
+              <w:rPr>
+                <w:noProof/>
+                <w:webHidden/>
+              </w:rPr>
+            </w:r>
+            <w:r>
+              <w:rPr>
+                <w:noProof/>
+                <w:webHidden/>
+              </w:rPr>
+              <w:fldChar w:fldCharType="separate"/>
+            </w:r>
+            <w:r>
+              <w:rPr>
+                <w:noProof/>
+                <w:webHidden/>
+              </w:rPr>
+              <w:t>3</w:t>
+            </w:r>
+            <w:r>
+              <w:rPr>
+                <w:noProof/>
+                <w:webHidden/>
+              </w:rPr>
+              <w:fldChar w:fldCharType="end"/>
+            </w:r>
+          </w:hyperlink>
+        </w:p>
+        <w:p>
+          <w:pPr>
+            <w:pStyle w:val="14"/>
+            <w:tabs>
+              <w:tab w:val="right" w:leader="dot" w:pos="9628"/>
+            </w:tabs>
+            <w:rPr>
+              <w:noProof/>
+            </w:rPr>
+          </w:pPr>
+          <w:hyperlink w:anchor="_Toc230516151" w:history="1">
+            <w:r>
+              <w:rPr>
+                <w:rStyle w:val="aff8"/>
+                <w:noProof/>
+                <w:lang w:val="ru-RU"/>
+              </w:rPr>
+              <w:t>1 АНАЛИТИЧЕСКАЯ ЧАСТЬ</w:t>
+            </w:r>
+            <w:r>
+              <w:rPr>
+                <w:noProof/>
+                <w:webHidden/>
+              </w:rPr>
+              <w:tab/>
+            </w:r>
+            <w:r>
+              <w:rPr>
+                <w:noProof/>
+                <w:webHidden/>
+              </w:rPr>
+              <w:fldChar w:fldCharType="begin"/>
+            </w:r>
+            <w:r>
+              <w:rPr>
+                <w:noProof/>
+                <w:webHidden/>
+              </w:rPr>
+              <w:instrText xml:space="preserve"> PAGEREF _Toc230516151 \h </w:instrText>
+            </w:r>
+            <w:r>
+              <w:rPr>
+                <w:noProof/>
+                <w:webHidden/>
+              </w:rPr>
+            </w:r>
+            <w:r>
+              <w:rPr>
+                <w:noProof/>
+                <w:webHidden/>
+              </w:rPr>
+              <w:fldChar w:fldCharType="separate"/>
+            </w:r>
+            <w:r>
+              <w:rPr>
+                <w:noProof/>
+                <w:webHidden/>
+              </w:rPr>
+              <w:t>5</w:t>
+            </w:r>
+            <w:r>
+              <w:rPr>
+                <w:noProof/>
+                <w:webHidden/>
+              </w:rPr>
+              <w:fldChar w:fldCharType="end"/>
+            </w:r>
+          </w:hyperlink>
+        </w:p>
+        <w:p>
+          <w:pPr>
+            <w:pStyle w:val="2c"/>
+            <w:tabs>
+              <w:tab w:val="right" w:leader="dot" w:pos="9628"/>
+            </w:tabs>
+            <w:rPr>
+              <w:noProof/>
+            </w:rPr>
+          </w:pPr>
+          <w:hyperlink w:anchor="_Toc230516152" w:history="1">
+            <w:r>
+              <w:rPr>
+                <w:rStyle w:val="aff8"/>
+                <w:noProof/>
+                <w:lang w:val="ru-RU"/>
+              </w:rPr>
+              <w:t>1.1 Характеристика предметной области</w:t>
+            </w:r>
+            <w:r>
+              <w:rPr>
+                <w:noProof/>
+                <w:webHidden/>
+              </w:rPr>
+              <w:tab/>
+            </w:r>
+            <w:r>
+              <w:rPr>
+                <w:noProof/>
+                <w:webHidden/>
+              </w:rPr>
+              <w:fldChar w:fldCharType="begin"/>
+            </w:r>
+            <w:r>
+              <w:rPr>
+                <w:noProof/>
+                <w:webHidden/>
+              </w:rPr>
+              <w:instrText xml:space="preserve"> PAGEREF _Toc230516152 \h </w:instrText>
+            </w:r>
+            <w:r>
+              <w:rPr>
+                <w:noProof/>
+                <w:webHidden/>
+              </w:rPr>
+            </w:r>
+            <w:r>
+              <w:rPr>
+                <w:noProof/>
+                <w:webHidden/>
+              </w:rPr>
+              <w:fldChar w:fldCharType="separate"/>
+            </w:r>
+            <w:r>
+              <w:rPr>
+                <w:noProof/>
+                <w:webHidden/>
+              </w:rPr>
+              <w:t>5</w:t>
+            </w:r>
+            <w:r>
+              <w:rPr>
+                <w:noProof/>
+                <w:webHidden/>
+              </w:rPr>
+              <w:fldChar w:fldCharType="end"/>
+            </w:r>
+          </w:hyperlink>
+        </w:p>
+        <w:p>
+          <w:pPr>
+            <w:pStyle w:val="2c"/>
+            <w:tabs>
+              <w:tab w:val="right" w:leader="dot" w:pos="9628"/>
+            </w:tabs>
+            <w:rPr>
+              <w:noProof/>
+            </w:rPr>
+          </w:pPr>
+          <w:hyperlink w:anchor="_Toc230516153" w:history="1">
+            <w:r>
+              <w:rPr>
+                <w:rStyle w:val="aff8"/>
+                <w:noProof/>
+                <w:lang w:val="ru-RU"/>
+              </w:rPr>
+              <w:t>1.2 Анализ требований к программному продукту</w:t>
+            </w:r>
+            <w:r>
+              <w:rPr>
+                <w:noProof/>
+                <w:webHidden/>
+              </w:rPr>
+              <w:tab/>
+            </w:r>
+            <w:r>
+              <w:rPr>
+                <w:noProof/>
+                <w:webHidden/>
+              </w:rPr>
+              <w:fldChar w:fldCharType="begin"/>
+            </w:r>
+            <w:r>
+              <w:rPr>
+                <w:noProof/>
+                <w:webHidden/>
+              </w:rPr>
+              <w:instrText xml:space="preserve"> PAGEREF _Toc230516153 \h </w:instrText>
+            </w:r>
+            <w:r>
+              <w:rPr>
+                <w:noProof/>
+                <w:webHidden/>
+              </w:rPr>
+            </w:r>
+            <w:r>
+              <w:rPr>
+                <w:noProof/>
+                <w:webHidden/>
+              </w:rPr>
+              <w:fldChar w:fldCharType="separate"/>
+            </w:r>
+            <w:r>
+              <w:rPr>
+                <w:noProof/>
+                <w:webHidden/>
+              </w:rPr>
+              <w:t>6</w:t>
+            </w:r>
+            <w:r>
+              <w:rPr>
+                <w:noProof/>
+                <w:webHidden/>
+              </w:rPr>
+              <w:fldChar w:fldCharType="end"/>
+            </w:r>
+          </w:hyperlink>
+        </w:p>
+        <w:p>
+          <w:pPr>
+            <w:pStyle w:val="14"/>
+            <w:tabs>
+              <w:tab w:val="right" w:leader="dot" w:pos="9628"/>
+            </w:tabs>
+            <w:rPr>
+              <w:noProof/>
+            </w:rPr>
+          </w:pPr>
+          <w:hyperlink w:anchor="_Toc230516154" w:history="1">
+            <w:r>
+              <w:rPr>
+                <w:rStyle w:val="aff8"/>
+                <w:noProof/>
+              </w:rPr>
+              <w:t>2 ПРОЕКТНАЯ ЧАСТЬ</w:t>
+            </w:r>
+            <w:r>
+              <w:rPr>
+                <w:noProof/>
+                <w:webHidden/>
+              </w:rPr>
+              <w:tab/>
+            </w:r>
+            <w:r>
+              <w:rPr>
+                <w:noProof/>
+                <w:webHidden/>
+              </w:rPr>
+              <w:fldChar w:fldCharType="begin"/>
+            </w:r>
+            <w:r>
+              <w:rPr>
+                <w:noProof/>
+                <w:webHidden/>
+              </w:rPr>
+              <w:instrText xml:space="preserve"> PAGEREF _Toc230516154 \h </w:instrText>
+            </w:r>
+            <w:r>
+              <w:rPr>
+                <w:noProof/>
+                <w:webHidden/>
+              </w:rPr>
+            </w:r>
+            <w:r>
+              <w:rPr>
+                <w:noProof/>
+                <w:webHidden/>
+              </w:rPr>
+              <w:fldChar w:fldCharType="separate"/>
+            </w:r>
+            <w:r>
+              <w:rPr>
+                <w:noProof/>
+                <w:webHidden/>
+              </w:rPr>
+              <w:t>7</w:t>
+            </w:r>
+            <w:r>
+              <w:rPr>
+                <w:noProof/>
+                <w:webHidden/>
+              </w:rPr>
+              <w:fldChar w:fldCharType="end"/>
+            </w:r>
+          </w:hyperlink>
+        </w:p>
+        <w:p>
+          <w:pPr>
+            <w:pStyle w:val="2c"/>
+            <w:tabs>
+              <w:tab w:val="right" w:leader="dot" w:pos="9628"/>
+            </w:tabs>
+            <w:rPr>
+              <w:noProof/>
+            </w:rPr>
+          </w:pPr>
+          <w:hyperlink w:anchor="_Toc230516155" w:history="1">
+            <w:r>
+              <w:rPr>
+                <w:rStyle w:val="aff8"/>
+                <w:noProof/>
+              </w:rPr>
+              <w:t>2.1 Архитектура приложения</w:t>
+            </w:r>
+            <w:r>
+              <w:rPr>
+                <w:noProof/>
+                <w:webHidden/>
+              </w:rPr>
+              <w:tab/>
+            </w:r>
+            <w:r>
+              <w:rPr>
+                <w:noProof/>
+                <w:webHidden/>
+              </w:rPr>
+              <w:fldChar w:fldCharType="begin"/>
+            </w:r>
+            <w:r>
+              <w:rPr>
+                <w:noProof/>
+                <w:webHidden/>
+              </w:rPr>
+              <w:instrText xml:space="preserve"> PAGEREF _Toc230516155 \h </w:instrText>
+            </w:r>
+            <w:r>
+              <w:rPr>
+                <w:noProof/>
+                <w:webHidden/>
+              </w:rPr>
+            </w:r>
+            <w:r>
+              <w:rPr>
+                <w:noProof/>
+                <w:webHidden/>
+              </w:rPr>
+              <w:fldChar w:fldCharType="separate"/>
+            </w:r>
+            <w:r>
+              <w:rPr>
+                <w:noProof/>
+                <w:webHidden/>
+              </w:rPr>
+              <w:t>7</w:t>
+            </w:r>
+            <w:r>
+              <w:rPr>
+                <w:noProof/>
+                <w:webHidden/>
+              </w:rPr>
+              <w:fldChar w:fldCharType="end"/>
+            </w:r>
+          </w:hyperlink>
+        </w:p>
+        <w:p>
+          <w:pPr>
+            <w:pStyle w:val="2c"/>
+            <w:tabs>
+              <w:tab w:val="right" w:leader="dot" w:pos="9628"/>
+            </w:tabs>
+            <w:rPr>
+              <w:noProof/>
+            </w:rPr>
+          </w:pPr>
+          <w:hyperlink w:anchor="_Toc230516156" w:history="1">
+            <w:r>
+              <w:rPr>
+                <w:rStyle w:val="aff8"/>
+                <w:noProof/>
+              </w:rPr>
+              <w:t>2.2 Проектирование базы данных</w:t>
+            </w:r>
+            <w:r>
+              <w:rPr>
+                <w:noProof/>
+                <w:webHidden/>
+              </w:rPr>
+              <w:tab/>
+            </w:r>
+            <w:r>
+              <w:rPr>
+                <w:noProof/>
+                <w:webHidden/>
+              </w:rPr>
+              <w:fldChar w:fldCharType="begin"/>
+            </w:r>
+            <w:r>
+              <w:rPr>
+                <w:noProof/>
+                <w:webHidden/>
+              </w:rPr>
+              <w:instrText xml:space="preserve"> PAGEREF _Toc230516156 \h </w:instrText>
+            </w:r>
+            <w:r>
+              <w:rPr>
+                <w:noProof/>
+                <w:webHidden/>
+              </w:rPr>
+            </w:r>
+            <w:r>
+              <w:rPr>
+                <w:noProof/>
+                <w:webHidden/>
+              </w:rPr>
+              <w:fldChar w:fldCharType="separate"/>
+            </w:r>
+            <w:r>
+              <w:rPr>
+                <w:noProof/>
+                <w:webHidden/>
+              </w:rPr>
+              <w:t>8</w:t>
+            </w:r>
+            <w:r>
+              <w:rPr>
+                <w:noProof/>
+                <w:webHidden/>
+              </w:rPr>
+              <w:fldChar w:fldCharType="end"/>
+            </w:r>
+          </w:hyperlink>
+        </w:p>
+        <w:p>
+          <w:pPr>
+            <w:pStyle w:val="2c"/>
+            <w:tabs>
+              <w:tab w:val="right" w:leader="dot" w:pos="9628"/>
+            </w:tabs>
+            <w:rPr>
+              <w:noProof/>
+            </w:rPr>
+          </w:pPr>
+          <w:hyperlink w:anchor="_Toc230516157" w:history="1">
+            <w:r>
+              <w:rPr>
+                <w:rStyle w:val="aff8"/>
+                <w:noProof/>
+                <w:lang w:val="ru-RU"/>
+              </w:rPr>
+              <w:t>2.3 Проектирование пользовательского интерфейса</w:t>
+            </w:r>
+            <w:r>
+              <w:rPr>
+                <w:noProof/>
+                <w:webHidden/>
+              </w:rPr>
+              <w:tab/>
+            </w:r>
+            <w:r>
+              <w:rPr>
+                <w:noProof/>
+                <w:webHidden/>
+              </w:rPr>
+              <w:fldChar w:fldCharType="begin"/>
+            </w:r>
+            <w:r>
+              <w:rPr>
+                <w:noProof/>
+                <w:webHidden/>
+              </w:rPr>
+              <w:instrText xml:space="preserve"> PAGEREF _Toc230516157 \h </w:instrText>
+            </w:r>
+            <w:r>
+              <w:rPr>
+                <w:noProof/>
+                <w:webHidden/>
+              </w:rPr>
+            </w:r>
+            <w:r>
+              <w:rPr>
+                <w:noProof/>
+                <w:webHidden/>
+              </w:rPr>
+              <w:fldChar w:fldCharType="separate"/>
+            </w:r>
+            <w:r>
+              <w:rPr>
+                <w:noProof/>
+                <w:webHidden/>
+              </w:rPr>
+              <w:t>8</w:t>
+            </w:r>
+            <w:r>
+              <w:rPr>
+                <w:noProof/>
+                <w:webHidden/>
+              </w:rPr>
+              <w:fldChar w:fldCharType="end"/>
+            </w:r>
+          </w:hyperlink>
+        </w:p>
+        <w:p>
+          <w:pPr>
+            <w:pStyle w:val="14"/>
+            <w:tabs>
+              <w:tab w:val="right" w:leader="dot" w:pos="9628"/>
+            </w:tabs>
+            <w:rPr>
+              <w:noProof/>
+            </w:rPr>
+          </w:pPr>
+          <w:hyperlink w:anchor="_Toc230516158" w:history="1">
+            <w:r>
+              <w:rPr>
+                <w:rStyle w:val="aff8"/>
+                <w:noProof/>
+                <w:lang w:val="ru-RU"/>
+              </w:rPr>
+              <w:t>3 РЕАЛИЗАЦИЯ ПРОГРАММНОГО ПРОДУКТА</w:t>
+            </w:r>
+            <w:r>
+              <w:rPr>
+                <w:noProof/>
+                <w:webHidden/>
+              </w:rPr>
+              <w:tab/>
+            </w:r>
+            <w:r>
+              <w:rPr>
+                <w:noProof/>
+                <w:webHidden/>
+              </w:rPr>
+              <w:fldChar w:fldCharType="begin"/>
+            </w:r>
+            <w:r>
+              <w:rPr>
+                <w:noProof/>
+                <w:webHidden/>
+              </w:rPr>
+              <w:instrText xml:space="preserve"> PAGEREF _Toc230516158 \h </w:instrText>
+            </w:r>
+            <w:r>
+              <w:rPr>
+                <w:noProof/>
+                <w:webHidden/>
+              </w:rPr>
+            </w:r>
+            <w:r>
+              <w:rPr>
+                <w:noProof/>
+                <w:webHidden/>
+              </w:rPr>
+              <w:fldChar w:fldCharType="separate"/>
+            </w:r>
+            <w:r>
+              <w:rPr>
+                <w:noProof/>
+                <w:webHidden/>
+              </w:rPr>
+              <w:t>10</w:t>
+            </w:r>
+            <w:r>
+              <w:rPr>
+                <w:noProof/>
+                <w:webHidden/>
+              </w:rPr>
+              <w:fldChar w:fldCharType="end"/>
+            </w:r>
+          </w:hyperlink>
+        </w:p>
+        <w:p>
+          <w:pPr>
+            <w:pStyle w:val="2c"/>
+            <w:tabs>
+              <w:tab w:val="right" w:leader="dot" w:pos="9628"/>
+            </w:tabs>
+            <w:rPr>
+              <w:noProof/>
+            </w:rPr>
+          </w:pPr>
+          <w:hyperlink w:anchor="_Toc230516159" w:history="1">
+            <w:r>
+              <w:rPr>
+                <w:rStyle w:val="aff8"/>
+                <w:noProof/>
+                <w:lang w:val="ru-RU"/>
+              </w:rPr>
+              <w:t>3.1 Средства разработки</w:t>
+            </w:r>
+            <w:r>
+              <w:rPr>
+                <w:noProof/>
+                <w:webHidden/>
+              </w:rPr>
+              <w:tab/>
+            </w:r>
+            <w:r>
+              <w:rPr>
+                <w:noProof/>
+                <w:webHidden/>
+              </w:rPr>
+              <w:fldChar w:fldCharType="begin"/>
+            </w:r>
+            <w:r>
+              <w:rPr>
+                <w:noProof/>
+                <w:webHidden/>
+              </w:rPr>
+              <w:instrText xml:space="preserve"> PAGEREF _Toc230516159 \h </w:instrText>
+            </w:r>
+            <w:r>
+              <w:rPr>
+                <w:noProof/>
+                <w:webHidden/>
+              </w:rPr>
+            </w:r>
+            <w:r>
+              <w:rPr>
+                <w:noProof/>
+                <w:webHidden/>
+              </w:rPr>
+              <w:fldChar w:fldCharType="separate"/>
+            </w:r>
+            <w:r>
+              <w:rPr>
+                <w:noProof/>
+                <w:webHidden/>
+              </w:rPr>
+              <w:t>10</w:t>
+            </w:r>
+            <w:r>
+              <w:rPr>
+                <w:noProof/>
+                <w:webHidden/>
+              </w:rPr>
+              <w:fldChar w:fldCharType="end"/>
+            </w:r>
+          </w:hyperlink>
+        </w:p>
+        <w:p>
+          <w:pPr>
+            <w:pStyle w:val="2c"/>
+            <w:tabs>
+              <w:tab w:val="right" w:leader="dot" w:pos="9628"/>
+            </w:tabs>
+            <w:rPr>
+              <w:noProof/>
+            </w:rPr>
+          </w:pPr>
+          <w:hyperlink w:anchor="_Toc230516160" w:history="1">
+            <w:r>
+              <w:rPr>
+                <w:rStyle w:val="aff8"/>
+                <w:noProof/>
+              </w:rPr>
+              <w:t>3.2 Описание основных модулей</w:t>
+            </w:r>
+            <w:r>
+              <w:rPr>
+                <w:noProof/>
+                <w:webHidden/>
+              </w:rPr>
+              <w:tab/>
+            </w:r>
+            <w:r>
+              <w:rPr>
+                <w:noProof/>
+                <w:webHidden/>
+              </w:rPr>
+              <w:fldChar w:fldCharType="begin"/>
+            </w:r>
+            <w:r>
+              <w:rPr>
+                <w:noProof/>
+                <w:webHidden/>
+              </w:rPr>
+              <w:instrText xml:space="preserve"> PAGEREF _Toc230516160 \h </w:instrText>
+            </w:r>
+            <w:r>
+              <w:rPr>
+                <w:noProof/>
+                <w:webHidden/>
+              </w:rPr>
+            </w:r>
+            <w:r>
+              <w:rPr>
+                <w:noProof/>
+                <w:webHidden/>
+              </w:rPr>
+              <w:fldChar w:fldCharType="separate"/>
+            </w:r>
+            <w:r>
+              <w:rPr>
+                <w:noProof/>
+                <w:webHidden/>
+              </w:rPr>
+              <w:t>10</w:t>
+            </w:r>
+            <w:r>
+              <w:rPr>
+                <w:noProof/>
+                <w:webHidden/>
+              </w:rPr>
+              <w:fldChar w:fldCharType="end"/>
+            </w:r>
+          </w:hyperlink>
+        </w:p>
+        <w:p>
+          <w:pPr>
+            <w:pStyle w:val="2c"/>
+            <w:tabs>
+              <w:tab w:val="right" w:leader="dot" w:pos="9628"/>
+            </w:tabs>
+            <w:rPr>
+              <w:noProof/>
+            </w:rPr>
+          </w:pPr>
+          <w:hyperlink w:anchor="_Toc230516161" w:history="1">
+            <w:r>
+              <w:rPr>
+                <w:rStyle w:val="aff8"/>
+                <w:noProof/>
+                <w:lang w:val="ru-RU"/>
+              </w:rPr>
+              <w:t>3.3 Работа с базой данных</w:t>
+            </w:r>
+            <w:r>
+              <w:rPr>
+                <w:noProof/>
+                <w:webHidden/>
+              </w:rPr>
+              <w:tab/>
+            </w:r>
+            <w:r>
+              <w:rPr>
+                <w:noProof/>
+                <w:webHidden/>
+              </w:rPr>
+              <w:fldChar w:fldCharType="begin"/>
+            </w:r>
+            <w:r>
+              <w:rPr>
+                <w:noProof/>
+                <w:webHidden/>
+              </w:rPr>
+              <w:instrText xml:space="preserve"> PAGEREF _Toc230516161 \h </w:instrText>
+            </w:r>
+            <w:r>
+              <w:rPr>
+                <w:noProof/>
+                <w:webHidden/>
+              </w:rPr>
+            </w:r>
+            <w:r>
+              <w:rPr>
+                <w:noProof/>
+                <w:webHidden/>
+              </w:rPr>
+              <w:fldChar w:fldCharType="separate"/>
+            </w:r>
+            <w:r>
+              <w:rPr>
+                <w:noProof/>
+                <w:webHidden/>
+              </w:rPr>
+              <w:t>11</w:t>
+            </w:r>
+            <w:r>
+              <w:rPr>
+                <w:noProof/>
+                <w:webHidden/>
+              </w:rPr>
+              <w:fldChar w:fldCharType="end"/>
+            </w:r>
+          </w:hyperlink>
+        </w:p>
+        <w:p>
+          <w:pPr>
+            <w:pStyle w:val="14"/>
+            <w:tabs>
+              <w:tab w:val="right" w:leader="dot" w:pos="9628"/>
+            </w:tabs>
+            <w:rPr>
+              <w:noProof/>
+            </w:rPr>
+          </w:pPr>
+          <w:hyperlink w:anchor="_Toc230516162" w:history="1">
+            <w:r>
+              <w:rPr>
+                <w:rStyle w:val="aff8"/>
+                <w:noProof/>
+                <w:lang w:val="ru-RU"/>
+              </w:rPr>
+              <w:t>4 ТЕСТИРОВАНИЕ И ЭКСПЛУАТАЦИЯ</w:t>
+            </w:r>
+            <w:r>
+              <w:rPr>
+                <w:noProof/>
+                <w:webHidden/>
+              </w:rPr>
+              <w:tab/>
+            </w:r>
+            <w:r>
+              <w:rPr>
+                <w:noProof/>
+                <w:webHidden/>
+              </w:rPr>
+              <w:fldChar w:fldCharType="begin"/>
+            </w:r>
+            <w:r>
+              <w:rPr>
+                <w:noProof/>
+                <w:webHidden/>
+              </w:rPr>
+              <w:instrText xml:space="preserve"> PAGEREF _Toc230516162 \h </w:instrText>
+            </w:r>
+            <w:r>
+              <w:rPr>
+                <w:noProof/>
+                <w:webHidden/>
+              </w:rPr>
+            </w:r>
+            <w:r>
+              <w:rPr>
+                <w:noProof/>
+                <w:webHidden/>
+              </w:rPr>
+              <w:fldChar w:fldCharType="separate"/>
+            </w:r>
+            <w:r>
+              <w:rPr>
+                <w:noProof/>
+                <w:webHidden/>
+              </w:rPr>
+              <w:t>13</w:t>
+            </w:r>
+            <w:r>
+              <w:rPr>
+                <w:noProof/>
+                <w:webHidden/>
+              </w:rPr>
+              <w:fldChar w:fldCharType="end"/>
+            </w:r>
+          </w:hyperlink>
+        </w:p>
+        <w:p>
+          <w:pPr>
+            <w:pStyle w:val="14"/>
+            <w:tabs>
+              <w:tab w:val="right" w:leader="dot" w:pos="9628"/>
+            </w:tabs>
+            <w:rPr>
+              <w:noProof/>
+            </w:rPr>
+          </w:pPr>
+          <w:hyperlink w:anchor="_Toc230516163" w:history="1">
+            <w:r>
+              <w:rPr>
+                <w:rStyle w:val="aff8"/>
+                <w:noProof/>
+                <w:lang w:val="ru-RU"/>
+              </w:rPr>
+              <w:t>ЗАКЛЮЧЕНИЕ</w:t>
+            </w:r>
+            <w:r>
+              <w:rPr>
+                <w:noProof/>
+                <w:webHidden/>
+              </w:rPr>
+              <w:tab/>
+            </w:r>
+            <w:r>
+              <w:rPr>
+                <w:noProof/>
+                <w:webHidden/>
+              </w:rPr>
+              <w:fldChar w:fldCharType="begin"/>
+            </w:r>
+            <w:r>
+              <w:rPr>
+                <w:noProof/>
+                <w:webHidden/>
+              </w:rPr>
+              <w:instrText xml:space="preserve"> PAGEREF _Toc230516163 \h </w:instrText>
+            </w:r>
+            <w:r>
+              <w:rPr>
+                <w:noProof/>
+                <w:webHidden/>
+              </w:rPr>
+            </w:r>
+            <w:r>
+              <w:rPr>
+                <w:noProof/>
+                <w:webHidden/>
+              </w:rPr>
+              <w:fldChar w:fldCharType="separate"/>
+            </w:r>
+            <w:r>
+              <w:rPr>
+                <w:noProof/>
+                <w:webHidden/>
+              </w:rPr>
+              <w:t>15</w:t>
+            </w:r>
+            <w:r>
+              <w:rPr>
+                <w:noProof/>
+                <w:webHidden/>
+              </w:rPr>
+              <w:fldChar w:fldCharType="end"/>
+            </w:r>
+          </w:hyperlink>
+        </w:p>
+        <w:p>
+          <w:pPr>
+            <w:pStyle w:val="14"/>
+            <w:tabs>
+              <w:tab w:val="right" w:leader="dot" w:pos="9628"/>
+            </w:tabs>
+            <w:rPr>
+              <w:noProof/>
+            </w:rPr>
+          </w:pPr>
+          <w:hyperlink w:anchor="_Toc230516164" w:history="1">
+            <w:r>
+              <w:rPr>
+                <w:rStyle w:val="aff8"/>
+                <w:noProof/>
+                <w:lang w:val="ru-RU"/>
+              </w:rPr>
+              <w:t>СПИСОК ИСПОЛЬЗОВАННЫХ ИСТОЧНИКОВ</w:t>
+            </w:r>
+            <w:r>
+              <w:rPr>
+                <w:noProof/>
+                <w:webHidden/>
+              </w:rPr>
+              <w:tab/>
+            </w:r>
+            <w:r>
+              <w:rPr>
+                <w:noProof/>
+                <w:webHidden/>
+              </w:rPr>
+              <w:fldChar w:fldCharType="begin"/>
+            </w:r>
+            <w:r>
+              <w:rPr>
+                <w:noProof/>
+                <w:webHidden/>
+              </w:rPr>
+              <w:instrText xml:space="preserve"> PAGEREF _Toc230516164 \h </w:instrText>
+            </w:r>
+            <w:r>
+              <w:rPr>
+                <w:noProof/>
+                <w:webHidden/>
+              </w:rPr>
+            </w:r>
+            <w:r>
+              <w:rPr>
+                <w:noProof/>
+                <w:webHidden/>
+              </w:rPr>
+              <w:fldChar w:fldCharType="separate"/>
+            </w:r>
+            <w:r>
+              <w:rPr>
+                <w:noProof/>
+                <w:webHidden/>
+              </w:rPr>
+              <w:t>16</w:t>
+            </w:r>
+            <w:r>
+              <w:rPr>
+                <w:noProof/>
+                <w:webHidden/>
+              </w:rPr>
+              <w:fldChar w:fldCharType="end"/>
+            </w:r>
+          </w:hyperlink>
+        </w:p>
+        <w:p>
+          <w:pPr>
+            <w:pStyle w:val="14"/>
+            <w:tabs>
+              <w:tab w:val="right" w:leader="dot" w:pos="9628"/>
+            </w:tabs>
+            <w:rPr>
+              <w:noProof/>
+            </w:rPr>
+          </w:pPr>
+          <w:hyperlink w:anchor="_Toc230516165" w:history="1">
+            <w:r>
+              <w:rPr>
+                <w:rStyle w:val="aff8"/>
+                <w:noProof/>
+                <w:lang w:val="ru-RU"/>
+              </w:rPr>
+              <w:t>ПРИЛОЖЕНИЕ А</w:t>
+            </w:r>
+            <w:r>
+              <w:rPr>
+                <w:noProof/>
+                <w:webHidden/>
+              </w:rPr>
+              <w:tab/>
+            </w:r>
+            <w:r>
+              <w:rPr>
+                <w:noProof/>
+                <w:webHidden/>
+              </w:rPr>
+              <w:fldChar w:fldCharType="begin"/>
+            </w:r>
+            <w:r>
+              <w:rPr>
+                <w:noProof/>
+                <w:webHidden/>
+              </w:rPr>
+              <w:instrText xml:space="preserve"> PAGEREF _Toc230516165 \h </w:instrText>
+            </w:r>
+            <w:r>
+              <w:rPr>
+                <w:noProof/>
+                <w:webHidden/>
+              </w:rPr>
+            </w:r>
+            <w:r>
+              <w:rPr>
+                <w:noProof/>
+                <w:webHidden/>
+              </w:rPr>
+              <w:fldChar w:fldCharType="separate"/>
+            </w:r>
+            <w:r>
+              <w:rPr>
+                <w:noProof/>
+                <w:webHidden/>
+              </w:rPr>
+              <w:t>17</w:t>
+            </w:r>
+            <w:r>
+              <w:rPr>
+                <w:noProof/>
+                <w:webHidden/>
+              </w:rPr>
+              <w:fldChar w:fldCharType="end"/>
+            </w:r>
+          </w:hyperlink>
+        </w:p>
+        <w:p>
+          <w:pPr>
+            <w:pStyle w:val="14"/>
+            <w:tabs>
+              <w:tab w:val="right" w:leader="dot" w:pos="9628"/>
+            </w:tabs>
+            <w:rPr>
+              <w:noProof/>
+            </w:rPr>
+          </w:pPr>
+          <w:hyperlink w:anchor="_Toc230516166" w:history="1">
+            <w:r>
+              <w:rPr>
+                <w:rStyle w:val="aff8"/>
+                <w:noProof/>
+                <w:lang w:val="ru-RU"/>
+              </w:rPr>
+              <w:t>ПРИЛОЖЕНИЕ Б</w:t>
+            </w:r>
+            <w:r>
+              <w:rPr>
+                <w:noProof/>
+                <w:webHidden/>
+              </w:rPr>
+              <w:tab/>
+            </w:r>
+            <w:r>
+              <w:rPr>
+                <w:noProof/>
+                <w:webHidden/>
+              </w:rPr>
+              <w:fldChar w:fldCharType="begin"/>
+            </w:r>
+            <w:r>
+              <w:rPr>
+                <w:noProof/>
+                <w:webHidden/>
+              </w:rPr>
+              <w:instrText xml:space="preserve"> PAGEREF _Toc230516166 \h </w:instrText>
+            </w:r>
+            <w:r>
+              <w:rPr>
+                <w:noProof/>
+                <w:webHidden/>
+              </w:rPr>
+            </w:r>
+            <w:r>
+              <w:rPr>
+                <w:noProof/>
+                <w:webHidden/>
+              </w:rPr>
+              <w:fldChar w:fldCharType="separate"/>
+            </w:r>
+            <w:r>
+              <w:rPr>
+                <w:noProof/>
+                <w:webHidden/>
+              </w:rPr>
+              <w:t>18</w:t>
+            </w:r>
+            <w:r>
+              <w:rPr>
+                <w:noProof/>
+                <w:webHidden/>
+              </w:rPr>
+              <w:fldChar w:fldCharType="end"/>
+            </w:r>
+          </w:hyperlink>
+        </w:p>
+        <w:p>
+          <w:pPr>
+            <w:pStyle w:val="14"/>
+            <w:tabs>
+              <w:tab w:val="right" w:leader="dot" w:pos="9628"/>
+            </w:tabs>
+            <w:rPr>
+              <w:noProof/>
+            </w:rPr>
+          </w:pPr>
+          <w:hyperlink w:anchor="_Toc230516167" w:history="1">
+            <w:r>
+              <w:rPr>
+                <w:rStyle w:val="aff8"/>
+                <w:noProof/>
+                <w:lang w:val="ru-RU"/>
+              </w:rPr>
+              <w:t>ПРИЛОЖЕНИЕ В</w:t>
+            </w:r>
+            <w:r>
+              <w:rPr>
+                <w:noProof/>
+                <w:webHidden/>
+              </w:rPr>
+              <w:tab/>
+            </w:r>
+            <w:r>
+              <w:rPr>
+                <w:noProof/>
+                <w:webHidden/>
+              </w:rPr>
+              <w:fldChar w:fldCharType="begin"/>
+            </w:r>
+            <w:r>
+              <w:rPr>
+                <w:noProof/>
+                <w:webHidden/>
+              </w:rPr>
+              <w:instrText xml:space="preserve"> PAGEREF _Toc230516167 \h </w:instrText>
+            </w:r>
+            <w:r>
+              <w:rPr>
+                <w:noProof/>
+                <w:webHidden/>
+              </w:rPr>
+            </w:r>
+            <w:r>
+              <w:rPr>
+                <w:noProof/>
+                <w:webHidden/>
+              </w:rPr>
+              <w:fldChar w:fldCharType="separate"/>
+            </w:r>
+            <w:r>
+              <w:rPr>
+                <w:noProof/>
+                <w:webHidden/>
+              </w:rPr>
+              <w:t>19</w:t>
+            </w:r>
+            <w:r>
+              <w:rPr>
+                <w:noProof/>
+                <w:webHidden/>
+              </w:rPr>
+              <w:fldChar w:fldCharType="end"/>
+            </w:r>
+          </w:hyperlink>
+        </w:p>
+        <w:p>
+          <w:r>
+            <w:rPr>
+              <w:b/>
+              <w:bCs/>
+            </w:rPr>
+            <w:fldChar w:fldCharType="end"/>
+          </w:r>
+        </w:p>
+      </w:sdtContent>
+    </w:sdt>
+    <w:p>
+      <w:pPr>
+        <w:rPr>
+          <w:lang w:val="ru-RU"/>
+        </w:rPr>
+      </w:pPr>
+      <w:r>
+        <w:rPr>
+          <w:lang w:val="ru-RU"/>
+        </w:rPr>
+        <w:br w:type="page"/>
+      </w:r>
+    </w:p>
     <w:p>
       <w:pPr>
         <w:pStyle w:val="1"/>
-      </w:pPr>
-      <w:r>
-        <w:lastRenderedPageBreak/>
-        <w:t>СОДЕРЖАНИЕ</w:t>
-      </w:r>
-    </w:p>
-    <w:p>
-      <w:pPr>
-        <w:ind w:firstLine="0"/>
-        <w:jc w:val="left"/>
-      </w:pPr>
-      <w:r>
-        <w:t>Введение......................................................................3</w:t>
-      </w:r>
-    </w:p>
-    <w:p>
-      <w:r>
-        <w:t>1 Постановка задачи..........................................................5</w:t>
-      </w:r>
-    </w:p>
-    <w:p>
-      <w:pPr>
-        <w:ind w:firstLine="0"/>
-        <w:jc w:val="left"/>
-      </w:pPr>
-      <w:r>
-        <w:t>1.1 Характеристика предметной области.........................................5</w:t>
-      </w:r>
-    </w:p>
-    <w:p>
-      <w:r>
-        <w:t>1.2 Требования к программному модулю..........................................7</w:t>
-      </w:r>
-    </w:p>
-    <w:p>
-      <w:r>
-        <w:t>2 Проектирование программного модуля.........................................10</w:t>
-      </w:r>
-    </w:p>
-    <w:p>
-      <w:pPr>
-        <w:ind w:firstLine="0"/>
-        <w:jc w:val="left"/>
-      </w:pPr>
-      <w:r>
-        <w:t>2.1 Архитектура приложения....................................................10</w:t>
-      </w:r>
-    </w:p>
-    <w:p>
-      <w:pPr>
-        <w:ind w:firstLine="0"/>
-        <w:jc w:val="left"/>
-      </w:pPr>
-      <w:r>
-        <w:t>2.2 Проектирование базы данных................................................12</w:t>
-      </w:r>
-    </w:p>
-    <w:p>
-      <w:pPr>
-        <w:ind w:firstLine="0"/>
-        <w:jc w:val="left"/>
-      </w:pPr>
-      <w:r>
-        <w:t>2.3 Проектирование пользовательского интерфейса...............................15</w:t>
-      </w:r>
-    </w:p>
-    <w:p>
-      <w:r>
-        <w:t>3 Разработка программного модуля.............................................17</w:t>
-      </w:r>
-    </w:p>
-    <w:p>
-      <w:pPr>
-        <w:ind w:firstLine="0"/>
-        <w:jc w:val="left"/>
-      </w:pPr>
-      <w:r>
-        <w:t>3.1 Средства разработки.......................................................17</w:t>
-      </w:r>
-    </w:p>
-    <w:p>
-      <w:pPr>
-        <w:ind w:firstLine="0"/>
-        <w:jc w:val="left"/>
-      </w:pPr>
-      <w:r>
-        <w:t>3.2 Описание основных модулей.................................................19</w:t>
-      </w:r>
-    </w:p>
-    <w:p>
-      <w:pPr>
-        <w:ind w:firstLine="0"/>
-        <w:jc w:val="left"/>
-      </w:pPr>
-      <w:r>
-        <w:t>3.3 Работа с базой данных.....................................................22</w:t>
-      </w:r>
-    </w:p>
-    <w:p>
-      <w:r>
-        <w:t>4 Тестирование и руководство пользователя....................................24</w:t>
-      </w:r>
-    </w:p>
-    <w:p>
-      <w:pPr>
-        <w:ind w:firstLine="0"/>
-        <w:jc w:val="left"/>
-      </w:pPr>
-      <w:r>
-        <w:t>Заключение....................................................................27</w:t>
-      </w:r>
-    </w:p>
-    <w:p>
-      <w:pPr>
-        <w:ind w:firstLine="0"/>
-        <w:jc w:val="left"/>
-      </w:pPr>
-      <w:r>
-        <w:t>Список использованных источников..............................................28</w:t>
-      </w:r>
-    </w:p>
-    <w:p>
-      <w:pPr>
-        <w:ind w:firstLine="0"/>
-        <w:jc w:val="left"/>
-      </w:pPr>
-      <w:r>
-        <w:t>Приложение А. Фрагменты программного кода.....................................30</w:t>
-      </w:r>
-    </w:p>
-    <w:p>
-      <w:pPr>
-        <w:ind w:firstLine="0"/>
-        <w:jc w:val="left"/>
-      </w:pPr>
-      <w:r>
-        <w:t>Приложение Б. SQL-скрипт структуры базы данных................................32</w:t>
-      </w:r>
-    </w:p>
-    <w:p>
-      <w:r>
-        <w:br w:type="page"/>
-      </w:r>
-    </w:p>
-    <w:p>
-      <w:pPr>
-        <w:pStyle w:val="1"/>
-      </w:pPr>
-      <w:r>
+        <w:rPr>
+          <w:lang w:val="ru-RU"/>
+        </w:rPr>
+      </w:pPr>
+      <w:bookmarkStart w:id="0" w:name="_Toc230516150"/>
+      <w:r>
+        <w:rPr>
+          <w:lang w:val="ru-RU"/>
+        </w:rPr>
         <w:lastRenderedPageBreak/>
         <w:t>ВВЕДЕНИЕ</w:t>
       </w:r>
-    </w:p>
-    <w:p>
-      <w:r>
+      <w:bookmarkEnd w:id="0"/>
+    </w:p>
+    <w:p>
+      <w:pPr>
+        <w:rPr>
+          <w:lang w:val="ru-RU"/>
+        </w:rPr>
+      </w:pPr>
+      <w:r>
+        <w:rPr>
+          <w:lang w:val="ru-RU"/>
+        </w:rPr>
         <w:t>Современные организации, выполняющие обслуживание газового оборудования, работают с большим объемом эксплуатационных данных: сведениями о клиентах, перечнем установленного оборудования, заявками на диагностику и техническое обслуживание, результатами выполненных работ. Ведение такой информации в разрозненных таблицах или бумажных журналах снижает скорость обработки заявок и повышает риск ошибок при планировании работ.</w:t>
       </w:r>
     </w:p>
     <w:p>
-      <w:r>
+      <w:pPr>
+        <w:rPr>
+          <w:lang w:val="ru-RU"/>
+        </w:rPr>
+      </w:pPr>
+      <w:r>
+        <w:rPr>
+          <w:lang w:val="ru-RU"/>
+        </w:rPr>
         <w:t>Актуальность темы курсовой работы определяется необходимостью разработки простой и расширяемой информационной системы, которая позволит хранить сведения о газовом оборудовании и клиентах в централизованной базе данных, а также предоставит пользователю удобный настольный интерфейс для просмотра данных.</w:t>
       </w:r>
     </w:p>
     <w:p>
-      <w:r>
-        <w:t>Цель работы - разработать программный модуль учета заявок газовой сервисной службы, обеспечивающий ввод, хранение, обработку и просмотр данных об абонентах, адресах, газовом оборудовании, мастерах, заявках, выполненных работах и результатах технических проверок.</w:t>
-      </w:r>
-    </w:p>
-    <w:p>
-      <w:r>
-        <w:t>Для достижения цели были поставлены задачи: изучить предметную область; определить функциональные и нефункциональные требования; спроектировать структуру базы данных; разработать классы модели и модель представления; реализовать подключение к PostgreSQL; создать пользовательский интерфейс для ввода и просмотра данных; подготовить тестовые данные; выполнить проверку сборки и основных пользовательских сценариев.</w:t>
-      </w:r>
-    </w:p>
-    <w:p>
-      <w:r>
+      <w:pPr>
+        <w:rPr>
+          <w:lang w:val="ru-RU"/>
+        </w:rPr>
+      </w:pPr>
+      <w:r>
+        <w:rPr>
+          <w:lang w:val="ru-RU"/>
+        </w:rPr>
+        <w:t xml:space="preserve">Цель работы - разработать программное приложение «Система обслуживания газового оборудования», обеспечивающее учет оборудования и клиентов с использованием настольного интерфейса и реляционной базы данных </w:t>
+      </w:r>
+      <w:r>
+        <w:t>PostgreSQL</w:t>
+      </w:r>
+      <w:r>
+        <w:rPr>
+          <w:lang w:val="ru-RU"/>
+        </w:rPr>
+        <w:t>.</w:t>
+      </w:r>
+    </w:p>
+    <w:p>
+      <w:pPr>
+        <w:rPr>
+          <w:lang w:val="ru-RU"/>
+        </w:rPr>
+      </w:pPr>
+      <w:r>
+        <w:rPr>
+          <w:lang w:val="ru-RU"/>
+        </w:rPr>
+        <w:t xml:space="preserve">Для достижения цели были поставлены задачи: изучить предметную область; определить функциональные и нефункциональные требования; спроектировать структуру базы данных; разработать модель данных приложения; реализовать подключение к </w:t>
+      </w:r>
+      <w:r>
+        <w:t>PostgreSQL</w:t>
+      </w:r>
+      <w:r>
+        <w:rPr>
+          <w:lang w:val="ru-RU"/>
+        </w:rPr>
+        <w:t>; создать пользовательский интерфейс; выполнить проверку сборки и работоспособности основных модулей.</w:t>
+      </w:r>
+    </w:p>
+    <w:p>
+      <w:pPr>
+        <w:rPr>
+          <w:lang w:val="ru-RU"/>
+        </w:rPr>
+      </w:pPr>
+      <w:r>
+        <w:rPr>
+          <w:lang w:val="ru-RU"/>
+        </w:rPr>
         <w:t>Объектом исследования является процесс учета оборудования и клиентов газовой сервисной организации. Предметом исследования являются программные средства автоматизации учета и просмотра эксплуатационных данных.</w:t>
       </w:r>
     </w:p>
     <w:p>
-      <w:r>
-        <w:t xml:space="preserve">Практическая значимость работы заключается в том, что разработанное приложение уже содержит завершенный учебный сценарий учета заявок и </w:t>
-      </w:r>
-      <w:r>
+      <w:pPr>
+        <w:rPr>
+          <w:lang w:val="ru-RU"/>
+        </w:rPr>
+      </w:pPr>
+      <w:r>
+        <w:rPr>
+          <w:lang w:val="ru-RU"/>
+        </w:rPr>
+        <w:t xml:space="preserve">Практическая значимость работы заключается в том, что разработанное приложение может использоваться как основа для дальнейшего развития </w:t>
+      </w:r>
+      <w:r>
+        <w:rPr>
+          <w:lang w:val="ru-RU"/>
+        </w:rPr>
         <w:lastRenderedPageBreak/>
-        <w:t>может быть расширено редактированием записей, авторизацией пользователей, печатными формами актов, экспортом отчетов и календарным планированием выездов мастеров.</w:t>
-      </w:r>
+        <w:t>системы: добавления регистрации заявок, фильтрации, поиска, формирования отчетов и разграничения прав доступа.</w:t>
+      </w:r>
+    </w:p>
+    <w:p>
+      <w:pPr>
+        <w:rPr>
+          <w:lang w:val="ru-RU"/>
+        </w:rPr>
+      </w:pPr>
+    </w:p>
+    <w:p>
+      <w:pPr>
+        <w:rPr>
+          <w:lang w:val="ru-RU"/>
+        </w:rPr>
+      </w:pPr>
+    </w:p>
+    <w:p>
+      <w:pPr>
+        <w:rPr>
+          <w:lang w:val="ru-RU"/>
+        </w:rPr>
+      </w:pPr>
+    </w:p>
+    <w:p>
+      <w:pPr>
+        <w:rPr>
+          <w:lang w:val="ru-RU"/>
+        </w:rPr>
+      </w:pPr>
+    </w:p>
+    <w:p>
+      <w:pPr>
+        <w:rPr>
+          <w:lang w:val="ru-RU"/>
+        </w:rPr>
+      </w:pPr>
+    </w:p>
+    <w:p>
+      <w:pPr>
+        <w:rPr>
+          <w:lang w:val="ru-RU"/>
+        </w:rPr>
+      </w:pPr>
+    </w:p>
+    <w:p>
+      <w:pPr>
+        <w:rPr>
+          <w:lang w:val="ru-RU"/>
+        </w:rPr>
+      </w:pPr>
+    </w:p>
+    <w:p>
+      <w:pPr>
+        <w:rPr>
+          <w:lang w:val="ru-RU"/>
+        </w:rPr>
+      </w:pPr>
+    </w:p>
+    <w:p>
+      <w:pPr>
+        <w:rPr>
+          <w:lang w:val="ru-RU"/>
+        </w:rPr>
+      </w:pPr>
+    </w:p>
+    <w:p>
+      <w:pPr>
+        <w:rPr>
+          <w:lang w:val="ru-RU"/>
+        </w:rPr>
+      </w:pPr>
+    </w:p>
+    <w:p>
+      <w:pPr>
+        <w:rPr>
+          <w:lang w:val="ru-RU"/>
+        </w:rPr>
+      </w:pPr>
+    </w:p>
+    <w:p>
+      <w:pPr>
+        <w:rPr>
+          <w:lang w:val="ru-RU"/>
+        </w:rPr>
+      </w:pPr>
+    </w:p>
+    <w:p>
+      <w:pPr>
+        <w:rPr>
+          <w:lang w:val="ru-RU"/>
+        </w:rPr>
+      </w:pPr>
+    </w:p>
+    <w:p>
+      <w:pPr>
+        <w:rPr>
+          <w:lang w:val="ru-RU"/>
+        </w:rPr>
+      </w:pPr>
+    </w:p>
+    <w:p>
+      <w:pPr>
+        <w:rPr>
+          <w:lang w:val="ru-RU"/>
+        </w:rPr>
+      </w:pPr>
+    </w:p>
+    <w:p>
+      <w:pPr>
+        <w:rPr>
+          <w:lang w:val="ru-RU"/>
+        </w:rPr>
+      </w:pPr>
+    </w:p>
+    <w:p>
+      <w:pPr>
+        <w:rPr>
+          <w:lang w:val="ru-RU"/>
+        </w:rPr>
+      </w:pPr>
+    </w:p>
+    <w:p>
+      <w:pPr>
+        <w:rPr>
+          <w:lang w:val="ru-RU"/>
+        </w:rPr>
+      </w:pPr>
+    </w:p>
+    <w:p>
+      <w:pPr>
+        <w:rPr>
+          <w:lang w:val="ru-RU"/>
+        </w:rPr>
+      </w:pPr>
+    </w:p>
+    <w:p>
+      <w:pPr>
+        <w:rPr>
+          <w:lang w:val="ru-RU"/>
+        </w:rPr>
+      </w:pPr>
+    </w:p>
+    <w:p>
+      <w:pPr>
+        <w:rPr>
+          <w:lang w:val="ru-RU"/>
+        </w:rPr>
+      </w:pPr>
+    </w:p>
+    <w:p>
+      <w:pPr>
+        <w:rPr>
+          <w:lang w:val="ru-RU"/>
+        </w:rPr>
+      </w:pPr>
+    </w:p>
+    <w:p>
+      <w:pPr>
+        <w:rPr>
+          <w:lang w:val="ru-RU"/>
+        </w:rPr>
+      </w:pPr>
+    </w:p>
+    <w:p>
+      <w:pPr>
+        <w:rPr>
+          <w:lang w:val="ru-RU"/>
+        </w:rPr>
+      </w:pPr>
+    </w:p>
+    <w:p>
+      <w:pPr>
+        <w:rPr>
+          <w:lang w:val="ru-RU"/>
+        </w:rPr>
+      </w:pPr>
+    </w:p>
+    <w:p>
+      <w:pPr>
+        <w:rPr>
+          <w:lang w:val="ru-RU"/>
+        </w:rPr>
+      </w:pPr>
     </w:p>
     <w:p>
       <w:pPr>
         <w:pStyle w:val="1"/>
-        <w:ind w:firstLine="709"/>
-        <w:jc w:val="both"/>
-      </w:pPr>
-      <w:r>
-        <w:rPr>
-          <w:rFonts w:ascii="Times New Roman" w:eastAsia="Times New Roman" w:hAnsi="Times New Roman"/>
-        </w:rPr>
-        <w:t>1 ПОСТАНОВКА ЗАДАЧИ</w:t>
-      </w:r>
+        <w:rPr>
+          <w:lang w:val="ru-RU"/>
+        </w:rPr>
+      </w:pPr>
+      <w:bookmarkStart w:id="1" w:name="_Toc230516151"/>
+      <w:r>
+        <w:rPr>
+          <w:lang w:val="ru-RU"/>
+        </w:rPr>
+        <w:lastRenderedPageBreak/>
+        <w:t>1 АНАЛИТИЧЕСКАЯ ЧАСТЬ</w:t>
+      </w:r>
+      <w:bookmarkEnd w:id="1"/>
     </w:p>
     <w:p>
       <w:pPr>
         <w:pStyle w:val="21"/>
-      </w:pPr>
-      <w:r>
+        <w:rPr>
+          <w:lang w:val="ru-RU"/>
+        </w:rPr>
+      </w:pPr>
+      <w:bookmarkStart w:id="2" w:name="_Toc230516152"/>
+      <w:r>
+        <w:rPr>
+          <w:lang w:val="ru-RU"/>
+        </w:rPr>
         <w:t>1.1 Характеристика предметной области</w:t>
       </w:r>
-    </w:p>
-    <w:p>
-      <w:r>
+      <w:bookmarkEnd w:id="2"/>
+    </w:p>
+    <w:p>
+      <w:pPr>
+        <w:rPr>
+          <w:lang w:val="ru-RU"/>
+        </w:rPr>
+      </w:pPr>
+      <w:r>
+        <w:rPr>
+          <w:lang w:val="ru-RU"/>
+        </w:rPr>
         <w:t>Газовое оборудование относится к объектам, требующим регулярного контроля технического состояния. Для сервисной организации важны точность сведений об оборудовании, история заявок, сроки обслуживания, данные ответственных клиентов и возможность оперативно определить текущий статус объекта.</w:t>
       </w:r>
     </w:p>
     <w:p>
-      <w:r>
+      <w:pPr>
+        <w:rPr>
+          <w:lang w:val="ru-RU"/>
+        </w:rPr>
+      </w:pPr>
+      <w:r>
+        <w:rPr>
+          <w:lang w:val="ru-RU"/>
+        </w:rPr>
         <w:t>В рамках курсовой работы рассматривается упрощенная модель деятельности сервисной организации. Система хранит данные о клиентах, оборудовании и заявках на обслуживание. Клиент может иметь несколько обращений, а заявка связывается с конкретной единицей оборудования. Такая структура позволяет в дальнейшем строить отчеты по активности клиентов, состоянию оборудования и загрузке специалистов.</w:t>
       </w:r>
     </w:p>
     <w:p>
-      <w:r>
+      <w:pPr>
+        <w:rPr>
+          <w:lang w:val="ru-RU"/>
+        </w:rPr>
+      </w:pPr>
+      <w:r>
+        <w:rPr>
+          <w:lang w:val="ru-RU"/>
+        </w:rPr>
         <w:t>Основными пользователями системы являются диспетчер или инженер сервисной службы. Пользователь должен видеть перечень оборудования, контролировать его состояние и иметь доступ к контактным данным клиента. Для начальной версии приложения достаточно режима просмотра данных, так как первоочередной задачей является надежная интеграция интерфейса с базой данных.</w:t>
       </w:r>
     </w:p>
@@ -311,12 +1969,30 @@
       <w:pPr>
         <w:ind w:firstLine="0"/>
         <w:jc w:val="center"/>
+        <w:rPr>
+          <w:lang w:val="ru-RU"/>
+        </w:rPr>
       </w:pPr>
       <w:r>
         <w:rPr>
           <w:sz w:val="24"/>
-        </w:rPr>
-        <w:t>Рисунок 1 - Обобщенная схема предметной области</w:t>
+          <w:lang w:val="ru-RU"/>
+        </w:rPr>
+        <w:t>Таблица</w:t>
+      </w:r>
+      <w:r>
+        <w:rPr>
+          <w:sz w:val="24"/>
+          <w:lang w:val="ru-RU"/>
+        </w:rPr>
+        <w:t xml:space="preserve"> </w:t>
+      </w:r>
+      <w:r>
+        <w:rPr>
+          <w:sz w:val="24"/>
+          <w:lang w:val="ru-RU"/>
+        </w:rPr>
+        <w:t>1 - Обобщенная схема предметной области</w:t>
       </w:r>
     </w:p>
     <w:tbl>
@@ -339,13 +2015,14 @@
         <w:tc>
           <w:tcPr>
             <w:tcW w:w="1814" w:type="dxa"/>
-            <w:shd w:val="clear" w:color="auto" w:fill="D9EAF7"/>
             <w:vAlign w:val="center"/>
           </w:tcPr>
           <w:p>
             <w:pPr>
+              <w:ind w:firstLine="0"/>
               <w:jc w:val="left"/>
             </w:pPr>
+            <w:proofErr w:type="spellStart"/>
             <w:r>
               <w:rPr>
                 <w:b/>
@@ -353,16 +2030,17 @@
               </w:rPr>
               <w:t>Сущность</w:t>
             </w:r>
+            <w:proofErr w:type="spellEnd"/>
           </w:p>
         </w:tc>
         <w:tc>
           <w:tcPr>
             <w:tcW w:w="5386" w:type="dxa"/>
-            <w:shd w:val="clear" w:color="auto" w:fill="D9EAF7"/>
             <w:vAlign w:val="center"/>
           </w:tcPr>
           <w:p>
             <w:pPr>
+              <w:ind w:firstLine="0"/>
               <w:jc w:val="left"/>
             </w:pPr>
             <w:r>
@@ -377,11 +2055,11 @@
         <w:tc>
           <w:tcPr>
             <w:tcW w:w="2551" w:type="dxa"/>
-            <w:shd w:val="clear" w:color="auto" w:fill="D9EAF7"/>
             <w:vAlign w:val="center"/>
           </w:tcPr>
           <w:p>
             <w:pPr>
+              <w:ind w:firstLine="0"/>
               <w:jc w:val="left"/>
             </w:pPr>
             <w:r>
@@ -405,6 +2083,7 @@
           </w:tcPr>
           <w:p>
             <w:pPr>
+              <w:ind w:firstLine="0"/>
               <w:jc w:val="left"/>
             </w:pPr>
             <w:r>
@@ -422,11 +2101,16 @@
           </w:tcPr>
           <w:p>
             <w:pPr>
+              <w:ind w:firstLine="0"/>
               <w:jc w:val="left"/>
+              <w:rPr>
+                <w:lang w:val="ru-RU"/>
+              </w:rPr>
             </w:pPr>
             <w:r>
               <w:rPr>
                 <w:sz w:val="24"/>
+                <w:lang w:val="ru-RU"/>
               </w:rPr>
               <w:t>Организация или физическое лицо, владеющее оборудованием или обращающееся за обслуживанием</w:t>
             </w:r>
@@ -439,14 +2123,31 @@
           </w:tcPr>
           <w:p>
             <w:pPr>
+              <w:ind w:firstLine="0"/>
               <w:jc w:val="left"/>
             </w:pPr>
+            <w:proofErr w:type="spellStart"/>
             <w:r>
               <w:rPr>
                 <w:sz w:val="24"/>
               </w:rPr>
-              <w:t>Связан с заявками</w:t>
-            </w:r>
+              <w:t>Связан</w:t>
+            </w:r>
+            <w:proofErr w:type="spellEnd"/>
+            <w:r>
+              <w:rPr>
+                <w:sz w:val="24"/>
+              </w:rPr>
+              <w:t xml:space="preserve"> с </w:t>
+            </w:r>
+            <w:proofErr w:type="spellStart"/>
+            <w:r>
+              <w:rPr>
+                <w:sz w:val="24"/>
+              </w:rPr>
+              <w:t>заявками</w:t>
+            </w:r>
+            <w:proofErr w:type="spellEnd"/>
           </w:p>
         </w:tc>
       </w:tr>
@@ -461,20 +2162,14 @@
           </w:tcPr>
           <w:p>
             <w:pPr>
+              <w:ind w:firstLine="0"/>
               <w:jc w:val="left"/>
             </w:pPr>
             <w:r>
               <w:rPr>
                 <w:sz w:val="24"/>
               </w:rPr>
-              <w:t>Оборуд</w:t>
-            </w:r>
-            <w:r>
-              <w:rPr>
-                <w:sz w:val="24"/>
-              </w:rPr>
-              <w:lastRenderedPageBreak/>
-              <w:t>ование</w:t>
+              <w:t>Оборудование</w:t>
             </w:r>
           </w:p>
         </w:tc>
@@ -485,21 +2180,18 @@
           </w:tcPr>
           <w:p>
             <w:pPr>
+              <w:ind w:firstLine="0"/>
               <w:jc w:val="left"/>
+              <w:rPr>
+                <w:lang w:val="ru-RU"/>
+              </w:rPr>
             </w:pPr>
             <w:r>
               <w:rPr>
                 <w:sz w:val="24"/>
-              </w:rPr>
-              <w:lastRenderedPageBreak/>
-              <w:t xml:space="preserve">Газовый котел, регулятор давления, </w:t>
-            </w:r>
-            <w:r>
-              <w:rPr>
-                <w:sz w:val="24"/>
-              </w:rPr>
-              <w:lastRenderedPageBreak/>
-              <w:t>водонагреватель или другой объект учета</w:t>
+                <w:lang w:val="ru-RU"/>
+              </w:rPr>
+              <w:t>Газовый котел, регулятор давления, водонагреватель или другой объект учета</w:t>
             </w:r>
           </w:p>
         </w:tc>
@@ -510,22 +2202,31 @@
           </w:tcPr>
           <w:p>
             <w:pPr>
+              <w:ind w:firstLine="0"/>
               <w:jc w:val="left"/>
             </w:pPr>
+            <w:proofErr w:type="spellStart"/>
             <w:r>
               <w:rPr>
                 <w:sz w:val="24"/>
               </w:rPr>
-              <w:lastRenderedPageBreak/>
-              <w:t xml:space="preserve">Связано с </w:t>
-            </w:r>
+              <w:t>Связано</w:t>
+            </w:r>
+            <w:proofErr w:type="spellEnd"/>
             <w:r>
               <w:rPr>
                 <w:sz w:val="24"/>
               </w:rPr>
-              <w:lastRenderedPageBreak/>
+              <w:t xml:space="preserve"> с </w:t>
+            </w:r>
+            <w:proofErr w:type="spellStart"/>
+            <w:r>
+              <w:rPr>
+                <w:sz w:val="24"/>
+              </w:rPr>
               <w:t>заявками</w:t>
             </w:r>
+            <w:proofErr w:type="spellEnd"/>
           </w:p>
         </w:tc>
       </w:tr>
@@ -540,13 +2241,13 @@
           </w:tcPr>
           <w:p>
             <w:pPr>
+              <w:ind w:firstLine="0"/>
               <w:jc w:val="left"/>
             </w:pPr>
             <w:r>
               <w:rPr>
                 <w:sz w:val="24"/>
               </w:rPr>
-              <w:lastRenderedPageBreak/>
               <w:t>Заявка</w:t>
             </w:r>
           </w:p>
@@ -558,11 +2259,16 @@
           </w:tcPr>
           <w:p>
             <w:pPr>
+              <w:ind w:firstLine="0"/>
               <w:jc w:val="left"/>
+              <w:rPr>
+                <w:lang w:val="ru-RU"/>
+              </w:rPr>
             </w:pPr>
             <w:r>
               <w:rPr>
                 <w:sz w:val="24"/>
+                <w:lang w:val="ru-RU"/>
               </w:rPr>
               <w:t>Факт обращения или планового обслуживания</w:t>
             </w:r>
@@ -575,11 +2281,16 @@
           </w:tcPr>
           <w:p>
             <w:pPr>
+              <w:ind w:firstLine="0"/>
               <w:jc w:val="left"/>
+              <w:rPr>
+                <w:lang w:val="ru-RU"/>
+              </w:rPr>
             </w:pPr>
             <w:r>
               <w:rPr>
                 <w:sz w:val="24"/>
+                <w:lang w:val="ru-RU"/>
               </w:rPr>
               <w:t>Связана с клиентом и оборудованием</w:t>
             </w:r>
@@ -587,33 +2298,102 @@
         </w:tc>
       </w:tr>
     </w:tbl>
-    <w:p/>
+    <w:p>
+      <w:pPr>
+        <w:rPr>
+          <w:lang w:val="ru-RU"/>
+        </w:rPr>
+      </w:pPr>
+    </w:p>
     <w:p>
       <w:pPr>
         <w:pStyle w:val="21"/>
-        <w:ind w:firstLine="709"/>
-        <w:jc w:val="both"/>
-      </w:pPr>
-      <w:r>
-        <w:rPr>
-          <w:rFonts w:ascii="Times New Roman" w:eastAsia="Times New Roman" w:hAnsi="Times New Roman"/>
-          <w:b w:val="0"/>
-        </w:rPr>
-        <w:t>1.2 Требования к программному модулю</w:t>
-      </w:r>
-    </w:p>
-    <w:p>
-      <w:r>
-        <w:t>Функциональные требования описывают действия, которые должна выполнять система. В разработанном приложении реализованы загрузка списка оборудования из базы данных, загрузка списка клиентов, отображение данных в табличном виде и вывод сообщения об ошибке при невозможности подключения к PostgreSQL.</w:t>
-      </w:r>
-    </w:p>
-    <w:p>
-      <w:r>
-        <w:t>Нефункциональные требования определяют качество работы программы. Приложение должно запускаться на рабочей станции пользователя, иметь понятный интерфейс, не блокировать окно во время загрузки данных и использовать типизированный доступ к базе данных. Для этого в проекте применяется асинхронная загрузка данных и Entity Framework Core.</w:t>
-      </w:r>
-    </w:p>
-    <w:p>
-      <w:r>
+        <w:rPr>
+          <w:lang w:val="ru-RU"/>
+        </w:rPr>
+      </w:pPr>
+      <w:bookmarkStart w:id="3" w:name="_Toc230516153"/>
+      <w:r>
+        <w:rPr>
+          <w:lang w:val="ru-RU"/>
+        </w:rPr>
+        <w:lastRenderedPageBreak/>
+        <w:t>1.2 Анализ требований к программному продукту</w:t>
+      </w:r>
+      <w:bookmarkEnd w:id="3"/>
+    </w:p>
+    <w:p>
+      <w:pPr>
+        <w:rPr>
+          <w:lang w:val="ru-RU"/>
+        </w:rPr>
+      </w:pPr>
+      <w:r>
+        <w:rPr>
+          <w:lang w:val="ru-RU"/>
+        </w:rPr>
+        <w:t xml:space="preserve">Функциональные требования описывают действия, которые должна выполнять система. В разработанном приложении реализованы загрузка списка оборудования из базы данных, загрузка списка клиентов, отображение данных в табличном виде и вывод сообщения об ошибке при невозможности подключения к </w:t>
+      </w:r>
+      <w:r>
+        <w:t>PostgreSQL</w:t>
+      </w:r>
+      <w:r>
+        <w:rPr>
+          <w:lang w:val="ru-RU"/>
+        </w:rPr>
+        <w:t>.</w:t>
+      </w:r>
+    </w:p>
+    <w:p>
+      <w:pPr>
+        <w:rPr>
+          <w:lang w:val="ru-RU"/>
+        </w:rPr>
+      </w:pPr>
+      <w:r>
+        <w:rPr>
+          <w:lang w:val="ru-RU"/>
+        </w:rPr>
+        <w:t xml:space="preserve">Нефункциональные требования определяют качество работы программы. Приложение должно запускаться на рабочей станции пользователя, иметь понятный интерфейс, не блокировать окно во время загрузки данных и использовать типизированный доступ к базе данных. Для этого в проекте применяется асинхронная загрузка данных и </w:t>
+      </w:r>
+      <w:r>
+        <w:t>Entity</w:t>
+      </w:r>
+      <w:r>
+        <w:rPr>
+          <w:lang w:val="ru-RU"/>
+        </w:rPr>
+        <w:t xml:space="preserve"> </w:t>
+      </w:r>
+      <w:r>
+        <w:t>Framework</w:t>
+      </w:r>
+      <w:r>
+        <w:rPr>
+          <w:lang w:val="ru-RU"/>
+        </w:rPr>
+        <w:t xml:space="preserve"> </w:t>
+      </w:r>
+      <w:r>
+        <w:t>Core</w:t>
+      </w:r>
+      <w:r>
+        <w:rPr>
+          <w:lang w:val="ru-RU"/>
+        </w:rPr>
+        <w:t>.</w:t>
+      </w:r>
+    </w:p>
+    <w:p>
+      <w:pPr>
+        <w:rPr>
+          <w:lang w:val="ru-RU"/>
+        </w:rPr>
+      </w:pPr>
+      <w:r>
+        <w:rPr>
+          <w:lang w:val="ru-RU"/>
+        </w:rPr>
         <w:t>Система разрабатывалась как учебный программный продукт, поэтому в ней сознательно сохранена простая архитектура без избыточной инфраструктуры. Это облегчает сопровождение кода и демонстрирует базовые принципы построения настольного приложения с подключением к реляционной СУБД.</w:t>
       </w:r>
     </w:p>
@@ -637,13 +2417,14 @@
         <w:tc>
           <w:tcPr>
             <w:tcW w:w="1984" w:type="dxa"/>
-            <w:shd w:val="clear" w:color="auto" w:fill="D9EAF7"/>
             <w:vAlign w:val="center"/>
           </w:tcPr>
           <w:p>
             <w:pPr>
+              <w:ind w:firstLine="0"/>
               <w:jc w:val="left"/>
             </w:pPr>
+            <w:proofErr w:type="spellStart"/>
             <w:r>
               <w:rPr>
                 <w:b/>
@@ -651,16 +2432,17 @@
               </w:rPr>
               <w:t>Требование</w:t>
             </w:r>
+            <w:proofErr w:type="spellEnd"/>
           </w:p>
         </w:tc>
         <w:tc>
           <w:tcPr>
             <w:tcW w:w="3798" w:type="dxa"/>
-            <w:shd w:val="clear" w:color="auto" w:fill="D9EAF7"/>
             <w:vAlign w:val="center"/>
           </w:tcPr>
           <w:p>
             <w:pPr>
+              <w:ind w:firstLine="0"/>
               <w:jc w:val="left"/>
             </w:pPr>
             <w:r>
@@ -675,11 +2457,11 @@
         <w:tc>
           <w:tcPr>
             <w:tcW w:w="3969" w:type="dxa"/>
-            <w:shd w:val="clear" w:color="auto" w:fill="D9EAF7"/>
             <w:vAlign w:val="center"/>
           </w:tcPr>
           <w:p>
             <w:pPr>
+              <w:ind w:firstLine="0"/>
               <w:jc w:val="left"/>
             </w:pPr>
             <w:r>
@@ -703,6 +2485,7 @@
           </w:tcPr>
           <w:p>
             <w:pPr>
+              <w:ind w:firstLine="0"/>
               <w:jc w:val="left"/>
             </w:pPr>
             <w:r>
@@ -720,11 +2503,16 @@
           </w:tcPr>
           <w:p>
             <w:pPr>
+              <w:ind w:firstLine="0"/>
               <w:jc w:val="left"/>
+              <w:rPr>
+                <w:lang w:val="ru-RU"/>
+              </w:rPr>
             </w:pPr>
             <w:r>
               <w:rPr>
                 <w:sz w:val="24"/>
+                <w:lang w:val="ru-RU"/>
               </w:rPr>
               <w:t>Пользователь видит список установленного оборудования</w:t>
             </w:r>
@@ -737,14 +2525,45 @@
           </w:tcPr>
           <w:p>
             <w:pPr>
+              <w:ind w:firstLine="0"/>
               <w:jc w:val="left"/>
             </w:pPr>
+            <w:proofErr w:type="spellStart"/>
             <w:r>
               <w:rPr>
                 <w:sz w:val="24"/>
               </w:rPr>
-              <w:t>Вкладка «Оборудование», DataGrid, EquipmentList</w:t>
-            </w:r>
+              <w:t>Вкладка</w:t>
+            </w:r>
+            <w:proofErr w:type="spellEnd"/>
+            <w:r>
+              <w:rPr>
+                <w:sz w:val="24"/>
+              </w:rPr>
+              <w:t xml:space="preserve"> «</w:t>
+            </w:r>
+            <w:proofErr w:type="spellStart"/>
+            <w:r>
+              <w:rPr>
+                <w:sz w:val="24"/>
+              </w:rPr>
+              <w:t>Оборудование</w:t>
+            </w:r>
+            <w:proofErr w:type="spellEnd"/>
+            <w:r>
+              <w:rPr>
+                <w:sz w:val="24"/>
+              </w:rPr>
+              <w:t xml:space="preserve">», DataGrid, </w:t>
+            </w:r>
+            <w:proofErr w:type="spellStart"/>
+            <w:r>
+              <w:rPr>
+                <w:sz w:val="24"/>
+              </w:rPr>
+              <w:t>EquipmentList</w:t>
+            </w:r>
+            <w:proofErr w:type="spellEnd"/>
           </w:p>
         </w:tc>
       </w:tr>
@@ -759,6 +2578,7 @@
           </w:tcPr>
           <w:p>
             <w:pPr>
+              <w:ind w:firstLine="0"/>
               <w:jc w:val="left"/>
             </w:pPr>
             <w:r>
@@ -776,11 +2596,16 @@
           </w:tcPr>
           <w:p>
             <w:pPr>
+              <w:ind w:firstLine="0"/>
               <w:jc w:val="left"/>
+              <w:rPr>
+                <w:lang w:val="ru-RU"/>
+              </w:rPr>
             </w:pPr>
             <w:r>
               <w:rPr>
                 <w:sz w:val="24"/>
+                <w:lang w:val="ru-RU"/>
               </w:rPr>
               <w:t>Пользователь видит список клиентов и контактные сведения</w:t>
             </w:r>
@@ -793,14 +2618,45 @@
           </w:tcPr>
           <w:p>
             <w:pPr>
+              <w:ind w:firstLine="0"/>
               <w:jc w:val="left"/>
             </w:pPr>
+            <w:proofErr w:type="spellStart"/>
             <w:r>
               <w:rPr>
                 <w:sz w:val="24"/>
               </w:rPr>
-              <w:t>Вкладка «Клиенты», DataGrid, ClientList</w:t>
-            </w:r>
+              <w:t>Вкладка</w:t>
+            </w:r>
+            <w:proofErr w:type="spellEnd"/>
+            <w:r>
+              <w:rPr>
+                <w:sz w:val="24"/>
+              </w:rPr>
+              <w:t xml:space="preserve"> «</w:t>
+            </w:r>
+            <w:proofErr w:type="spellStart"/>
+            <w:r>
+              <w:rPr>
+                <w:sz w:val="24"/>
+              </w:rPr>
+              <w:t>Клиенты</w:t>
+            </w:r>
+            <w:proofErr w:type="spellEnd"/>
+            <w:r>
+              <w:rPr>
+                <w:sz w:val="24"/>
+              </w:rPr>
+              <w:t xml:space="preserve">», DataGrid, </w:t>
+            </w:r>
+            <w:proofErr w:type="spellStart"/>
+            <w:r>
+              <w:rPr>
+                <w:sz w:val="24"/>
+              </w:rPr>
+              <w:t>ClientList</w:t>
+            </w:r>
+            <w:proofErr w:type="spellEnd"/>
           </w:p>
         </w:tc>
       </w:tr>
@@ -815,13 +2671,13 @@
           </w:tcPr>
           <w:p>
             <w:pPr>
+              <w:ind w:firstLine="0"/>
               <w:jc w:val="left"/>
             </w:pPr>
             <w:r>
               <w:rPr>
                 <w:sz w:val="24"/>
               </w:rPr>
-              <w:lastRenderedPageBreak/>
               <w:t>Работа с PostgreSQL</w:t>
             </w:r>
           </w:p>
@@ -833,11 +2689,16 @@
           </w:tcPr>
           <w:p>
             <w:pPr>
+              <w:ind w:firstLine="0"/>
               <w:jc w:val="left"/>
+              <w:rPr>
+                <w:lang w:val="ru-RU"/>
+              </w:rPr>
             </w:pPr>
             <w:r>
               <w:rPr>
                 <w:sz w:val="24"/>
+                <w:lang w:val="ru-RU"/>
               </w:rPr>
               <w:t>Данные хранятся в реляционной базе данных</w:t>
             </w:r>
@@ -850,14 +2711,33 @@
           </w:tcPr>
           <w:p>
             <w:pPr>
+              <w:ind w:firstLine="0"/>
               <w:jc w:val="left"/>
             </w:pPr>
+            <w:proofErr w:type="spellStart"/>
             <w:r>
               <w:rPr>
                 <w:sz w:val="24"/>
               </w:rPr>
-              <w:t>GasDbContext, Npgsql.EntityFrameworkCore.PostgreSQL</w:t>
-            </w:r>
+              <w:t>GasDbContext</w:t>
+            </w:r>
+            <w:proofErr w:type="spellEnd"/>
+            <w:r>
+              <w:rPr>
+                <w:sz w:val="24"/>
+              </w:rPr>
+              <w:t xml:space="preserve">, </w:t>
+            </w:r>
+            <w:proofErr w:type="spellStart"/>
+            <w:proofErr w:type="gramStart"/>
+            <w:r>
+              <w:rPr>
+                <w:sz w:val="24"/>
+              </w:rPr>
+              <w:t>Npgsql.EntityFrameworkCore.PostgreSQL</w:t>
+            </w:r>
+            <w:proofErr w:type="spellEnd"/>
+            <w:proofErr w:type="gramEnd"/>
           </w:p>
         </w:tc>
       </w:tr>
@@ -872,6 +2752,7 @@
           </w:tcPr>
           <w:p>
             <w:pPr>
+              <w:ind w:firstLine="0"/>
               <w:jc w:val="left"/>
             </w:pPr>
             <w:r>
@@ -889,11 +2770,16 @@
           </w:tcPr>
           <w:p>
             <w:pPr>
+              <w:ind w:firstLine="0"/>
               <w:jc w:val="left"/>
+              <w:rPr>
+                <w:lang w:val="ru-RU"/>
+              </w:rPr>
             </w:pPr>
             <w:r>
               <w:rPr>
                 <w:sz w:val="24"/>
+                <w:lang w:val="ru-RU"/>
               </w:rPr>
               <w:t>Пользователь получает сообщение при недоступной БД</w:t>
             </w:r>
@@ -906,14 +2792,31 @@
           </w:tcPr>
           <w:p>
             <w:pPr>
+              <w:ind w:firstLine="0"/>
               <w:jc w:val="left"/>
             </w:pPr>
+            <w:proofErr w:type="spellStart"/>
             <w:r>
               <w:rPr>
                 <w:sz w:val="24"/>
               </w:rPr>
-              <w:t>StatusMessage в MainViewModel</w:t>
-            </w:r>
+              <w:t>StatusMessage</w:t>
+            </w:r>
+            <w:proofErr w:type="spellEnd"/>
+            <w:r>
+              <w:rPr>
+                <w:sz w:val="24"/>
+              </w:rPr>
+              <w:t xml:space="preserve"> в </w:t>
+            </w:r>
+            <w:proofErr w:type="spellStart"/>
+            <w:r>
+              <w:rPr>
+                <w:sz w:val="24"/>
+              </w:rPr>
+              <w:t>MainViewModel</w:t>
+            </w:r>
+            <w:proofErr w:type="spellEnd"/>
           </w:p>
         </w:tc>
       </w:tr>
@@ -922,37 +2825,179 @@
     <w:p>
       <w:pPr>
         <w:pStyle w:val="1"/>
-        <w:ind w:firstLine="709"/>
-        <w:jc w:val="both"/>
-      </w:pPr>
-      <w:r>
-        <w:rPr>
-          <w:rFonts w:ascii="Times New Roman" w:eastAsia="Times New Roman" w:hAnsi="Times New Roman"/>
-        </w:rPr>
-        <w:t>2 ПРОЕКТИРОВАНИЕ ПРОГРАММНОГО МОДУЛЯ</w:t>
-      </w:r>
+      </w:pPr>
+      <w:bookmarkStart w:id="4" w:name="_Toc230516154"/>
+      <w:r>
+        <w:lastRenderedPageBreak/>
+        <w:t>2 ПРОЕКТНАЯ ЧАСТЬ</w:t>
+      </w:r>
+      <w:bookmarkEnd w:id="4"/>
     </w:p>
     <w:p>
       <w:pPr>
         <w:pStyle w:val="21"/>
       </w:pPr>
+      <w:bookmarkStart w:id="5" w:name="_Toc230516155"/>
       <w:r>
         <w:t>2.1 Архитектура приложения</w:t>
       </w:r>
-    </w:p>
-    <w:p>
-      <w:r>
-        <w:t>Приложение разработано на платформе .NET 8 с использованием фреймворка Avalonia UI. Avalonia позволяет создавать кроссплатформенные настольные интерфейсы с XAML-разметкой, а также применять подход MVVM, при котором представление отделяется от логики получения и подготовки данных.</w:t>
-      </w:r>
-    </w:p>
-    <w:p>
-      <w:r>
+      <w:bookmarkEnd w:id="5"/>
+    </w:p>
+    <w:p>
+      <w:pPr>
+        <w:rPr>
+          <w:lang w:val="ru-RU"/>
+        </w:rPr>
+      </w:pPr>
+      <w:r>
+        <w:rPr>
+          <w:lang w:val="ru-RU"/>
+        </w:rPr>
+        <w:t>Приложение разработано на платформе .</w:t>
+      </w:r>
+      <w:r>
+        <w:t>NET</w:t>
+      </w:r>
+      <w:r>
+        <w:rPr>
+          <w:lang w:val="ru-RU"/>
+        </w:rPr>
+        <w:t xml:space="preserve"> 8 с использованием фреймворка </w:t>
+      </w:r>
+      <w:r>
+        <w:t>Avalonia</w:t>
+      </w:r>
+      <w:r>
+        <w:rPr>
+          <w:lang w:val="ru-RU"/>
+        </w:rPr>
+        <w:t xml:space="preserve"> </w:t>
+      </w:r>
+      <w:r>
+        <w:t>UI</w:t>
+      </w:r>
+      <w:r>
+        <w:rPr>
+          <w:lang w:val="ru-RU"/>
+        </w:rPr>
+        <w:t xml:space="preserve">. </w:t>
+      </w:r>
+      <w:r>
+        <w:t>Avalonia</w:t>
+      </w:r>
+      <w:r>
+        <w:rPr>
+          <w:lang w:val="ru-RU"/>
+        </w:rPr>
+        <w:t xml:space="preserve"> позволяет создавать кроссплатформенные настольные интерфейсы с </w:t>
+      </w:r>
+      <w:r>
+        <w:t>XAML</w:t>
+      </w:r>
+      <w:r>
+        <w:rPr>
+          <w:lang w:val="ru-RU"/>
+        </w:rPr>
+        <w:t xml:space="preserve">-разметкой, а также применять подход </w:t>
+      </w:r>
+      <w:r>
+        <w:t>MVVM</w:t>
+      </w:r>
+      <w:r>
+        <w:rPr>
+          <w:lang w:val="ru-RU"/>
+        </w:rPr>
+        <w:t>, при котором представление отделяется от логики получения и подготовки данных.</w:t>
+      </w:r>
+    </w:p>
+    <w:p>
+      <w:pPr>
+        <w:rPr>
+          <w:lang w:val="ru-RU"/>
+        </w:rPr>
+      </w:pPr>
+      <w:r>
+        <w:rPr>
+          <w:lang w:val="ru-RU"/>
+        </w:rPr>
         <w:t>В проекте выделены следующие логические уровни: уровень представления, уровень модели представления, сервисный уровень, уровень доступа к данным и уровень доменных моделей. Такое разделение делает код более понятным и уменьшает связанность между интерфейсом и базой данных.</w:t>
       </w:r>
     </w:p>
     <w:p>
-      <w:r>
-        <w:t>Представление MainWindow.axaml описывает окно и вкладки интерфейса. MainViewModel хранит списки данных для отображения и статусное сообщение. GasService инкапсулирует операции получения и добавления сущностей. GasDbContext настраивает соединение с PostgreSQL и правила сопоставления классов с таблицами.</w:t>
+      <w:pPr>
+        <w:rPr>
+          <w:lang w:val="ru-RU"/>
+        </w:rPr>
+      </w:pPr>
+      <w:r>
+        <w:rPr>
+          <w:lang w:val="ru-RU"/>
+        </w:rPr>
+        <w:t xml:space="preserve">Представление </w:t>
+      </w:r>
+      <w:proofErr w:type="spellStart"/>
+      <w:r>
+        <w:t>MainWindow</w:t>
+      </w:r>
+      <w:proofErr w:type="spellEnd"/>
+      <w:r>
+        <w:rPr>
+          <w:lang w:val="ru-RU"/>
+        </w:rPr>
+        <w:t>.</w:t>
+      </w:r>
+      <w:proofErr w:type="spellStart"/>
+      <w:r>
+        <w:t>axaml</w:t>
+      </w:r>
+      <w:proofErr w:type="spellEnd"/>
+      <w:r>
+        <w:rPr>
+          <w:lang w:val="ru-RU"/>
+        </w:rPr>
+        <w:t xml:space="preserve"> описывает окно и вкладки интерфейса. </w:t>
+      </w:r>
+      <w:proofErr w:type="spellStart"/>
+      <w:r>
+        <w:t>MainViewModel</w:t>
+      </w:r>
+      <w:proofErr w:type="spellEnd"/>
+      <w:r>
+        <w:rPr>
+          <w:lang w:val="ru-RU"/>
+        </w:rPr>
+        <w:t xml:space="preserve"> хранит списки данных для отображения и статусное сообщение. </w:t>
+      </w:r>
+      <w:proofErr w:type="spellStart"/>
+      <w:r>
+        <w:t>GasService</w:t>
+      </w:r>
+      <w:proofErr w:type="spellEnd"/>
+      <w:r>
+        <w:rPr>
+          <w:lang w:val="ru-RU"/>
+        </w:rPr>
+        <w:t xml:space="preserve"> инкапсулирует операции получения и добавления сущностей. </w:t>
+      </w:r>
+      <w:proofErr w:type="spellStart"/>
+      <w:r>
+        <w:t>GasDbContext</w:t>
+      </w:r>
+      <w:proofErr w:type="spellEnd"/>
+      <w:r>
+        <w:rPr>
+          <w:lang w:val="ru-RU"/>
+        </w:rPr>
+        <w:t xml:space="preserve"> настраивает соединение с </w:t>
+      </w:r>
+      <w:r>
+        <w:t>PostgreSQL</w:t>
+      </w:r>
+      <w:r>
+        <w:rPr>
+          <w:lang w:val="ru-RU"/>
+        </w:rPr>
+        <w:t xml:space="preserve"> и правила сопоставления классов с таблицами.</w:t>
       </w:r>
     </w:p>
     <w:p>
@@ -963,9 +3008,52 @@
       <w:r>
         <w:rPr>
           <w:sz w:val="24"/>
-        </w:rPr>
-        <w:t>Рисунок 2 - Логическая архитектура приложения</w:t>
-      </w:r>
+          <w:lang w:val="ru-RU"/>
+        </w:rPr>
+        <w:t>Таблица</w:t>
+      </w:r>
+      <w:r>
+        <w:rPr>
+          <w:sz w:val="24"/>
+        </w:rPr>
+        <w:t xml:space="preserve"> 2 - </w:t>
+      </w:r>
+      <w:proofErr w:type="spellStart"/>
+      <w:r>
+        <w:rPr>
+          <w:sz w:val="24"/>
+        </w:rPr>
+        <w:t>Логическая</w:t>
+      </w:r>
+      <w:proofErr w:type="spellEnd"/>
+      <w:r>
+        <w:rPr>
+          <w:sz w:val="24"/>
+        </w:rPr>
+        <w:t xml:space="preserve"> </w:t>
+      </w:r>
+      <w:proofErr w:type="spellStart"/>
+      <w:r>
+        <w:rPr>
+          <w:sz w:val="24"/>
+        </w:rPr>
+        <w:t>архитектура</w:t>
+      </w:r>
+      <w:proofErr w:type="spellEnd"/>
+      <w:r>
+        <w:rPr>
+          <w:sz w:val="24"/>
+        </w:rPr>
+        <w:t xml:space="preserve"> </w:t>
+      </w:r>
+      <w:proofErr w:type="spellStart"/>
+      <w:r>
+        <w:rPr>
+          <w:sz w:val="24"/>
+        </w:rPr>
+        <w:t>приложения</w:t>
+      </w:r>
+      <w:proofErr w:type="spellEnd"/>
     </w:p>
     <w:tbl>
       <w:tblPr>
@@ -987,11 +3075,11 @@
         <w:tc>
           <w:tcPr>
             <w:tcW w:w="1984" w:type="dxa"/>
-            <w:shd w:val="clear" w:color="auto" w:fill="D9EAF7"/>
             <w:vAlign w:val="center"/>
           </w:tcPr>
           <w:p>
             <w:pPr>
+              <w:ind w:firstLine="0"/>
               <w:jc w:val="left"/>
             </w:pPr>
             <w:r>
@@ -1006,11 +3094,11 @@
         <w:tc>
           <w:tcPr>
             <w:tcW w:w="3288" w:type="dxa"/>
-            <w:shd w:val="clear" w:color="auto" w:fill="D9EAF7"/>
             <w:vAlign w:val="center"/>
           </w:tcPr>
           <w:p>
             <w:pPr>
+              <w:ind w:firstLine="0"/>
               <w:jc w:val="left"/>
             </w:pPr>
             <w:r>
@@ -1025,11 +3113,11 @@
         <w:tc>
           <w:tcPr>
             <w:tcW w:w="4479" w:type="dxa"/>
-            <w:shd w:val="clear" w:color="auto" w:fill="D9EAF7"/>
             <w:vAlign w:val="center"/>
           </w:tcPr>
           <w:p>
             <w:pPr>
+              <w:ind w:firstLine="0"/>
               <w:jc w:val="left"/>
             </w:pPr>
             <w:r>
@@ -1053,6 +3141,7 @@
           </w:tcPr>
           <w:p>
             <w:pPr>
+              <w:ind w:firstLine="0"/>
               <w:jc w:val="left"/>
             </w:pPr>
             <w:r>
@@ -1070,6 +3159,7 @@
           </w:tcPr>
           <w:p>
             <w:pPr>
+              <w:ind w:firstLine="0"/>
               <w:jc w:val="left"/>
             </w:pPr>
             <w:r>
@@ -1087,11 +3177,16 @@
           </w:tcPr>
           <w:p>
             <w:pPr>
+              <w:ind w:firstLine="0"/>
               <w:jc w:val="left"/>
+              <w:rPr>
+                <w:lang w:val="ru-RU"/>
+              </w:rPr>
             </w:pPr>
             <w:r>
               <w:rPr>
                 <w:sz w:val="24"/>
+                <w:lang w:val="ru-RU"/>
               </w:rPr>
               <w:t>Отображение вкладок, таблиц и статусного сообщения</w:t>
             </w:r>
@@ -1109,14 +3204,23 @@
           </w:tcPr>
           <w:p>
             <w:pPr>
+              <w:ind w:firstLine="0"/>
               <w:jc w:val="left"/>
             </w:pPr>
             <w:r>
               <w:rPr>
                 <w:sz w:val="24"/>
               </w:rPr>
-              <w:t>Модель представления</w:t>
-            </w:r>
+              <w:t xml:space="preserve">Модель </w:t>
+            </w:r>
+            <w:proofErr w:type="spellStart"/>
+            <w:r>
+              <w:rPr>
+                <w:sz w:val="24"/>
+              </w:rPr>
+              <w:t>представления</w:t>
+            </w:r>
+            <w:proofErr w:type="spellEnd"/>
           </w:p>
         </w:tc>
         <w:tc>
@@ -1126,6 +3230,7 @@
           </w:tcPr>
           <w:p>
             <w:pPr>
+              <w:ind w:firstLine="0"/>
               <w:jc w:val="left"/>
             </w:pPr>
             <w:r>
@@ -1143,11 +3248,16 @@
           </w:tcPr>
           <w:p>
             <w:pPr>
+              <w:ind w:firstLine="0"/>
               <w:jc w:val="left"/>
+              <w:rPr>
+                <w:lang w:val="ru-RU"/>
+              </w:rPr>
             </w:pPr>
             <w:r>
               <w:rPr>
                 <w:sz w:val="24"/>
+                <w:lang w:val="ru-RU"/>
               </w:rPr>
               <w:t>Загрузка данных, свойства привязки, обработка ошибок</w:t>
             </w:r>
@@ -1165,15 +3275,17 @@
           </w:tcPr>
           <w:p>
             <w:pPr>
+              <w:ind w:firstLine="0"/>
               <w:jc w:val="left"/>
             </w:pPr>
+            <w:proofErr w:type="spellStart"/>
             <w:r>
               <w:rPr>
                 <w:sz w:val="24"/>
               </w:rPr>
-              <w:lastRenderedPageBreak/>
               <w:t>Сервис</w:t>
             </w:r>
+            <w:proofErr w:type="spellEnd"/>
           </w:p>
         </w:tc>
         <w:tc>
@@ -1183,6 +3295,7 @@
           </w:tcPr>
           <w:p>
             <w:pPr>
+              <w:ind w:firstLine="0"/>
               <w:jc w:val="left"/>
             </w:pPr>
             <w:r>
@@ -1200,11 +3313,16 @@
           </w:tcPr>
           <w:p>
             <w:pPr>
+              <w:ind w:firstLine="0"/>
               <w:jc w:val="left"/>
+              <w:rPr>
+                <w:lang w:val="ru-RU"/>
+              </w:rPr>
             </w:pPr>
             <w:r>
               <w:rPr>
                 <w:sz w:val="24"/>
+                <w:lang w:val="ru-RU"/>
               </w:rPr>
               <w:t>Методы работы с клиентами и оборудованием</w:t>
             </w:r>
@@ -1222,14 +3340,31 @@
           </w:tcPr>
           <w:p>
             <w:pPr>
+              <w:ind w:firstLine="0"/>
               <w:jc w:val="left"/>
             </w:pPr>
+            <w:proofErr w:type="spellStart"/>
             <w:r>
               <w:rPr>
                 <w:sz w:val="24"/>
               </w:rPr>
-              <w:t>Доступ к данным</w:t>
-            </w:r>
+              <w:t>Доступ</w:t>
+            </w:r>
+            <w:proofErr w:type="spellEnd"/>
+            <w:r>
+              <w:rPr>
+                <w:sz w:val="24"/>
+              </w:rPr>
+              <w:t xml:space="preserve"> к </w:t>
+            </w:r>
+            <w:proofErr w:type="spellStart"/>
+            <w:r>
+              <w:rPr>
+                <w:sz w:val="24"/>
+              </w:rPr>
+              <w:t>данным</w:t>
+            </w:r>
+            <w:proofErr w:type="spellEnd"/>
           </w:p>
         </w:tc>
         <w:tc>
@@ -1239,6 +3374,7 @@
           </w:tcPr>
           <w:p>
             <w:pPr>
+              <w:ind w:firstLine="0"/>
               <w:jc w:val="left"/>
             </w:pPr>
             <w:r>
@@ -1256,6 +3392,7 @@
           </w:tcPr>
           <w:p>
             <w:pPr>
+              <w:ind w:firstLine="0"/>
               <w:jc w:val="left"/>
             </w:pPr>
             <w:r>
@@ -1278,6 +3415,7 @@
           </w:tcPr>
           <w:p>
             <w:pPr>
+              <w:ind w:firstLine="0"/>
               <w:jc w:val="left"/>
             </w:pPr>
             <w:r>
@@ -1295,6 +3433,7 @@
           </w:tcPr>
           <w:p>
             <w:pPr>
+              <w:ind w:firstLine="0"/>
               <w:jc w:val="left"/>
             </w:pPr>
             <w:r>
@@ -1312,6 +3451,7 @@
           </w:tcPr>
           <w:p>
             <w:pPr>
+              <w:ind w:firstLine="0"/>
               <w:jc w:val="left"/>
             </w:pPr>
             <w:r>
@@ -1329,23 +3469,160 @@
       <w:pPr>
         <w:pStyle w:val="21"/>
       </w:pPr>
-      <w:r>
+      <w:bookmarkStart w:id="6" w:name="_Toc230516156"/>
+      <w:r>
+        <w:lastRenderedPageBreak/>
         <w:t>2.2 Проектирование базы данных</w:t>
       </w:r>
-    </w:p>
-    <w:p>
-      <w:r>
-        <w:t>База данных gas_service_app содержит семь основных таблиц: Clients, ClientAddresses, Equipment, Masters, ServiceRequests, WorkRecords и InspectionResults. Такая структура отражает полный цикл обслуживания: учет абонента и адреса, регистрацию оборудования, создание заявки, назначение мастера, фиксацию выполненной работы и запись результата технической проверки.</w:t>
-      </w:r>
-    </w:p>
-    <w:p>
-      <w:r>
-        <w:t>Таблица ServiceRequests фиксирует заявки на обслуживание. Она содержит ссылки на абонента, адрес, оборудование и мастера, дату поступления, срок выполнения, дату завершения, тип заявки, приоритет, статус и описание. Связанные таблицы WorkRecords и InspectionResults позволяют хранить историю выполненных работ и проверок безопасности.</w:t>
-      </w:r>
-    </w:p>
-    <w:p>
-      <w:r>
-        <w:t>Для обеспечения уникальности лицевых счетов и серийных номеров созданы индексы IX_Clients_AccountNumber и IX_Equipment_SerialNumber. Для ускорения выборок и соединений таблиц созданы индексы по внешним ключам абонентов, адресов, оборудования, мастеров, заявок, выполненных работ и результатов проверок.</w:t>
+      <w:bookmarkEnd w:id="6"/>
+    </w:p>
+    <w:p>
+      <w:pPr>
+        <w:rPr>
+          <w:lang w:val="ru-RU"/>
+        </w:rPr>
+      </w:pPr>
+      <w:r>
+        <w:t xml:space="preserve">База данных gas_service_app содержит три основные таблицы: Equipment, Clients и ServiceRequests. </w:t>
+      </w:r>
+      <w:r>
+        <w:rPr>
+          <w:lang w:val="ru-RU"/>
+        </w:rPr>
+        <w:t xml:space="preserve">Таблица </w:t>
+      </w:r>
+      <w:r>
+        <w:t>Equipment</w:t>
+      </w:r>
+      <w:r>
+        <w:rPr>
+          <w:lang w:val="ru-RU"/>
+        </w:rPr>
+        <w:t xml:space="preserve"> предназначена для хранения сведений об оборудовании, включая серийный номер, тип, производителя, модель, место установки и статус. Таблица </w:t>
+      </w:r>
+      <w:r>
+        <w:t>Clients</w:t>
+      </w:r>
+      <w:r>
+        <w:rPr>
+          <w:lang w:val="ru-RU"/>
+        </w:rPr>
+        <w:t xml:space="preserve"> хранит наименование клиента, контактное лицо, телефон и адрес.</w:t>
+      </w:r>
+    </w:p>
+    <w:p>
+      <w:pPr>
+        <w:rPr>
+          <w:lang w:val="ru-RU"/>
+        </w:rPr>
+      </w:pPr>
+      <w:r>
+        <w:rPr>
+          <w:lang w:val="ru-RU"/>
+        </w:rPr>
+        <w:t xml:space="preserve">Таблица </w:t>
+      </w:r>
+      <w:proofErr w:type="spellStart"/>
+      <w:r>
+        <w:t>ServiceRequests</w:t>
+      </w:r>
+      <w:proofErr w:type="spellEnd"/>
+      <w:r>
+        <w:rPr>
+          <w:lang w:val="ru-RU"/>
+        </w:rPr>
+        <w:t xml:space="preserve"> фиксирует заявки на обслуживание. Она содержит ссылки на оборудование и клиента, дату поступления заявки, дату завершения, статус и описание работ. Внешние ключи настроены с ограничением </w:t>
+      </w:r>
+      <w:r>
+        <w:t>ON</w:t>
+      </w:r>
+      <w:r>
+        <w:rPr>
+          <w:lang w:val="ru-RU"/>
+        </w:rPr>
+        <w:t xml:space="preserve"> </w:t>
+      </w:r>
+      <w:r>
+        <w:t>DELETE</w:t>
+      </w:r>
+      <w:r>
+        <w:rPr>
+          <w:lang w:val="ru-RU"/>
+        </w:rPr>
+        <w:t xml:space="preserve"> </w:t>
+      </w:r>
+      <w:r>
+        <w:t>RESTRICT</w:t>
+      </w:r>
+      <w:r>
+        <w:rPr>
+          <w:lang w:val="ru-RU"/>
+        </w:rPr>
+        <w:t>, что предотвращает случайное удаление клиента или оборудования, если на них ссылаются заявки.</w:t>
+      </w:r>
+    </w:p>
+    <w:p>
+      <w:pPr>
+        <w:rPr>
+          <w:lang w:val="ru-RU"/>
+        </w:rPr>
+      </w:pPr>
+      <w:r>
+        <w:rPr>
+          <w:lang w:val="ru-RU"/>
+        </w:rPr>
+        <w:t xml:space="preserve">Для обеспечения уникальности серийных номеров оборудования создан уникальный индекс </w:t>
+      </w:r>
+      <w:r>
+        <w:t>IX</w:t>
+      </w:r>
+      <w:r>
+        <w:rPr>
+          <w:lang w:val="ru-RU"/>
+        </w:rPr>
+        <w:t>_</w:t>
+      </w:r>
+      <w:r>
+        <w:t>Equipment</w:t>
+      </w:r>
+      <w:r>
+        <w:rPr>
+          <w:lang w:val="ru-RU"/>
+        </w:rPr>
+        <w:t>_</w:t>
+      </w:r>
+      <w:proofErr w:type="spellStart"/>
+      <w:r>
+        <w:t>SerialNumber</w:t>
+      </w:r>
+      <w:proofErr w:type="spellEnd"/>
+      <w:r>
+        <w:rPr>
+          <w:lang w:val="ru-RU"/>
+        </w:rPr>
+        <w:t xml:space="preserve">. Для ускорения выборок по заявкам созданы индексы по внешним ключам </w:t>
+      </w:r>
+      <w:proofErr w:type="spellStart"/>
+      <w:r>
+        <w:t>EquipmentId</w:t>
+      </w:r>
+      <w:proofErr w:type="spellEnd"/>
+      <w:r>
+        <w:rPr>
+          <w:lang w:val="ru-RU"/>
+        </w:rPr>
+        <w:t xml:space="preserve"> и </w:t>
+      </w:r>
+      <w:proofErr w:type="spellStart"/>
+      <w:r>
+        <w:t>ClientId</w:t>
+      </w:r>
+      <w:proofErr w:type="spellEnd"/>
+      <w:r>
+        <w:rPr>
+          <w:lang w:val="ru-RU"/>
+        </w:rPr>
+        <w:t>.</w:t>
       </w:r>
     </w:p>
     <w:tbl>
@@ -1356,9 +3633,9 @@
         <w:tblLook w:val="04A0" w:firstRow="1" w:lastRow="0" w:firstColumn="1" w:lastColumn="0" w:noHBand="0" w:noVBand="1"/>
       </w:tblPr>
       <w:tblGrid>
-        <w:gridCol w:w="2890"/>
-        <w:gridCol w:w="3468"/>
-        <w:gridCol w:w="3496"/>
+        <w:gridCol w:w="2226"/>
+        <w:gridCol w:w="3770"/>
+        <w:gridCol w:w="3858"/>
       </w:tblGrid>
       <w:tr>
         <w:trPr>
@@ -1368,10 +3645,14 @@
         <w:tc>
           <w:tcPr>
             <w:tcW w:w="2268" w:type="dxa"/>
-            <w:shd w:val="clear" w:color="auto" w:fill="D9EAF7"/>
             <w:vAlign w:val="center"/>
           </w:tcPr>
           <w:p>
+            <w:pPr>
+              <w:ind w:firstLine="0"/>
+              <w:jc w:val="left"/>
+            </w:pPr>
+            <w:proofErr w:type="spellStart"/>
             <w:r>
               <w:rPr>
                 <w:b/>
@@ -1379,15 +3660,19 @@
               </w:rPr>
               <w:t>Таблица</w:t>
             </w:r>
+            <w:proofErr w:type="spellEnd"/>
           </w:p>
         </w:tc>
         <w:tc>
           <w:tcPr>
             <w:tcW w:w="3969" w:type="dxa"/>
-            <w:shd w:val="clear" w:color="auto" w:fill="D9EAF7"/>
             <w:vAlign w:val="center"/>
           </w:tcPr>
           <w:p>
+            <w:pPr>
+              <w:ind w:firstLine="0"/>
+              <w:jc w:val="left"/>
+            </w:pPr>
             <w:r>
               <w:rPr>
                 <w:b/>
@@ -1400,10 +3685,13 @@
         <w:tc>
           <w:tcPr>
             <w:tcW w:w="4082" w:type="dxa"/>
-            <w:shd w:val="clear" w:color="auto" w:fill="D9EAF7"/>
             <w:vAlign w:val="center"/>
           </w:tcPr>
           <w:p>
+            <w:pPr>
+              <w:ind w:firstLine="0"/>
+              <w:jc w:val="left"/>
+            </w:pPr>
             <w:r>
               <w:rPr>
                 <w:b/>
@@ -1420,40 +3708,55 @@
         </w:trPr>
         <w:tc>
           <w:tcPr>
-            <w:tcW w:w="3213" w:type="dxa"/>
+            <w:tcW w:w="2268" w:type="dxa"/>
+            <w:vAlign w:val="center"/>
           </w:tcPr>
           <w:p>
+            <w:pPr>
+              <w:ind w:firstLine="0"/>
+              <w:jc w:val="left"/>
+            </w:pPr>
             <w:r>
               <w:rPr>
                 <w:sz w:val="24"/>
               </w:rPr>
-              <w:t>Clients</w:t>
+              <w:t>Equipment</w:t>
             </w:r>
           </w:p>
         </w:tc>
         <w:tc>
           <w:tcPr>
-            <w:tcW w:w="3213" w:type="dxa"/>
+            <w:tcW w:w="3969" w:type="dxa"/>
+            <w:vAlign w:val="center"/>
           </w:tcPr>
           <w:p>
+            <w:pPr>
+              <w:ind w:firstLine="0"/>
+              <w:jc w:val="left"/>
+            </w:pPr>
             <w:r>
               <w:rPr>
                 <w:sz w:val="24"/>
               </w:rPr>
-              <w:t>Id, AccountNumber, FullName, Phone, Email</w:t>
+              <w:t>Id, SerialNumber, Type, InstallationDate, Status</w:t>
             </w:r>
           </w:p>
         </w:tc>
         <w:tc>
           <w:tcPr>
-            <w:tcW w:w="3213" w:type="dxa"/>
+            <w:tcW w:w="4082" w:type="dxa"/>
+            <w:vAlign w:val="center"/>
           </w:tcPr>
           <w:p>
+            <w:pPr>
+              <w:ind w:firstLine="0"/>
+              <w:jc w:val="left"/>
+            </w:pPr>
             <w:r>
               <w:rPr>
                 <w:sz w:val="24"/>
               </w:rPr>
-              <w:t>Абоненты и контактные данные.</w:t>
+              <w:t>Учет газового оборудования</w:t>
             </w:r>
           </w:p>
         </w:tc>
@@ -1464,40 +3767,55 @@
         </w:trPr>
         <w:tc>
           <w:tcPr>
-            <w:tcW w:w="3213" w:type="dxa"/>
+            <w:tcW w:w="2268" w:type="dxa"/>
+            <w:vAlign w:val="center"/>
           </w:tcPr>
           <w:p>
+            <w:pPr>
+              <w:ind w:firstLine="0"/>
+              <w:jc w:val="left"/>
+            </w:pPr>
             <w:r>
               <w:rPr>
                 <w:sz w:val="24"/>
               </w:rPr>
-              <w:t>ClientAddresses</w:t>
+              <w:t>Clients</w:t>
             </w:r>
           </w:p>
         </w:tc>
         <w:tc>
           <w:tcPr>
-            <w:tcW w:w="3213" w:type="dxa"/>
+            <w:tcW w:w="3969" w:type="dxa"/>
+            <w:vAlign w:val="center"/>
           </w:tcPr>
           <w:p>
+            <w:pPr>
+              <w:ind w:firstLine="0"/>
+              <w:jc w:val="left"/>
+            </w:pPr>
             <w:r>
               <w:rPr>
                 <w:sz w:val="24"/>
               </w:rPr>
-              <w:t>Id, ClientId, City, Street, House, FullAddress</w:t>
+              <w:t>Id, Name, ContactPerson, Phone, Address</w:t>
             </w:r>
           </w:p>
         </w:tc>
         <w:tc>
           <w:tcPr>
-            <w:tcW w:w="3213" w:type="dxa"/>
+            <w:tcW w:w="4082" w:type="dxa"/>
+            <w:vAlign w:val="center"/>
           </w:tcPr>
           <w:p>
+            <w:pPr>
+              <w:ind w:firstLine="0"/>
+              <w:jc w:val="left"/>
+            </w:pPr>
             <w:r>
               <w:rPr>
                 <w:sz w:val="24"/>
               </w:rPr>
-              <w:t>Адреса обслуживания абонентов.</w:t>
+              <w:t>Учет клиентов сервисной организации</w:t>
             </w:r>
           </w:p>
         </w:tc>
@@ -1508,248 +3826,112 @@
         </w:trPr>
         <w:tc>
           <w:tcPr>
-            <w:tcW w:w="3213" w:type="dxa"/>
+            <w:tcW w:w="2268" w:type="dxa"/>
+            <w:vAlign w:val="center"/>
           </w:tcPr>
           <w:p>
+            <w:pPr>
+              <w:ind w:firstLine="0"/>
+              <w:jc w:val="left"/>
+            </w:pPr>
             <w:r>
               <w:rPr>
                 <w:sz w:val="24"/>
               </w:rPr>
-              <w:t>Equipment</w:t>
+              <w:t>ServiceRequests</w:t>
             </w:r>
           </w:p>
         </w:tc>
         <w:tc>
           <w:tcPr>
-            <w:tcW w:w="3213" w:type="dxa"/>
+            <w:tcW w:w="3969" w:type="dxa"/>
+            <w:vAlign w:val="center"/>
           </w:tcPr>
           <w:p>
+            <w:pPr>
+              <w:ind w:firstLine="0"/>
+              <w:jc w:val="left"/>
+            </w:pPr>
             <w:r>
               <w:rPr>
                 <w:sz w:val="24"/>
               </w:rPr>
-              <w:t xml:space="preserve">Id, ClientId, AddressId, </w:t>
-            </w:r>
-            <w:r>
-              <w:rPr>
-                <w:sz w:val="24"/>
-              </w:rPr>
-              <w:lastRenderedPageBreak/>
-              <w:t>SerialNumber, Type, Status</w:t>
+              <w:t>Id, EquipmentId, ClientId, RequestDate, Status</w:t>
             </w:r>
           </w:p>
         </w:tc>
         <w:tc>
           <w:tcPr>
-            <w:tcW w:w="3213" w:type="dxa"/>
+            <w:tcW w:w="4082" w:type="dxa"/>
+            <w:vAlign w:val="center"/>
           </w:tcPr>
           <w:p>
+            <w:pPr>
+              <w:ind w:firstLine="0"/>
+              <w:jc w:val="left"/>
+              <w:rPr>
+                <w:lang w:val="ru-RU"/>
+              </w:rPr>
+            </w:pPr>
             <w:r>
               <w:rPr>
                 <w:sz w:val="24"/>
-              </w:rPr>
-              <w:lastRenderedPageBreak/>
-              <w:t xml:space="preserve">Газовое оборудование и </w:t>
-            </w:r>
-            <w:r>
-              <w:rPr>
-                <w:sz w:val="24"/>
-              </w:rPr>
-              <w:lastRenderedPageBreak/>
-              <w:t>сроки проверки.</w:t>
-            </w:r>
-          </w:p>
-        </w:tc>
-      </w:tr>
-      <w:tr>
-        <w:trPr>
-          <w:jc w:val="center"/>
-        </w:trPr>
-        <w:tc>
-          <w:tcPr>
-            <w:tcW w:w="3213" w:type="dxa"/>
-          </w:tcPr>
-          <w:p>
-            <w:r>
-              <w:rPr>
-                <w:sz w:val="24"/>
-              </w:rPr>
-              <w:lastRenderedPageBreak/>
-              <w:t>Masters</w:t>
-            </w:r>
-          </w:p>
-        </w:tc>
-        <w:tc>
-          <w:tcPr>
-            <w:tcW w:w="3213" w:type="dxa"/>
-          </w:tcPr>
-          <w:p>
-            <w:r>
-              <w:rPr>
-                <w:sz w:val="24"/>
-              </w:rPr>
-              <w:t>Id, FullName, Specialization, Qualification, IsActive</w:t>
-            </w:r>
-          </w:p>
-        </w:tc>
-        <w:tc>
-          <w:tcPr>
-            <w:tcW w:w="3213" w:type="dxa"/>
-          </w:tcPr>
-          <w:p>
-            <w:r>
-              <w:rPr>
-                <w:sz w:val="24"/>
-              </w:rPr>
-              <w:t>Мастера сервисной службы.</w:t>
-            </w:r>
-          </w:p>
-        </w:tc>
-      </w:tr>
-      <w:tr>
-        <w:trPr>
-          <w:jc w:val="center"/>
-        </w:trPr>
-        <w:tc>
-          <w:tcPr>
-            <w:tcW w:w="3213" w:type="dxa"/>
-          </w:tcPr>
-          <w:p>
-            <w:r>
-              <w:rPr>
-                <w:sz w:val="24"/>
-              </w:rPr>
-              <w:t>ServiceRequests</w:t>
-            </w:r>
-          </w:p>
-        </w:tc>
-        <w:tc>
-          <w:tcPr>
-            <w:tcW w:w="3213" w:type="dxa"/>
-          </w:tcPr>
-          <w:p>
-            <w:r>
-              <w:rPr>
-                <w:sz w:val="24"/>
-              </w:rPr>
-              <w:t>Id, ClientId, AddressId, EquipmentId, MasterId, DeadlineDate, Status</w:t>
-            </w:r>
-          </w:p>
-        </w:tc>
-        <w:tc>
-          <w:tcPr>
-            <w:tcW w:w="3213" w:type="dxa"/>
-          </w:tcPr>
-          <w:p>
-            <w:r>
-              <w:rPr>
-                <w:sz w:val="24"/>
-              </w:rPr>
-              <w:t>Заявки на обслуживание.</w:t>
-            </w:r>
-          </w:p>
-        </w:tc>
-      </w:tr>
-      <w:tr>
-        <w:trPr>
-          <w:jc w:val="center"/>
-        </w:trPr>
-        <w:tc>
-          <w:tcPr>
-            <w:tcW w:w="3213" w:type="dxa"/>
-          </w:tcPr>
-          <w:p>
-            <w:r>
-              <w:rPr>
-                <w:sz w:val="24"/>
-              </w:rPr>
-              <w:t>WorkRecords</w:t>
-            </w:r>
-          </w:p>
-        </w:tc>
-        <w:tc>
-          <w:tcPr>
-            <w:tcW w:w="3213" w:type="dxa"/>
-          </w:tcPr>
-          <w:p>
-            <w:r>
-              <w:rPr>
-                <w:sz w:val="24"/>
-              </w:rPr>
-              <w:t>Id, ServiceRequestId, MasterId, WorkDate, Cost, Result</w:t>
-            </w:r>
-          </w:p>
-        </w:tc>
-        <w:tc>
-          <w:tcPr>
-            <w:tcW w:w="3213" w:type="dxa"/>
-          </w:tcPr>
-          <w:p>
-            <w:r>
-              <w:rPr>
-                <w:sz w:val="24"/>
-              </w:rPr>
-              <w:t>Выполненные работы.</w:t>
-            </w:r>
-          </w:p>
-        </w:tc>
-      </w:tr>
-      <w:tr>
-        <w:trPr>
-          <w:jc w:val="center"/>
-        </w:trPr>
-        <w:tc>
-          <w:tcPr>
-            <w:tcW w:w="3213" w:type="dxa"/>
-          </w:tcPr>
-          <w:p>
-            <w:r>
-              <w:rPr>
-                <w:sz w:val="24"/>
-              </w:rPr>
-              <w:t>InspectionResults</w:t>
-            </w:r>
-          </w:p>
-        </w:tc>
-        <w:tc>
-          <w:tcPr>
-            <w:tcW w:w="3213" w:type="dxa"/>
-          </w:tcPr>
-          <w:p>
-            <w:r>
-              <w:rPr>
-                <w:sz w:val="24"/>
-              </w:rPr>
-              <w:t>Id, ServiceRequestId, EquipmentId, IsSafe, Conclusion</w:t>
-            </w:r>
-          </w:p>
-        </w:tc>
-        <w:tc>
-          <w:tcPr>
-            <w:tcW w:w="3213" w:type="dxa"/>
-          </w:tcPr>
-          <w:p>
-            <w:r>
-              <w:rPr>
-                <w:sz w:val="24"/>
-              </w:rPr>
-              <w:t>Результаты технических проверок.</w:t>
+                <w:lang w:val="ru-RU"/>
+              </w:rPr>
+              <w:t>Учет заявок и выполненных работ</w:t>
             </w:r>
           </w:p>
         </w:tc>
       </w:tr>
     </w:tbl>
-    <w:p/>
+    <w:p>
+      <w:pPr>
+        <w:rPr>
+          <w:lang w:val="ru-RU"/>
+        </w:rPr>
+      </w:pPr>
+    </w:p>
     <w:p>
       <w:pPr>
         <w:ind w:firstLine="0"/>
         <w:jc w:val="center"/>
+        <w:rPr>
+          <w:lang w:val="ru-RU"/>
+        </w:rPr>
       </w:pPr>
       <w:r>
         <w:rPr>
           <w:sz w:val="24"/>
-        </w:rPr>
-        <w:t>Рисунок 3 - ER-модель базы данных</w:t>
+          <w:lang w:val="ru-RU"/>
+        </w:rPr>
+        <w:t>Таблица</w:t>
+      </w:r>
+      <w:r>
+        <w:rPr>
+          <w:sz w:val="24"/>
+          <w:lang w:val="ru-RU"/>
+        </w:rPr>
+        <w:t xml:space="preserve"> </w:t>
+      </w:r>
+      <w:r>
+        <w:rPr>
+          <w:sz w:val="24"/>
+          <w:lang w:val="ru-RU"/>
+        </w:rPr>
+        <w:t xml:space="preserve">3 - </w:t>
+      </w:r>
+      <w:r>
+        <w:rPr>
+          <w:sz w:val="24"/>
+        </w:rPr>
+        <w:t>ER</w:t>
+      </w:r>
+      <w:r>
+        <w:rPr>
+          <w:sz w:val="24"/>
+          <w:lang w:val="ru-RU"/>
+        </w:rPr>
+        <w:t>-модель базы данных</w:t>
       </w:r>
     </w:p>
     <w:tbl>
@@ -1772,13 +3954,14 @@
         <w:tc>
           <w:tcPr>
             <w:tcW w:w="2948" w:type="dxa"/>
-            <w:shd w:val="clear" w:color="auto" w:fill="D9EAF7"/>
             <w:vAlign w:val="center"/>
           </w:tcPr>
           <w:p>
             <w:pPr>
+              <w:ind w:firstLine="0"/>
               <w:jc w:val="left"/>
             </w:pPr>
+            <w:proofErr w:type="spellStart"/>
             <w:r>
               <w:rPr>
                 <w:b/>
@@ -1786,16 +3969,17 @@
               </w:rPr>
               <w:t>Связь</w:t>
             </w:r>
+            <w:proofErr w:type="spellEnd"/>
           </w:p>
         </w:tc>
         <w:tc>
           <w:tcPr>
             <w:tcW w:w="2268" w:type="dxa"/>
-            <w:shd w:val="clear" w:color="auto" w:fill="D9EAF7"/>
             <w:vAlign w:val="center"/>
           </w:tcPr>
           <w:p>
             <w:pPr>
+              <w:ind w:firstLine="0"/>
               <w:jc w:val="left"/>
             </w:pPr>
             <w:r>
@@ -1810,11 +3994,11 @@
         <w:tc>
           <w:tcPr>
             <w:tcW w:w="4989" w:type="dxa"/>
-            <w:shd w:val="clear" w:color="auto" w:fill="D9EAF7"/>
             <w:vAlign w:val="center"/>
           </w:tcPr>
           <w:p>
             <w:pPr>
+              <w:ind w:firstLine="0"/>
               <w:jc w:val="left"/>
             </w:pPr>
             <w:r>
@@ -1838,6 +4022,7 @@
           </w:tcPr>
           <w:p>
             <w:pPr>
+              <w:ind w:firstLine="0"/>
               <w:jc w:val="left"/>
             </w:pPr>
             <w:r>
@@ -1855,6 +4040,7 @@
           </w:tcPr>
           <w:p>
             <w:pPr>
+              <w:ind w:firstLine="0"/>
               <w:jc w:val="left"/>
             </w:pPr>
             <w:r>
@@ -1872,11 +4058,16 @@
           </w:tcPr>
           <w:p>
             <w:pPr>
+              <w:ind w:firstLine="0"/>
               <w:jc w:val="left"/>
+              <w:rPr>
+                <w:lang w:val="ru-RU"/>
+              </w:rPr>
             </w:pPr>
             <w:r>
               <w:rPr>
                 <w:sz w:val="24"/>
+                <w:lang w:val="ru-RU"/>
               </w:rPr>
               <w:t>Один клиент может иметь несколько заявок</w:t>
             </w:r>
@@ -1894,14 +4085,23 @@
           </w:tcPr>
           <w:p>
             <w:pPr>
+              <w:ind w:firstLine="0"/>
               <w:jc w:val="left"/>
             </w:pPr>
             <w:r>
               <w:rPr>
                 <w:sz w:val="24"/>
               </w:rPr>
-              <w:t>Equipment -&gt; ServiceRequests</w:t>
-            </w:r>
+              <w:t xml:space="preserve">Equipment -&gt; </w:t>
+            </w:r>
+            <w:proofErr w:type="spellStart"/>
+            <w:r>
+              <w:rPr>
+                <w:sz w:val="24"/>
+              </w:rPr>
+              <w:t>ServiceRequests</w:t>
+            </w:r>
+            <w:proofErr w:type="spellEnd"/>
           </w:p>
         </w:tc>
         <w:tc>
@@ -1911,6 +4111,7 @@
           </w:tcPr>
           <w:p>
             <w:pPr>
+              <w:ind w:firstLine="0"/>
               <w:jc w:val="left"/>
             </w:pPr>
             <w:r>
@@ -1928,11 +4129,16 @@
           </w:tcPr>
           <w:p>
             <w:pPr>
+              <w:ind w:firstLine="0"/>
               <w:jc w:val="left"/>
+              <w:rPr>
+                <w:lang w:val="ru-RU"/>
+              </w:rPr>
             </w:pPr>
             <w:r>
               <w:rPr>
                 <w:sz w:val="24"/>
+                <w:lang w:val="ru-RU"/>
               </w:rPr>
               <w:t>На одно оборудование может быть создано несколько заявок</w:t>
             </w:r>
@@ -1940,68 +4146,562 @@
         </w:tc>
       </w:tr>
     </w:tbl>
-    <w:p/>
+    <w:p>
+      <w:pPr>
+        <w:rPr>
+          <w:lang w:val="ru-RU"/>
+        </w:rPr>
+      </w:pPr>
+    </w:p>
     <w:p>
       <w:pPr>
         <w:pStyle w:val="21"/>
-      </w:pPr>
-      <w:r>
+        <w:rPr>
+          <w:lang w:val="ru-RU"/>
+        </w:rPr>
+      </w:pPr>
+      <w:bookmarkStart w:id="7" w:name="_Toc230516157"/>
+      <w:r>
+        <w:rPr>
+          <w:lang w:val="ru-RU"/>
+        </w:rPr>
         <w:t>2.3 Проектирование пользовательского интерфейса</w:t>
       </w:r>
-    </w:p>
-    <w:p>
-      <w:r>
-        <w:t>Пользовательский интерфейс построен как одно главное окно с вкладками. Такой подход удобен для учебной информационной системы: пользователь не теряется в многооконной навигации, видит сводные показатели и может перейти к добавлению записей, справочникам, заявкам, работам, проверкам и отчетам.</w:t>
-      </w:r>
-    </w:p>
-    <w:p>
-      <w:r>
-        <w:t xml:space="preserve">Вкладка «Добавление» содержит формы для создания абонентов, адресов, оборудования, мастеров, заявок, выполненных работ и результатов проверок. Отдельные вкладки отображают справочники и журналы в таблицах DataGrid, а </w:t>
-      </w:r>
-      <w:r>
+      <w:bookmarkEnd w:id="7"/>
+    </w:p>
+    <w:p>
+      <w:pPr>
+        <w:rPr>
+          <w:lang w:val="ru-RU"/>
+        </w:rPr>
+      </w:pPr>
+      <w:r>
+        <w:rPr>
+          <w:lang w:val="ru-RU"/>
+        </w:rPr>
+        <w:t xml:space="preserve">Пользовательский интерфейс построен как одно главное окно с вкладками. Такой подход удобен для учебной информационной системы: </w:t>
+      </w:r>
+      <w:r>
+        <w:rPr>
+          <w:lang w:val="ru-RU"/>
+        </w:rPr>
         <w:lastRenderedPageBreak/>
-        <w:t>вкладка «Отчеты» показывает завершенные работы и просроченные заявки. В нижней части окна расположен StatusMessage.</w:t>
-      </w:r>
-    </w:p>
-    <w:p>
-      <w:r>
-        <w:t>Окно имеет заголовок «Система обслуживания газового оборудования», рабочую область 1280 x 780 пикселей и минимальный размер 1050 x 660 пикселей. Для таблиц используется компонент DataGrid из пакета Avalonia.Controls.DataGrid. Верхняя панель показывает количество абонентов, заявок и просроченных обращений.</w:t>
-      </w:r>
+        <w:t>пользователь не теряется в многооконной навигации и сразу видит основные разделы данных.</w:t>
+      </w:r>
+    </w:p>
+    <w:p>
+      <w:pPr>
+        <w:rPr>
+          <w:lang w:val="ru-RU"/>
+        </w:rPr>
+      </w:pPr>
+      <w:r>
+        <w:rPr>
+          <w:lang w:val="ru-RU"/>
+        </w:rPr>
+        <w:t xml:space="preserve">Вкладка «Оборудование» содержит таблицу с автоматической генерацией колонок на основе свойств модели </w:t>
+      </w:r>
+      <w:r>
+        <w:t>Equipment</w:t>
+      </w:r>
+      <w:r>
+        <w:rPr>
+          <w:lang w:val="ru-RU"/>
+        </w:rPr>
+        <w:t xml:space="preserve">. Вкладка «Клиенты» аналогично отображает данные модели </w:t>
+      </w:r>
+      <w:r>
+        <w:t>Client</w:t>
+      </w:r>
+      <w:r>
+        <w:rPr>
+          <w:lang w:val="ru-RU"/>
+        </w:rPr>
+        <w:t>. В нижней части окна расположен текстовый блок для вывода сообщений об ошибках подключения.</w:t>
+      </w:r>
+    </w:p>
+    <w:p>
+      <w:pPr>
+        <w:rPr>
+          <w:lang w:val="ru-RU"/>
+        </w:rPr>
+      </w:pPr>
+      <w:r>
+        <w:rPr>
+          <w:lang w:val="ru-RU"/>
+        </w:rPr>
+        <w:t xml:space="preserve">Окно имеет заголовок «Система обслуживания газового оборудования», ширину 900 и высоту 600 пикселей. Для таблиц используется компонент </w:t>
+      </w:r>
+      <w:r>
+        <w:t>DataGrid</w:t>
+      </w:r>
+      <w:r>
+        <w:rPr>
+          <w:lang w:val="ru-RU"/>
+        </w:rPr>
+        <w:t xml:space="preserve"> из пакета </w:t>
+      </w:r>
+      <w:r>
+        <w:t>Avalonia</w:t>
+      </w:r>
+      <w:r>
+        <w:rPr>
+          <w:lang w:val="ru-RU"/>
+        </w:rPr>
+        <w:t>.</w:t>
+      </w:r>
+      <w:r>
+        <w:t>Controls</w:t>
+      </w:r>
+      <w:r>
+        <w:rPr>
+          <w:lang w:val="ru-RU"/>
+        </w:rPr>
+        <w:t>.</w:t>
+      </w:r>
+      <w:r>
+        <w:t>DataGrid</w:t>
+      </w:r>
+      <w:r>
+        <w:rPr>
+          <w:lang w:val="ru-RU"/>
+        </w:rPr>
+        <w:t>. Таблицы настроены в режим только для чтения, что соответствует текущему объему функциональности.</w:t>
+      </w:r>
+    </w:p>
+    <w:p>
+      <w:pPr>
+        <w:rPr>
+          <w:lang w:val="ru-RU"/>
+        </w:rPr>
+      </w:pPr>
+    </w:p>
+    <w:p>
+      <w:pPr>
+        <w:rPr>
+          <w:lang w:val="ru-RU"/>
+        </w:rPr>
+      </w:pPr>
+    </w:p>
+    <w:p>
+      <w:pPr>
+        <w:rPr>
+          <w:lang w:val="ru-RU"/>
+        </w:rPr>
+      </w:pPr>
+    </w:p>
+    <w:p>
+      <w:pPr>
+        <w:rPr>
+          <w:lang w:val="ru-RU"/>
+        </w:rPr>
+      </w:pPr>
+    </w:p>
+    <w:p>
+      <w:pPr>
+        <w:rPr>
+          <w:lang w:val="ru-RU"/>
+        </w:rPr>
+      </w:pPr>
+    </w:p>
+    <w:p>
+      <w:pPr>
+        <w:rPr>
+          <w:lang w:val="ru-RU"/>
+        </w:rPr>
+      </w:pPr>
+    </w:p>
+    <w:p>
+      <w:pPr>
+        <w:rPr>
+          <w:lang w:val="ru-RU"/>
+        </w:rPr>
+      </w:pPr>
+    </w:p>
+    <w:p>
+      <w:pPr>
+        <w:rPr>
+          <w:lang w:val="ru-RU"/>
+        </w:rPr>
+      </w:pPr>
+    </w:p>
+    <w:p>
+      <w:pPr>
+        <w:rPr>
+          <w:lang w:val="ru-RU"/>
+        </w:rPr>
+      </w:pPr>
+    </w:p>
+    <w:p>
+      <w:pPr>
+        <w:rPr>
+          <w:lang w:val="ru-RU"/>
+        </w:rPr>
+      </w:pPr>
+    </w:p>
+    <w:p>
+      <w:pPr>
+        <w:rPr>
+          <w:lang w:val="ru-RU"/>
+        </w:rPr>
+      </w:pPr>
+    </w:p>
+    <w:p>
+      <w:pPr>
+        <w:rPr>
+          <w:lang w:val="ru-RU"/>
+        </w:rPr>
+      </w:pPr>
+    </w:p>
+    <w:p>
+      <w:pPr>
+        <w:rPr>
+          <w:lang w:val="ru-RU"/>
+        </w:rPr>
+      </w:pPr>
+    </w:p>
+    <w:p>
+      <w:pPr>
+        <w:rPr>
+          <w:lang w:val="ru-RU"/>
+        </w:rPr>
+      </w:pPr>
+    </w:p>
+    <w:p>
+      <w:pPr>
+        <w:rPr>
+          <w:lang w:val="ru-RU"/>
+        </w:rPr>
+      </w:pPr>
+    </w:p>
+    <w:p>
+      <w:pPr>
+        <w:rPr>
+          <w:lang w:val="ru-RU"/>
+        </w:rPr>
+      </w:pPr>
     </w:p>
     <w:p>
       <w:pPr>
         <w:pStyle w:val="1"/>
-        <w:ind w:firstLine="709"/>
-        <w:jc w:val="both"/>
-      </w:pPr>
-      <w:r>
-        <w:rPr>
-          <w:rFonts w:ascii="Times New Roman" w:eastAsia="Times New Roman" w:hAnsi="Times New Roman"/>
-        </w:rPr>
-        <w:t>3 РАЗРАБОТКА ПРОГРАММНОГО МОДУЛЯ</w:t>
-      </w:r>
+        <w:rPr>
+          <w:lang w:val="ru-RU"/>
+        </w:rPr>
+      </w:pPr>
+      <w:bookmarkStart w:id="8" w:name="_Toc230516158"/>
+      <w:r>
+        <w:rPr>
+          <w:lang w:val="ru-RU"/>
+        </w:rPr>
+        <w:lastRenderedPageBreak/>
+        <w:t>3 РЕАЛИЗАЦИЯ ПРОГРАММНОГО ПРОДУКТА</w:t>
+      </w:r>
+      <w:bookmarkEnd w:id="8"/>
     </w:p>
     <w:p>
       <w:pPr>
         <w:pStyle w:val="21"/>
-      </w:pPr>
-      <w:r>
+        <w:rPr>
+          <w:lang w:val="ru-RU"/>
+        </w:rPr>
+      </w:pPr>
+      <w:bookmarkStart w:id="9" w:name="_Toc230516159"/>
+      <w:r>
+        <w:rPr>
+          <w:lang w:val="ru-RU"/>
+        </w:rPr>
         <w:t>3.1 Средства разработки</w:t>
       </w:r>
-    </w:p>
-    <w:p>
-      <w:r>
-        <w:t>Разработка выполнена на языке C# с использованием .NET 8. В качестве графического фреймворка выбран Avalonia UI версии 12.0.3. Для доступа к базе данных применяются Microsoft Entity Framework Core 8.0.10 и провайдер Npgsql.EntityFrameworkCore.PostgreSQL 8.0.10.</w:t>
-      </w:r>
-    </w:p>
-    <w:p>
-      <w:r>
-        <w:t>Выбор указанных технологий обусловлен их распространенностью, поддержкой асинхронной работы и возможностью построения архитектуры MVVM. Entity Framework Core избавляет разработчика от необходимости вручную писать большую часть SQL-запросов для типовых операций выборки и сохранения.</w:t>
-      </w:r>
-    </w:p>
-    <w:p>
-      <w:r>
-        <w:t>Проект имеет стандартную структуру .NET-приложения: Program.cs отвечает за запуск, App.axaml.cs создает главное окно, папка Views содержит XAML-разметку, ViewModels - модель представления, Models - классы сущностей, Services - сервисы и контекст базы данных.</w:t>
+      <w:bookmarkEnd w:id="9"/>
+    </w:p>
+    <w:p>
+      <w:pPr>
+        <w:rPr>
+          <w:lang w:val="ru-RU"/>
+        </w:rPr>
+      </w:pPr>
+      <w:r>
+        <w:rPr>
+          <w:lang w:val="ru-RU"/>
+        </w:rPr>
+        <w:t xml:space="preserve">Разработка выполнена на языке </w:t>
+      </w:r>
+      <w:r>
+        <w:t>C</w:t>
+      </w:r>
+      <w:r>
+        <w:rPr>
+          <w:lang w:val="ru-RU"/>
+        </w:rPr>
+        <w:t># с использованием .</w:t>
+      </w:r>
+      <w:r>
+        <w:t>NET</w:t>
+      </w:r>
+      <w:r>
+        <w:rPr>
+          <w:lang w:val="ru-RU"/>
+        </w:rPr>
+        <w:t xml:space="preserve"> 8. В качестве графического фреймворка выбран </w:t>
+      </w:r>
+      <w:r>
+        <w:t>Avalonia</w:t>
+      </w:r>
+      <w:r>
+        <w:rPr>
+          <w:lang w:val="ru-RU"/>
+        </w:rPr>
+        <w:t xml:space="preserve"> </w:t>
+      </w:r>
+      <w:r>
+        <w:t>UI</w:t>
+      </w:r>
+      <w:r>
+        <w:rPr>
+          <w:lang w:val="ru-RU"/>
+        </w:rPr>
+        <w:t xml:space="preserve"> версии 12.0.3. Для доступа к базе данных применяются </w:t>
+      </w:r>
+      <w:r>
+        <w:t>Microsoft</w:t>
+      </w:r>
+      <w:r>
+        <w:rPr>
+          <w:lang w:val="ru-RU"/>
+        </w:rPr>
+        <w:t xml:space="preserve"> </w:t>
+      </w:r>
+      <w:r>
+        <w:t>Entity</w:t>
+      </w:r>
+      <w:r>
+        <w:rPr>
+          <w:lang w:val="ru-RU"/>
+        </w:rPr>
+        <w:t xml:space="preserve"> </w:t>
+      </w:r>
+      <w:r>
+        <w:t>Framework</w:t>
+      </w:r>
+      <w:r>
+        <w:rPr>
+          <w:lang w:val="ru-RU"/>
+        </w:rPr>
+        <w:t xml:space="preserve"> </w:t>
+      </w:r>
+      <w:r>
+        <w:t>Core</w:t>
+      </w:r>
+      <w:r>
+        <w:rPr>
+          <w:lang w:val="ru-RU"/>
+        </w:rPr>
+        <w:t xml:space="preserve"> 8.0.10 и провайдер </w:t>
+      </w:r>
+      <w:proofErr w:type="spellStart"/>
+      <w:r>
+        <w:t>Npgsql</w:t>
+      </w:r>
+      <w:proofErr w:type="spellEnd"/>
+      <w:r>
+        <w:rPr>
+          <w:lang w:val="ru-RU"/>
+        </w:rPr>
+        <w:t>.</w:t>
+      </w:r>
+      <w:proofErr w:type="spellStart"/>
+      <w:r>
+        <w:t>EntityFrameworkCore</w:t>
+      </w:r>
+      <w:proofErr w:type="spellEnd"/>
+      <w:r>
+        <w:rPr>
+          <w:lang w:val="ru-RU"/>
+        </w:rPr>
+        <w:t>.</w:t>
+      </w:r>
+      <w:r>
+        <w:t>PostgreSQL</w:t>
+      </w:r>
+      <w:r>
+        <w:rPr>
+          <w:lang w:val="ru-RU"/>
+        </w:rPr>
+        <w:t xml:space="preserve"> 8.0.10.</w:t>
+      </w:r>
+    </w:p>
+    <w:p>
+      <w:pPr>
+        <w:rPr>
+          <w:lang w:val="ru-RU"/>
+        </w:rPr>
+      </w:pPr>
+      <w:r>
+        <w:rPr>
+          <w:lang w:val="ru-RU"/>
+        </w:rPr>
+        <w:t xml:space="preserve">Выбор указанных технологий обусловлен их распространенностью, поддержкой асинхронной работы и возможностью построения архитектуры </w:t>
+      </w:r>
+      <w:r>
+        <w:t>MVVM</w:t>
+      </w:r>
+      <w:r>
+        <w:rPr>
+          <w:lang w:val="ru-RU"/>
+        </w:rPr>
+        <w:t xml:space="preserve">. </w:t>
+      </w:r>
+      <w:r>
+        <w:t>Entity</w:t>
+      </w:r>
+      <w:r>
+        <w:rPr>
+          <w:lang w:val="ru-RU"/>
+        </w:rPr>
+        <w:t xml:space="preserve"> </w:t>
+      </w:r>
+      <w:r>
+        <w:t>Framework</w:t>
+      </w:r>
+      <w:r>
+        <w:rPr>
+          <w:lang w:val="ru-RU"/>
+        </w:rPr>
+        <w:t xml:space="preserve"> </w:t>
+      </w:r>
+      <w:r>
+        <w:t>Core</w:t>
+      </w:r>
+      <w:r>
+        <w:rPr>
+          <w:lang w:val="ru-RU"/>
+        </w:rPr>
+        <w:t xml:space="preserve"> избавляет разработчика от необходимости вручную писать большую часть </w:t>
+      </w:r>
+      <w:r>
+        <w:t>SQL</w:t>
+      </w:r>
+      <w:r>
+        <w:rPr>
+          <w:lang w:val="ru-RU"/>
+        </w:rPr>
+        <w:t>-запросов для типовых операций выборки и сохранения.</w:t>
+      </w:r>
+    </w:p>
+    <w:p>
+      <w:pPr>
+        <w:rPr>
+          <w:lang w:val="ru-RU"/>
+        </w:rPr>
+      </w:pPr>
+      <w:r>
+        <w:rPr>
+          <w:lang w:val="ru-RU"/>
+        </w:rPr>
+        <w:t>Проект имеет стандартную структуру .</w:t>
+      </w:r>
+      <w:r>
+        <w:t>NET</w:t>
+      </w:r>
+      <w:r>
+        <w:rPr>
+          <w:lang w:val="ru-RU"/>
+        </w:rPr>
+        <w:t xml:space="preserve">-приложения: </w:t>
+      </w:r>
+      <w:r>
+        <w:t>Program</w:t>
+      </w:r>
+      <w:r>
+        <w:rPr>
+          <w:lang w:val="ru-RU"/>
+        </w:rPr>
+        <w:t>.</w:t>
+      </w:r>
+      <w:r>
+        <w:t>cs</w:t>
+      </w:r>
+      <w:r>
+        <w:rPr>
+          <w:lang w:val="ru-RU"/>
+        </w:rPr>
+        <w:t xml:space="preserve"> отвечает за запуск, </w:t>
+      </w:r>
+      <w:r>
+        <w:t>App</w:t>
+      </w:r>
+      <w:r>
+        <w:rPr>
+          <w:lang w:val="ru-RU"/>
+        </w:rPr>
+        <w:t>.</w:t>
+      </w:r>
+      <w:proofErr w:type="spellStart"/>
+      <w:r>
+        <w:t>axaml</w:t>
+      </w:r>
+      <w:proofErr w:type="spellEnd"/>
+      <w:r>
+        <w:rPr>
+          <w:lang w:val="ru-RU"/>
+        </w:rPr>
+        <w:t>.</w:t>
+      </w:r>
+      <w:r>
+        <w:t>cs</w:t>
+      </w:r>
+      <w:r>
+        <w:rPr>
+          <w:lang w:val="ru-RU"/>
+        </w:rPr>
+        <w:t xml:space="preserve"> создает главное окно, папка </w:t>
+      </w:r>
+      <w:r>
+        <w:t>Views</w:t>
+      </w:r>
+      <w:r>
+        <w:rPr>
+          <w:lang w:val="ru-RU"/>
+        </w:rPr>
+        <w:t xml:space="preserve"> содержит </w:t>
+      </w:r>
+      <w:r>
+        <w:t>XAML</w:t>
+      </w:r>
+      <w:r>
+        <w:rPr>
+          <w:lang w:val="ru-RU"/>
+        </w:rPr>
+        <w:t xml:space="preserve">-разметку, </w:t>
+      </w:r>
+      <w:proofErr w:type="spellStart"/>
+      <w:r>
+        <w:t>ViewModels</w:t>
+      </w:r>
+      <w:proofErr w:type="spellEnd"/>
+      <w:r>
+        <w:rPr>
+          <w:lang w:val="ru-RU"/>
+        </w:rPr>
+        <w:t xml:space="preserve"> - модель представления, </w:t>
+      </w:r>
+      <w:r>
+        <w:t>Models</w:t>
+      </w:r>
+      <w:r>
+        <w:rPr>
+          <w:lang w:val="ru-RU"/>
+        </w:rPr>
+        <w:t xml:space="preserve"> - классы сущностей, </w:t>
+      </w:r>
+      <w:r>
+        <w:t>Services</w:t>
+      </w:r>
+      <w:r>
+        <w:rPr>
+          <w:lang w:val="ru-RU"/>
+        </w:rPr>
+        <w:t xml:space="preserve"> - сервисы и контекст базы данных.</w:t>
       </w:r>
     </w:p>
     <w:tbl>
@@ -2024,13 +4724,14 @@
         <w:tc>
           <w:tcPr>
             <w:tcW w:w="2835" w:type="dxa"/>
-            <w:shd w:val="clear" w:color="auto" w:fill="D9EAF7"/>
             <w:vAlign w:val="center"/>
           </w:tcPr>
           <w:p>
             <w:pPr>
+              <w:ind w:firstLine="0"/>
               <w:jc w:val="left"/>
             </w:pPr>
+            <w:proofErr w:type="spellStart"/>
             <w:r>
               <w:rPr>
                 <w:b/>
@@ -2038,16 +4739,17 @@
               </w:rPr>
               <w:t>Компонент</w:t>
             </w:r>
+            <w:proofErr w:type="spellEnd"/>
           </w:p>
         </w:tc>
         <w:tc>
           <w:tcPr>
             <w:tcW w:w="1701" w:type="dxa"/>
-            <w:shd w:val="clear" w:color="auto" w:fill="D9EAF7"/>
             <w:vAlign w:val="center"/>
           </w:tcPr>
           <w:p>
             <w:pPr>
+              <w:ind w:firstLine="0"/>
               <w:jc w:val="left"/>
             </w:pPr>
             <w:r>
@@ -2062,11 +4764,11 @@
         <w:tc>
           <w:tcPr>
             <w:tcW w:w="5102" w:type="dxa"/>
-            <w:shd w:val="clear" w:color="auto" w:fill="D9EAF7"/>
             <w:vAlign w:val="center"/>
           </w:tcPr>
           <w:p>
             <w:pPr>
+              <w:ind w:firstLine="0"/>
               <w:jc w:val="left"/>
             </w:pPr>
             <w:r>
@@ -2090,6 +4792,7 @@
           </w:tcPr>
           <w:p>
             <w:pPr>
+              <w:ind w:firstLine="0"/>
               <w:jc w:val="left"/>
             </w:pPr>
             <w:r>
@@ -2107,6 +4810,7 @@
           </w:tcPr>
           <w:p>
             <w:pPr>
+              <w:ind w:firstLine="0"/>
               <w:jc w:val="left"/>
             </w:pPr>
             <w:r>
@@ -2124,11 +4828,16 @@
           </w:tcPr>
           <w:p>
             <w:pPr>
+              <w:ind w:firstLine="0"/>
               <w:jc w:val="left"/>
+              <w:rPr>
+                <w:lang w:val="ru-RU"/>
+              </w:rPr>
             </w:pPr>
             <w:r>
               <w:rPr>
                 <w:sz w:val="24"/>
+                <w:lang w:val="ru-RU"/>
               </w:rPr>
               <w:t>Платформа выполнения и сборки приложения</w:t>
             </w:r>
@@ -2146,6 +4855,7 @@
           </w:tcPr>
           <w:p>
             <w:pPr>
+              <w:ind w:firstLine="0"/>
               <w:jc w:val="left"/>
             </w:pPr>
             <w:r>
@@ -2163,6 +4873,7 @@
           </w:tcPr>
           <w:p>
             <w:pPr>
+              <w:ind w:firstLine="0"/>
               <w:jc w:val="left"/>
             </w:pPr>
             <w:r>
@@ -2180,6 +4891,7 @@
           </w:tcPr>
           <w:p>
             <w:pPr>
+              <w:ind w:firstLine="0"/>
               <w:jc w:val="left"/>
             </w:pPr>
             <w:r>
@@ -2202,6 +4914,7 @@
           </w:tcPr>
           <w:p>
             <w:pPr>
+              <w:ind w:firstLine="0"/>
               <w:jc w:val="left"/>
             </w:pPr>
             <w:r>
@@ -2219,6 +4932,7 @@
           </w:tcPr>
           <w:p>
             <w:pPr>
+              <w:ind w:firstLine="0"/>
               <w:jc w:val="left"/>
             </w:pPr>
             <w:r>
@@ -2236,13 +4950,24 @@
           </w:tcPr>
           <w:p>
             <w:pPr>
+              <w:ind w:firstLine="0"/>
               <w:jc w:val="left"/>
+              <w:rPr>
+                <w:lang w:val="ru-RU"/>
+              </w:rPr>
             </w:pPr>
             <w:r>
               <w:rPr>
                 <w:sz w:val="24"/>
               </w:rPr>
-              <w:t>ORM для работы с реляционной базой данных</w:t>
+              <w:t>ORM</w:t>
+            </w:r>
+            <w:r>
+              <w:rPr>
+                <w:sz w:val="24"/>
+                <w:lang w:val="ru-RU"/>
+              </w:rPr>
+              <w:t xml:space="preserve"> для работы с реляционной базой данных</w:t>
             </w:r>
           </w:p>
         </w:tc>
@@ -2258,14 +4983,22 @@
           </w:tcPr>
           <w:p>
             <w:pPr>
+              <w:ind w:firstLine="0"/>
               <w:jc w:val="left"/>
             </w:pPr>
+            <w:proofErr w:type="spellStart"/>
             <w:r>
               <w:rPr>
                 <w:sz w:val="24"/>
               </w:rPr>
-              <w:lastRenderedPageBreak/>
-              <w:t>Npgsql EF Core Provider</w:t>
+              <w:t>Npgsql</w:t>
+            </w:r>
+            <w:proofErr w:type="spellEnd"/>
+            <w:r>
+              <w:rPr>
+                <w:sz w:val="24"/>
+              </w:rPr>
+              <w:t xml:space="preserve"> EF Core Provider</w:t>
             </w:r>
           </w:p>
         </w:tc>
@@ -2276,6 +5009,7 @@
           </w:tcPr>
           <w:p>
             <w:pPr>
+              <w:ind w:firstLine="0"/>
               <w:jc w:val="left"/>
             </w:pPr>
             <w:r>
@@ -2293,6 +5027,7 @@
           </w:tcPr>
           <w:p>
             <w:pPr>
+              <w:ind w:firstLine="0"/>
               <w:jc w:val="left"/>
             </w:pPr>
             <w:r>
@@ -2315,6 +5050,7 @@
           </w:tcPr>
           <w:p>
             <w:pPr>
+              <w:ind w:firstLine="0"/>
               <w:jc w:val="left"/>
             </w:pPr>
             <w:r>
@@ -2332,6 +5068,7 @@
           </w:tcPr>
           <w:p>
             <w:pPr>
+              <w:ind w:firstLine="0"/>
               <w:jc w:val="left"/>
             </w:pPr>
             <w:r>
@@ -2349,6 +5086,7 @@
           </w:tcPr>
           <w:p>
             <w:pPr>
+              <w:ind w:firstLine="0"/>
               <w:jc w:val="left"/>
             </w:pPr>
             <w:r>
@@ -2366,85 +5104,732 @@
       <w:pPr>
         <w:pStyle w:val="21"/>
       </w:pPr>
+      <w:bookmarkStart w:id="10" w:name="_Toc230516160"/>
       <w:r>
         <w:t>3.2 Описание основных модулей</w:t>
       </w:r>
-    </w:p>
-    <w:p>
-      <w:r>
-        <w:t>Класс Equipment описывает единицу газового оборудования. Он содержит идентификаторы абонента и адреса, серийный номер, тип, дату установки, дату следующей проверки, производителя, модель, место установки и текущий статус. Эти свойства соответствуют колонкам таблицы Equipment.</w:t>
-      </w:r>
-    </w:p>
-    <w:p>
-      <w:r>
-        <w:t>Класс Client описывает клиента сервисной организации. Для клиента хранятся наименование, контактное лицо, телефон и адрес. Класс ServiceRequest предназначен для дальнейшего развития функциональности заявок и уже отражен в схеме базы данных.</w:t>
-      </w:r>
-    </w:p>
-    <w:p>
-      <w:r>
-        <w:t>Базовый класс NotifyPropertyChangedBase реализует интерфейс INotifyPropertyChanged. Он нужен для обновления интерфейса при изменении свойств модели представления. Метод SetProperty проверяет, изменилось ли значение, обновляет поле и вызывает событие изменения свойства.</w:t>
-      </w:r>
-    </w:p>
-    <w:p>
-      <w:r>
-        <w:t>MainViewModel выполняет загрузку данных при создании объекта. Метод LoadDataAsync вызывает сервисные методы GetAllEquipmentAsync и GetAllClientsAsync. При успешной загрузке списки передаются в свойства EquipmentList и ClientList, к которым привязаны таблицы интерфейса.</w:t>
-      </w:r>
-    </w:p>
-    <w:p>
-      <w:r>
-        <w:t>GasService содержит методы работы с данными. В текущей версии реализованы получение всех записей оборудования и клиентов, а также добавление новых записей в соответствующие наборы DbSet. Сервис отделяет модель представления от деталей работы Entity Framework Core.</w:t>
+      <w:bookmarkEnd w:id="10"/>
+    </w:p>
+    <w:p>
+      <w:pPr>
+        <w:rPr>
+          <w:lang w:val="ru-RU"/>
+        </w:rPr>
+      </w:pPr>
+      <w:r>
+        <w:rPr>
+          <w:lang w:val="ru-RU"/>
+        </w:rPr>
+        <w:t xml:space="preserve">Класс </w:t>
+      </w:r>
+      <w:r>
+        <w:t>Equipment</w:t>
+      </w:r>
+      <w:r>
+        <w:rPr>
+          <w:lang w:val="ru-RU"/>
+        </w:rPr>
+        <w:t xml:space="preserve"> описывает единицу газового оборудования. Он содержит идентификатор, серийный номер, тип, дату установки, производителя, модель, место установки и текущий статус. Эти свойства напрямую соответствуют колонкам таблицы </w:t>
+      </w:r>
+      <w:r>
+        <w:t>Equipment</w:t>
+      </w:r>
+      <w:r>
+        <w:rPr>
+          <w:lang w:val="ru-RU"/>
+        </w:rPr>
+        <w:t>.</w:t>
+      </w:r>
+    </w:p>
+    <w:p>
+      <w:pPr>
+        <w:rPr>
+          <w:lang w:val="ru-RU"/>
+        </w:rPr>
+      </w:pPr>
+      <w:r>
+        <w:rPr>
+          <w:lang w:val="ru-RU"/>
+        </w:rPr>
+        <w:lastRenderedPageBreak/>
+        <w:t xml:space="preserve">Класс </w:t>
+      </w:r>
+      <w:r>
+        <w:t>Client</w:t>
+      </w:r>
+      <w:r>
+        <w:rPr>
+          <w:lang w:val="ru-RU"/>
+        </w:rPr>
+        <w:t xml:space="preserve"> описывает клиента сервисной организации. Для клиента хранятся наименование, контактное лицо, телефон и адрес. Класс </w:t>
+      </w:r>
+      <w:r>
+        <w:t>ServiceRequest</w:t>
+      </w:r>
+      <w:r>
+        <w:rPr>
+          <w:lang w:val="ru-RU"/>
+        </w:rPr>
+        <w:t xml:space="preserve"> предназначен для дальнейшего развития функциональности заявок и уже отражен в схеме базы данных.</w:t>
+      </w:r>
+    </w:p>
+    <w:p>
+      <w:pPr>
+        <w:rPr>
+          <w:lang w:val="ru-RU"/>
+        </w:rPr>
+      </w:pPr>
+      <w:r>
+        <w:rPr>
+          <w:lang w:val="ru-RU"/>
+        </w:rPr>
+        <w:t xml:space="preserve">Базовый класс </w:t>
+      </w:r>
+      <w:proofErr w:type="spellStart"/>
+      <w:r>
+        <w:t>NotifyPropertyChangedBase</w:t>
+      </w:r>
+      <w:proofErr w:type="spellEnd"/>
+      <w:r>
+        <w:rPr>
+          <w:lang w:val="ru-RU"/>
+        </w:rPr>
+        <w:t xml:space="preserve"> реализует интерфейс </w:t>
+      </w:r>
+      <w:proofErr w:type="spellStart"/>
+      <w:r>
+        <w:t>INotifyPropertyChanged</w:t>
+      </w:r>
+      <w:proofErr w:type="spellEnd"/>
+      <w:r>
+        <w:rPr>
+          <w:lang w:val="ru-RU"/>
+        </w:rPr>
+        <w:t xml:space="preserve">. Он нужен для обновления интерфейса при изменении свойств модели представления. Метод </w:t>
+      </w:r>
+      <w:proofErr w:type="spellStart"/>
+      <w:r>
+        <w:t>SetProperty</w:t>
+      </w:r>
+      <w:proofErr w:type="spellEnd"/>
+      <w:r>
+        <w:rPr>
+          <w:lang w:val="ru-RU"/>
+        </w:rPr>
+        <w:t xml:space="preserve"> проверяет, изменилось ли значение, обновляет поле и вызывает событие изменения свойства.</w:t>
+      </w:r>
+    </w:p>
+    <w:p>
+      <w:pPr>
+        <w:rPr>
+          <w:lang w:val="ru-RU"/>
+        </w:rPr>
+      </w:pPr>
+      <w:proofErr w:type="spellStart"/>
+      <w:r>
+        <w:t>MainViewModel</w:t>
+      </w:r>
+      <w:proofErr w:type="spellEnd"/>
+      <w:r>
+        <w:rPr>
+          <w:lang w:val="ru-RU"/>
+        </w:rPr>
+        <w:t xml:space="preserve"> выполняет загрузку данных при создании объекта. Метод </w:t>
+      </w:r>
+      <w:proofErr w:type="spellStart"/>
+      <w:r>
+        <w:t>LoadDataAsync</w:t>
+      </w:r>
+      <w:proofErr w:type="spellEnd"/>
+      <w:r>
+        <w:rPr>
+          <w:lang w:val="ru-RU"/>
+        </w:rPr>
+        <w:t xml:space="preserve"> вызывает сервисные методы </w:t>
+      </w:r>
+      <w:proofErr w:type="spellStart"/>
+      <w:r>
+        <w:t>GetAllEquipmentAsync</w:t>
+      </w:r>
+      <w:proofErr w:type="spellEnd"/>
+      <w:r>
+        <w:rPr>
+          <w:lang w:val="ru-RU"/>
+        </w:rPr>
+        <w:t xml:space="preserve"> и </w:t>
+      </w:r>
+      <w:proofErr w:type="spellStart"/>
+      <w:r>
+        <w:t>GetAllClientsAsync</w:t>
+      </w:r>
+      <w:proofErr w:type="spellEnd"/>
+      <w:r>
+        <w:rPr>
+          <w:lang w:val="ru-RU"/>
+        </w:rPr>
+        <w:t xml:space="preserve">. При успешной загрузке списки передаются в свойства </w:t>
+      </w:r>
+      <w:proofErr w:type="spellStart"/>
+      <w:r>
+        <w:t>EquipmentList</w:t>
+      </w:r>
+      <w:proofErr w:type="spellEnd"/>
+      <w:r>
+        <w:rPr>
+          <w:lang w:val="ru-RU"/>
+        </w:rPr>
+        <w:t xml:space="preserve"> и </w:t>
+      </w:r>
+      <w:proofErr w:type="spellStart"/>
+      <w:r>
+        <w:t>ClientList</w:t>
+      </w:r>
+      <w:proofErr w:type="spellEnd"/>
+      <w:r>
+        <w:rPr>
+          <w:lang w:val="ru-RU"/>
+        </w:rPr>
+        <w:t>, к которым привязаны таблицы интерфейса.</w:t>
+      </w:r>
+    </w:p>
+    <w:p>
+      <w:pPr>
+        <w:rPr>
+          <w:lang w:val="ru-RU"/>
+        </w:rPr>
+      </w:pPr>
+      <w:proofErr w:type="spellStart"/>
+      <w:r>
+        <w:t>GasService</w:t>
+      </w:r>
+      <w:proofErr w:type="spellEnd"/>
+      <w:r>
+        <w:rPr>
+          <w:lang w:val="ru-RU"/>
+        </w:rPr>
+        <w:t xml:space="preserve"> содержит методы работы с данными. В текущей версии реализованы получение всех записей оборудования и клиентов, а также добавление новых записей в соответствующие наборы </w:t>
+      </w:r>
+      <w:proofErr w:type="spellStart"/>
+      <w:r>
+        <w:t>DbSet</w:t>
+      </w:r>
+      <w:proofErr w:type="spellEnd"/>
+      <w:r>
+        <w:rPr>
+          <w:lang w:val="ru-RU"/>
+        </w:rPr>
+        <w:t xml:space="preserve">. Сервис отделяет модель представления от деталей работы </w:t>
+      </w:r>
+      <w:r>
+        <w:t>Entity</w:t>
+      </w:r>
+      <w:r>
+        <w:rPr>
+          <w:lang w:val="ru-RU"/>
+        </w:rPr>
+        <w:t xml:space="preserve"> </w:t>
+      </w:r>
+      <w:r>
+        <w:t>Framework</w:t>
+      </w:r>
+      <w:r>
+        <w:rPr>
+          <w:lang w:val="ru-RU"/>
+        </w:rPr>
+        <w:t xml:space="preserve"> </w:t>
+      </w:r>
+      <w:r>
+        <w:t>Core</w:t>
+      </w:r>
+      <w:r>
+        <w:rPr>
+          <w:lang w:val="ru-RU"/>
+        </w:rPr>
+        <w:t>.</w:t>
       </w:r>
     </w:p>
     <w:p>
       <w:pPr>
         <w:pStyle w:val="21"/>
-      </w:pPr>
-      <w:r>
+        <w:rPr>
+          <w:lang w:val="ru-RU"/>
+        </w:rPr>
+      </w:pPr>
+      <w:bookmarkStart w:id="11" w:name="_Toc230516161"/>
+      <w:r>
+        <w:rPr>
+          <w:lang w:val="ru-RU"/>
+        </w:rPr>
+        <w:t>3.3 Работа с базой данных</w:t>
+      </w:r>
+      <w:bookmarkEnd w:id="11"/>
+    </w:p>
+    <w:p>
+      <w:pPr>
+        <w:rPr>
+          <w:lang w:val="ru-RU"/>
+        </w:rPr>
+      </w:pPr>
+      <w:r>
+        <w:rPr>
+          <w:lang w:val="ru-RU"/>
+        </w:rPr>
+        <w:t xml:space="preserve">Подключение к базе данных настраивается в классе </w:t>
+      </w:r>
+      <w:proofErr w:type="spellStart"/>
+      <w:r>
+        <w:t>GasDbContext</w:t>
+      </w:r>
+      <w:proofErr w:type="spellEnd"/>
+      <w:r>
+        <w:rPr>
+          <w:lang w:val="ru-RU"/>
+        </w:rPr>
+        <w:t xml:space="preserve">. Строка подключения может быть передана через переменную окружения </w:t>
+      </w:r>
+      <w:r>
+        <w:t>GAS</w:t>
+      </w:r>
+      <w:r>
+        <w:rPr>
+          <w:lang w:val="ru-RU"/>
+        </w:rPr>
+        <w:t>_</w:t>
+      </w:r>
+      <w:r>
+        <w:t>SERVICE</w:t>
+      </w:r>
+      <w:r>
+        <w:rPr>
+          <w:lang w:val="ru-RU"/>
+        </w:rPr>
+        <w:t>_</w:t>
+      </w:r>
+      <w:r>
+        <w:t>DB</w:t>
+      </w:r>
+      <w:r>
+        <w:rPr>
+          <w:lang w:val="ru-RU"/>
+        </w:rPr>
+        <w:t>. Если переменная не задана, используется строка подключения по умолчанию. Такой подход позволяет не изменять исходный код при переносе приложения на другую рабочую станцию.</w:t>
+      </w:r>
+    </w:p>
+    <w:p>
+      <w:pPr>
+        <w:rPr>
+          <w:lang w:val="ru-RU"/>
+        </w:rPr>
+      </w:pPr>
+      <w:r>
+        <w:rPr>
+          <w:lang w:val="ru-RU"/>
+        </w:rPr>
+        <w:t xml:space="preserve">Метод </w:t>
+      </w:r>
+      <w:proofErr w:type="spellStart"/>
+      <w:r>
+        <w:t>OnModelCreating</w:t>
+      </w:r>
+      <w:proofErr w:type="spellEnd"/>
+      <w:r>
+        <w:rPr>
+          <w:lang w:val="ru-RU"/>
+        </w:rPr>
+        <w:t xml:space="preserve"> задает соответствие классов таблицам базы данных и ограничения длины строковых полей. Для </w:t>
+      </w:r>
+      <w:r>
+        <w:t>ServiceRequest</w:t>
+      </w:r>
+      <w:r>
+        <w:rPr>
+          <w:lang w:val="ru-RU"/>
+        </w:rPr>
+        <w:t xml:space="preserve"> настроены связи с </w:t>
+      </w:r>
+      <w:r>
+        <w:t>Equipment</w:t>
+      </w:r>
+      <w:r>
+        <w:rPr>
+          <w:lang w:val="ru-RU"/>
+        </w:rPr>
+        <w:t xml:space="preserve"> и </w:t>
+      </w:r>
+      <w:r>
+        <w:t>Client</w:t>
+      </w:r>
+      <w:r>
+        <w:rPr>
+          <w:lang w:val="ru-RU"/>
+        </w:rPr>
+        <w:t xml:space="preserve"> через внешние ключи. Удаление связанных записей ограничено правилом </w:t>
+      </w:r>
+      <w:r>
+        <w:t>Restrict</w:t>
+      </w:r>
+      <w:r>
+        <w:rPr>
+          <w:lang w:val="ru-RU"/>
+        </w:rPr>
+        <w:t>.</w:t>
+      </w:r>
+    </w:p>
+    <w:p>
+      <w:pPr>
+        <w:rPr>
+          <w:lang w:val="ru-RU"/>
+        </w:rPr>
+      </w:pPr>
+      <w:r>
+        <w:t>SQL</w:t>
+      </w:r>
+      <w:r>
+        <w:rPr>
+          <w:lang w:val="ru-RU"/>
+        </w:rPr>
+        <w:t xml:space="preserve">-скрипты в папке </w:t>
+      </w:r>
+      <w:r>
+        <w:t>database</w:t>
+      </w:r>
+      <w:r>
+        <w:rPr>
+          <w:lang w:val="ru-RU"/>
+        </w:rPr>
+        <w:t xml:space="preserve"> позволяют создать базу, схему и начальные данные. В демонстрационном наборе присутствуют реальные для предметной области примеры: газовые котлы, регулятор давления газа, водонагреватель, </w:t>
+      </w:r>
+      <w:r>
+        <w:rPr>
+          <w:lang w:val="ru-RU"/>
+        </w:rPr>
         <w:lastRenderedPageBreak/>
-        <w:t>3.3 Работа с базой данных</w:t>
-      </w:r>
-    </w:p>
-    <w:p>
-      <w:r>
-        <w:t>Подключение к базе данных настраивается в классе GasDbContext. Строка подключения может быть передана через переменную окружения GAS_SERVICE_DB. Если переменная не задана, используется строка подключения по умолчанию. Такой подход позволяет не изменять исходный код при переносе приложения на другую рабочую станцию.</w:t>
-      </w:r>
-    </w:p>
-    <w:p>
-      <w:r>
-        <w:t>Метод OnModelCreating задает соответствие классов таблицам базы данных и ограничения длины строковых полей. Для ServiceRequest настроены связи с Equipment и Client через внешние ключи. Удаление связанных записей ограничено правилом Restrict.</w:t>
-      </w:r>
-    </w:p>
-    <w:p>
-      <w:r>
-        <w:t>SQL-скрипты в папке database позволяют создать базу, схему и начальные данные. В демонстрационном наборе присутствуют реальные для предметной области примеры: газовые котлы, регулятор давления газа, водонагреватель, клиенты из Саратова и Энгельса, а также заявки со статусами «Завершена», «В работе» и «Открыта».</w:t>
-      </w:r>
+        <w:t>клиенты из Саратова и Энгельса, а также заявки со статусами «Завершена», «В работе» и «Открыта».</w:t>
+      </w:r>
+    </w:p>
+    <w:p>
+      <w:pPr>
+        <w:rPr>
+          <w:lang w:val="ru-RU"/>
+        </w:rPr>
+      </w:pPr>
+    </w:p>
+    <w:p>
+      <w:pPr>
+        <w:rPr>
+          <w:lang w:val="ru-RU"/>
+        </w:rPr>
+      </w:pPr>
+    </w:p>
+    <w:p>
+      <w:pPr>
+        <w:rPr>
+          <w:lang w:val="ru-RU"/>
+        </w:rPr>
+      </w:pPr>
+    </w:p>
+    <w:p>
+      <w:pPr>
+        <w:rPr>
+          <w:lang w:val="ru-RU"/>
+        </w:rPr>
+      </w:pPr>
+    </w:p>
+    <w:p>
+      <w:pPr>
+        <w:rPr>
+          <w:lang w:val="ru-RU"/>
+        </w:rPr>
+      </w:pPr>
+    </w:p>
+    <w:p>
+      <w:pPr>
+        <w:rPr>
+          <w:lang w:val="ru-RU"/>
+        </w:rPr>
+      </w:pPr>
+    </w:p>
+    <w:p>
+      <w:pPr>
+        <w:rPr>
+          <w:lang w:val="ru-RU"/>
+        </w:rPr>
+      </w:pPr>
+    </w:p>
+    <w:p>
+      <w:pPr>
+        <w:rPr>
+          <w:lang w:val="ru-RU"/>
+        </w:rPr>
+      </w:pPr>
+    </w:p>
+    <w:p>
+      <w:pPr>
+        <w:rPr>
+          <w:lang w:val="ru-RU"/>
+        </w:rPr>
+      </w:pPr>
+    </w:p>
+    <w:p>
+      <w:pPr>
+        <w:rPr>
+          <w:lang w:val="ru-RU"/>
+        </w:rPr>
+      </w:pPr>
+    </w:p>
+    <w:p>
+      <w:pPr>
+        <w:rPr>
+          <w:lang w:val="ru-RU"/>
+        </w:rPr>
+      </w:pPr>
+    </w:p>
+    <w:p>
+      <w:pPr>
+        <w:rPr>
+          <w:lang w:val="ru-RU"/>
+        </w:rPr>
+      </w:pPr>
+    </w:p>
+    <w:p>
+      <w:pPr>
+        <w:rPr>
+          <w:lang w:val="ru-RU"/>
+        </w:rPr>
+      </w:pPr>
+    </w:p>
+    <w:p>
+      <w:pPr>
+        <w:rPr>
+          <w:lang w:val="ru-RU"/>
+        </w:rPr>
+      </w:pPr>
+    </w:p>
+    <w:p>
+      <w:pPr>
+        <w:rPr>
+          <w:lang w:val="ru-RU"/>
+        </w:rPr>
+      </w:pPr>
+    </w:p>
+    <w:p>
+      <w:pPr>
+        <w:rPr>
+          <w:lang w:val="ru-RU"/>
+        </w:rPr>
+      </w:pPr>
+    </w:p>
+    <w:p>
+      <w:pPr>
+        <w:rPr>
+          <w:lang w:val="ru-RU"/>
+        </w:rPr>
+      </w:pPr>
+    </w:p>
+    <w:p>
+      <w:pPr>
+        <w:rPr>
+          <w:lang w:val="ru-RU"/>
+        </w:rPr>
+      </w:pPr>
+    </w:p>
+    <w:p>
+      <w:pPr>
+        <w:rPr>
+          <w:lang w:val="ru-RU"/>
+        </w:rPr>
+      </w:pPr>
+    </w:p>
+    <w:p>
+      <w:pPr>
+        <w:rPr>
+          <w:lang w:val="ru-RU"/>
+        </w:rPr>
+      </w:pPr>
+    </w:p>
+    <w:p>
+      <w:pPr>
+        <w:rPr>
+          <w:lang w:val="ru-RU"/>
+        </w:rPr>
+      </w:pPr>
+    </w:p>
+    <w:p>
+      <w:pPr>
+        <w:rPr>
+          <w:lang w:val="ru-RU"/>
+        </w:rPr>
+      </w:pPr>
+    </w:p>
+    <w:p>
+      <w:pPr>
+        <w:rPr>
+          <w:lang w:val="ru-RU"/>
+        </w:rPr>
+      </w:pPr>
+    </w:p>
+    <w:p>
+      <w:pPr>
+        <w:rPr>
+          <w:lang w:val="ru-RU"/>
+        </w:rPr>
+      </w:pPr>
+    </w:p>
+    <w:p>
+      <w:pPr>
+        <w:rPr>
+          <w:lang w:val="ru-RU"/>
+        </w:rPr>
+      </w:pPr>
+    </w:p>
+    <w:p>
+      <w:pPr>
+        <w:rPr>
+          <w:lang w:val="ru-RU"/>
+        </w:rPr>
+      </w:pPr>
     </w:p>
     <w:p>
       <w:pPr>
         <w:pStyle w:val="1"/>
-        <w:ind w:firstLine="709"/>
-        <w:jc w:val="both"/>
-      </w:pPr>
-      <w:r>
-        <w:rPr>
-          <w:rFonts w:ascii="Times New Roman" w:eastAsia="Times New Roman" w:hAnsi="Times New Roman"/>
-        </w:rPr>
-        <w:t>4 ТЕСТИРОВАНИЕ И РУКОВОДСТВО ПОЛЬЗОВАТЕЛЯ</w:t>
-      </w:r>
-    </w:p>
-    <w:p>
-      <w:r>
-        <w:t>Проверка программного продукта включала анализ структуры проекта, проверку соответствия моделей схеме базы данных, проверку основных сценариев ввода и сборку проекта. Сборка выполнялась командой dotnet build для файла GasServiceApp.csproj.</w:t>
-      </w:r>
-    </w:p>
-    <w:p>
-      <w:r>
-        <w:t>В результате сборки проект GasServiceApp был успешно скомпилирован в каталог bin/Debug/net8.0. Предупреждения и ошибки компиляции отсутствовали. Это подтверждает корректность ссылок на пакеты, синтаксиса исходного кода и базовой конфигурации проекта.</w:t>
-      </w:r>
-    </w:p>
-    <w:p>
-      <w:r>
-        <w:t>Функциональное тестирование для текущей версии включает запуск приложения при доступной базе данных, проверку заполнения вкладок «Оборудование» и «Клиенты», а также имитацию ошибки подключения к PostgreSQL. При ошибке пользователь должен увидеть текстовое сообщение в нижней части окна.</w:t>
+        <w:rPr>
+          <w:lang w:val="ru-RU"/>
+        </w:rPr>
+      </w:pPr>
+      <w:bookmarkStart w:id="12" w:name="_Toc230516162"/>
+      <w:r>
+        <w:rPr>
+          <w:lang w:val="ru-RU"/>
+        </w:rPr>
+        <w:lastRenderedPageBreak/>
+        <w:t>4 ТЕСТИРОВАНИЕ И ЭКСПЛУАТАЦИЯ</w:t>
+      </w:r>
+      <w:bookmarkEnd w:id="12"/>
+    </w:p>
+    <w:p>
+      <w:pPr>
+        <w:rPr>
+          <w:lang w:val="ru-RU"/>
+        </w:rPr>
+      </w:pPr>
+      <w:r>
+        <w:rPr>
+          <w:lang w:val="ru-RU"/>
+        </w:rPr>
+        <w:t xml:space="preserve">Проверка программного продукта включала анализ структуры проекта, проверку соответствия моделей схеме базы данных и сборку проекта. Сборка выполнялась командой </w:t>
+      </w:r>
+      <w:r>
+        <w:t>dotnet</w:t>
+      </w:r>
+      <w:r>
+        <w:rPr>
+          <w:lang w:val="ru-RU"/>
+        </w:rPr>
+        <w:t xml:space="preserve"> </w:t>
+      </w:r>
+      <w:r>
+        <w:t>build</w:t>
+      </w:r>
+      <w:r>
+        <w:rPr>
+          <w:lang w:val="ru-RU"/>
+        </w:rPr>
+        <w:t xml:space="preserve"> для файла </w:t>
+      </w:r>
+      <w:proofErr w:type="spellStart"/>
+      <w:r>
+        <w:t>GasServiceApp</w:t>
+      </w:r>
+      <w:proofErr w:type="spellEnd"/>
+      <w:r>
+        <w:rPr>
+          <w:lang w:val="ru-RU"/>
+        </w:rPr>
+        <w:t>.</w:t>
+      </w:r>
+      <w:proofErr w:type="spellStart"/>
+      <w:r>
+        <w:t>csproj</w:t>
+      </w:r>
+      <w:proofErr w:type="spellEnd"/>
+      <w:r>
+        <w:rPr>
+          <w:lang w:val="ru-RU"/>
+        </w:rPr>
+        <w:t>.</w:t>
+      </w:r>
+    </w:p>
+    <w:p>
+      <w:pPr>
+        <w:rPr>
+          <w:lang w:val="ru-RU"/>
+        </w:rPr>
+      </w:pPr>
+      <w:r>
+        <w:rPr>
+          <w:lang w:val="ru-RU"/>
+        </w:rPr>
+        <w:t xml:space="preserve">В результате сборки проект </w:t>
+      </w:r>
+      <w:proofErr w:type="spellStart"/>
+      <w:r>
+        <w:t>GasServiceApp</w:t>
+      </w:r>
+      <w:proofErr w:type="spellEnd"/>
+      <w:r>
+        <w:rPr>
+          <w:lang w:val="ru-RU"/>
+        </w:rPr>
+        <w:t xml:space="preserve"> был успешно скомпилирован в каталог </w:t>
+      </w:r>
+      <w:r>
+        <w:t>bin</w:t>
+      </w:r>
+      <w:r>
+        <w:rPr>
+          <w:lang w:val="ru-RU"/>
+        </w:rPr>
+        <w:t>/</w:t>
+      </w:r>
+      <w:r>
+        <w:t>Debug</w:t>
+      </w:r>
+      <w:r>
+        <w:rPr>
+          <w:lang w:val="ru-RU"/>
+        </w:rPr>
+        <w:t>/</w:t>
+      </w:r>
+      <w:r>
+        <w:t>net</w:t>
+      </w:r>
+      <w:r>
+        <w:rPr>
+          <w:lang w:val="ru-RU"/>
+        </w:rPr>
+        <w:t>8.0. Предупреждения и ошибки компиляции отсутствовали. Это подтверждает корректность ссылок на пакеты, синтаксиса исходного кода и базовой конфигурации проекта.</w:t>
+      </w:r>
+    </w:p>
+    <w:p>
+      <w:pPr>
+        <w:rPr>
+          <w:lang w:val="ru-RU"/>
+        </w:rPr>
+      </w:pPr>
+      <w:r>
+        <w:rPr>
+          <w:lang w:val="ru-RU"/>
+        </w:rPr>
+        <w:t xml:space="preserve">Функциональное тестирование для текущей версии включает запуск приложения при доступной базе данных, проверку заполнения вкладок «Оборудование» и «Клиенты», а также имитацию ошибки подключения к </w:t>
+      </w:r>
+      <w:r>
+        <w:t>PostgreSQL</w:t>
+      </w:r>
+      <w:r>
+        <w:rPr>
+          <w:lang w:val="ru-RU"/>
+        </w:rPr>
+        <w:t>. При ошибке пользователь должен увидеть текстовое сообщение в нижней части окна.</w:t>
       </w:r>
     </w:p>
     <w:tbl>
@@ -2467,31 +5852,32 @@
         <w:tc>
           <w:tcPr>
             <w:tcW w:w="2551" w:type="dxa"/>
-            <w:shd w:val="clear" w:color="auto" w:fill="D9EAF7"/>
             <w:vAlign w:val="center"/>
           </w:tcPr>
           <w:p>
             <w:pPr>
+              <w:ind w:firstLine="0"/>
               <w:jc w:val="left"/>
             </w:pPr>
+            <w:proofErr w:type="spellStart"/>
             <w:r>
               <w:rPr>
                 <w:b/>
                 <w:sz w:val="24"/>
               </w:rPr>
-              <w:lastRenderedPageBreak/>
               <w:t>Тест</w:t>
             </w:r>
+            <w:proofErr w:type="spellEnd"/>
           </w:p>
         </w:tc>
         <w:tc>
           <w:tcPr>
             <w:tcW w:w="3572" w:type="dxa"/>
-            <w:shd w:val="clear" w:color="auto" w:fill="D9EAF7"/>
             <w:vAlign w:val="center"/>
           </w:tcPr>
           <w:p>
             <w:pPr>
+              <w:ind w:firstLine="0"/>
               <w:jc w:val="left"/>
             </w:pPr>
             <w:r>
@@ -2506,11 +5892,11 @@
         <w:tc>
           <w:tcPr>
             <w:tcW w:w="3345" w:type="dxa"/>
-            <w:shd w:val="clear" w:color="auto" w:fill="D9EAF7"/>
             <w:vAlign w:val="center"/>
           </w:tcPr>
           <w:p>
             <w:pPr>
+              <w:ind w:firstLine="0"/>
               <w:jc w:val="left"/>
             </w:pPr>
             <w:r>
@@ -2534,6 +5920,7 @@
           </w:tcPr>
           <w:p>
             <w:pPr>
+              <w:ind w:firstLine="0"/>
               <w:jc w:val="left"/>
             </w:pPr>
             <w:r>
@@ -2551,6 +5938,7 @@
           </w:tcPr>
           <w:p>
             <w:pPr>
+              <w:ind w:firstLine="0"/>
               <w:jc w:val="left"/>
             </w:pPr>
             <w:r>
@@ -2568,6 +5956,7 @@
           </w:tcPr>
           <w:p>
             <w:pPr>
+              <w:ind w:firstLine="0"/>
               <w:jc w:val="left"/>
             </w:pPr>
             <w:r>
@@ -2590,6 +5979,7 @@
           </w:tcPr>
           <w:p>
             <w:pPr>
+              <w:ind w:firstLine="0"/>
               <w:jc w:val="left"/>
             </w:pPr>
             <w:r>
@@ -2607,6 +5997,7 @@
           </w:tcPr>
           <w:p>
             <w:pPr>
+              <w:ind w:firstLine="0"/>
               <w:jc w:val="left"/>
             </w:pPr>
             <w:r>
@@ -2624,6 +6015,7 @@
           </w:tcPr>
           <w:p>
             <w:pPr>
+              <w:ind w:firstLine="0"/>
               <w:jc w:val="left"/>
             </w:pPr>
             <w:r>
@@ -2646,6 +6038,7 @@
           </w:tcPr>
           <w:p>
             <w:pPr>
+              <w:ind w:firstLine="0"/>
               <w:jc w:val="left"/>
             </w:pPr>
             <w:r>
@@ -2663,6 +6056,7 @@
           </w:tcPr>
           <w:p>
             <w:pPr>
+              <w:ind w:firstLine="0"/>
               <w:jc w:val="left"/>
             </w:pPr>
             <w:r>
@@ -2680,6 +6074,7 @@
           </w:tcPr>
           <w:p>
             <w:pPr>
+              <w:ind w:firstLine="0"/>
               <w:jc w:val="left"/>
             </w:pPr>
             <w:r>
@@ -2702,6 +6097,7 @@
           </w:tcPr>
           <w:p>
             <w:pPr>
+              <w:ind w:firstLine="0"/>
               <w:jc w:val="left"/>
             </w:pPr>
             <w:r>
@@ -2719,6 +6115,7 @@
           </w:tcPr>
           <w:p>
             <w:pPr>
+              <w:ind w:firstLine="0"/>
               <w:jc w:val="left"/>
             </w:pPr>
             <w:r>
@@ -2736,6 +6133,7 @@
           </w:tcPr>
           <w:p>
             <w:pPr>
+              <w:ind w:firstLine="0"/>
               <w:jc w:val="left"/>
             </w:pPr>
             <w:r>
@@ -2750,441 +6148,978 @@
     </w:tbl>
     <w:p/>
     <w:p>
-      <w:r>
-        <w:t>Для эксплуатации приложения необходимо установить PostgreSQL, выполнить SQL-скрипты создания базы и начальных данных, затем запустить приложение из среды разработки или из собранного каталога. При отличии параметров подключения от заданных по умолчанию следует настроить переменную окружения GAS_SERVICE_DB.</w:t>
-      </w:r>
-    </w:p>
-    <w:p>
-      <w:r>
-        <w:t>Дальнейшее развитие системы может включать форму добавления и редактирования оборудования, карточку клиента, модуль регистрации заявок, фильтрацию по статусам, печатные отчеты, авторизацию пользователей и журналирование действий.</w:t>
-      </w:r>
+      <w:pPr>
+        <w:rPr>
+          <w:lang w:val="ru-RU"/>
+        </w:rPr>
+      </w:pPr>
+      <w:r>
+        <w:rPr>
+          <w:lang w:val="ru-RU"/>
+        </w:rPr>
+        <w:t xml:space="preserve">Для эксплуатации приложения необходимо установить </w:t>
+      </w:r>
+      <w:r>
+        <w:t>PostgreSQL</w:t>
+      </w:r>
+      <w:r>
+        <w:rPr>
+          <w:lang w:val="ru-RU"/>
+        </w:rPr>
+        <w:t xml:space="preserve">, выполнить </w:t>
+      </w:r>
+      <w:r>
+        <w:t>SQL</w:t>
+      </w:r>
+      <w:r>
+        <w:rPr>
+          <w:lang w:val="ru-RU"/>
+        </w:rPr>
+        <w:t xml:space="preserve">-скрипты создания базы и начальных данных, затем запустить приложение из среды разработки или из собранного каталога. При отличии параметров подключения от заданных по умолчанию следует настроить переменную окружения </w:t>
+      </w:r>
+      <w:r>
+        <w:t>GAS</w:t>
+      </w:r>
+      <w:r>
+        <w:rPr>
+          <w:lang w:val="ru-RU"/>
+        </w:rPr>
+        <w:t>_</w:t>
+      </w:r>
+      <w:r>
+        <w:t>SERVICE</w:t>
+      </w:r>
+      <w:r>
+        <w:rPr>
+          <w:lang w:val="ru-RU"/>
+        </w:rPr>
+        <w:t>_</w:t>
+      </w:r>
+      <w:r>
+        <w:t>DB</w:t>
+      </w:r>
+      <w:r>
+        <w:rPr>
+          <w:lang w:val="ru-RU"/>
+        </w:rPr>
+        <w:t>.</w:t>
+      </w:r>
+    </w:p>
+    <w:p>
+      <w:pPr>
+        <w:rPr>
+          <w:lang w:val="ru-RU"/>
+        </w:rPr>
+      </w:pPr>
+      <w:r>
+        <w:rPr>
+          <w:lang w:val="ru-RU"/>
+        </w:rPr>
+        <w:t xml:space="preserve">Дальнейшее развитие системы может включать форму добавления и редактирования оборудования, карточку клиента, модуль регистрации заявок, </w:t>
+      </w:r>
+      <w:r>
+        <w:rPr>
+          <w:lang w:val="ru-RU"/>
+        </w:rPr>
+        <w:lastRenderedPageBreak/>
+        <w:t>фильтрацию по статусам, печатные отчеты, авторизацию пользователей и журналирование действий.</w:t>
+      </w:r>
+    </w:p>
+    <w:p>
+      <w:pPr>
+        <w:rPr>
+          <w:lang w:val="ru-RU"/>
+        </w:rPr>
+      </w:pPr>
+    </w:p>
+    <w:p>
+      <w:pPr>
+        <w:rPr>
+          <w:lang w:val="ru-RU"/>
+        </w:rPr>
+      </w:pPr>
+    </w:p>
+    <w:p>
+      <w:pPr>
+        <w:rPr>
+          <w:lang w:val="ru-RU"/>
+        </w:rPr>
+      </w:pPr>
+    </w:p>
+    <w:p>
+      <w:pPr>
+        <w:rPr>
+          <w:lang w:val="ru-RU"/>
+        </w:rPr>
+      </w:pPr>
+    </w:p>
+    <w:p>
+      <w:pPr>
+        <w:rPr>
+          <w:lang w:val="ru-RU"/>
+        </w:rPr>
+      </w:pPr>
+    </w:p>
+    <w:p>
+      <w:pPr>
+        <w:rPr>
+          <w:lang w:val="ru-RU"/>
+        </w:rPr>
+      </w:pPr>
+    </w:p>
+    <w:p>
+      <w:pPr>
+        <w:rPr>
+          <w:lang w:val="ru-RU"/>
+        </w:rPr>
+      </w:pPr>
+    </w:p>
+    <w:p>
+      <w:pPr>
+        <w:rPr>
+          <w:lang w:val="ru-RU"/>
+        </w:rPr>
+      </w:pPr>
+    </w:p>
+    <w:p>
+      <w:pPr>
+        <w:rPr>
+          <w:lang w:val="ru-RU"/>
+        </w:rPr>
+      </w:pPr>
+    </w:p>
+    <w:p>
+      <w:pPr>
+        <w:rPr>
+          <w:lang w:val="ru-RU"/>
+        </w:rPr>
+      </w:pPr>
+    </w:p>
+    <w:p>
+      <w:pPr>
+        <w:rPr>
+          <w:lang w:val="ru-RU"/>
+        </w:rPr>
+      </w:pPr>
+    </w:p>
+    <w:p>
+      <w:pPr>
+        <w:rPr>
+          <w:lang w:val="ru-RU"/>
+        </w:rPr>
+      </w:pPr>
+    </w:p>
+    <w:p>
+      <w:pPr>
+        <w:rPr>
+          <w:lang w:val="ru-RU"/>
+        </w:rPr>
+      </w:pPr>
+    </w:p>
+    <w:p>
+      <w:pPr>
+        <w:rPr>
+          <w:lang w:val="ru-RU"/>
+        </w:rPr>
+      </w:pPr>
+    </w:p>
+    <w:p>
+      <w:pPr>
+        <w:rPr>
+          <w:lang w:val="ru-RU"/>
+        </w:rPr>
+      </w:pPr>
+    </w:p>
+    <w:p>
+      <w:pPr>
+        <w:rPr>
+          <w:lang w:val="ru-RU"/>
+        </w:rPr>
+      </w:pPr>
+    </w:p>
+    <w:p>
+      <w:pPr>
+        <w:rPr>
+          <w:lang w:val="ru-RU"/>
+        </w:rPr>
+      </w:pPr>
+    </w:p>
+    <w:p>
+      <w:pPr>
+        <w:rPr>
+          <w:lang w:val="ru-RU"/>
+        </w:rPr>
+      </w:pPr>
+    </w:p>
+    <w:p>
+      <w:pPr>
+        <w:rPr>
+          <w:lang w:val="ru-RU"/>
+        </w:rPr>
+      </w:pPr>
+    </w:p>
+    <w:p>
+      <w:pPr>
+        <w:rPr>
+          <w:lang w:val="ru-RU"/>
+        </w:rPr>
+      </w:pPr>
+    </w:p>
+    <w:p>
+      <w:pPr>
+        <w:rPr>
+          <w:lang w:val="ru-RU"/>
+        </w:rPr>
+      </w:pPr>
+    </w:p>
+    <w:p>
+      <w:pPr>
+        <w:rPr>
+          <w:lang w:val="ru-RU"/>
+        </w:rPr>
+      </w:pPr>
+    </w:p>
+    <w:p>
+      <w:pPr>
+        <w:rPr>
+          <w:lang w:val="ru-RU"/>
+        </w:rPr>
+      </w:pPr>
+    </w:p>
+    <w:p>
+      <w:pPr>
+        <w:rPr>
+          <w:lang w:val="ru-RU"/>
+        </w:rPr>
+      </w:pPr>
+    </w:p>
+    <w:p>
+      <w:pPr>
+        <w:rPr>
+          <w:lang w:val="ru-RU"/>
+        </w:rPr>
+      </w:pPr>
+    </w:p>
+    <w:p>
+      <w:pPr>
+        <w:rPr>
+          <w:lang w:val="ru-RU"/>
+        </w:rPr>
+      </w:pPr>
+    </w:p>
+    <w:p>
+      <w:pPr>
+        <w:pStyle w:val="1"/>
+        <w:rPr>
+          <w:lang w:val="ru-RU"/>
+        </w:rPr>
+      </w:pPr>
+      <w:bookmarkStart w:id="13" w:name="_Toc230516163"/>
+      <w:r>
+        <w:rPr>
+          <w:lang w:val="ru-RU"/>
+        </w:rPr>
+        <w:lastRenderedPageBreak/>
+        <w:t>ЗАКЛЮЧЕНИЕ</w:t>
+      </w:r>
+      <w:bookmarkEnd w:id="13"/>
+    </w:p>
+    <w:p>
+      <w:pPr>
+        <w:rPr>
+          <w:lang w:val="ru-RU"/>
+        </w:rPr>
+      </w:pPr>
+      <w:r>
+        <w:rPr>
+          <w:lang w:val="ru-RU"/>
+        </w:rPr>
+        <w:t xml:space="preserve">В ходе курсовой работы разработано настольное приложение «Система обслуживания газового оборудования». Программа предназначена для учета клиентов и оборудования сервисной организации и использует реляционную базу данных </w:t>
+      </w:r>
+      <w:r>
+        <w:t>PostgreSQL</w:t>
+      </w:r>
+      <w:r>
+        <w:rPr>
+          <w:lang w:val="ru-RU"/>
+        </w:rPr>
+        <w:t>.</w:t>
+      </w:r>
+    </w:p>
+    <w:p>
+      <w:pPr>
+        <w:rPr>
+          <w:lang w:val="ru-RU"/>
+        </w:rPr>
+      </w:pPr>
+      <w:r>
+        <w:rPr>
+          <w:lang w:val="ru-RU"/>
+        </w:rPr>
+        <w:t xml:space="preserve">В аналитической части рассмотрена предметная область и сформулированы требования к программному продукту. В проектной части определена архитектура приложения, описана структура базы данных и пользовательский интерфейс. В практической части реализованы модели, сервис доступа к данным, контекст </w:t>
+      </w:r>
+      <w:r>
+        <w:t>Entity</w:t>
+      </w:r>
+      <w:r>
+        <w:rPr>
+          <w:lang w:val="ru-RU"/>
+        </w:rPr>
+        <w:t xml:space="preserve"> </w:t>
+      </w:r>
+      <w:r>
+        <w:t>Framework</w:t>
+      </w:r>
+      <w:r>
+        <w:rPr>
+          <w:lang w:val="ru-RU"/>
+        </w:rPr>
+        <w:t xml:space="preserve"> </w:t>
+      </w:r>
+      <w:r>
+        <w:t>Core</w:t>
+      </w:r>
+      <w:r>
+        <w:rPr>
+          <w:lang w:val="ru-RU"/>
+        </w:rPr>
+        <w:t xml:space="preserve"> и главное окно </w:t>
+      </w:r>
+      <w:r>
+        <w:t>Avalonia</w:t>
+      </w:r>
+      <w:r>
+        <w:rPr>
+          <w:lang w:val="ru-RU"/>
+        </w:rPr>
+        <w:t xml:space="preserve"> </w:t>
+      </w:r>
+      <w:r>
+        <w:t>UI</w:t>
+      </w:r>
+      <w:r>
+        <w:rPr>
+          <w:lang w:val="ru-RU"/>
+        </w:rPr>
+        <w:t>.</w:t>
+      </w:r>
+    </w:p>
+    <w:p>
+      <w:pPr>
+        <w:rPr>
+          <w:lang w:val="ru-RU"/>
+        </w:rPr>
+      </w:pPr>
+      <w:r>
+        <w:rPr>
+          <w:lang w:val="ru-RU"/>
+        </w:rPr>
+        <w:t>Поставленная цель достигнута: создано приложение, которое подключается к базе данных, загружает сведения об оборудовании и клиентах и отображает их пользователю в табличном виде. Проект успешно собирается как .</w:t>
+      </w:r>
+      <w:r>
+        <w:t>NET</w:t>
+      </w:r>
+      <w:r>
+        <w:rPr>
+          <w:lang w:val="ru-RU"/>
+        </w:rPr>
+        <w:t xml:space="preserve"> 8-приложение.</w:t>
+      </w:r>
+    </w:p>
+    <w:p>
+      <w:pPr>
+        <w:rPr>
+          <w:lang w:val="ru-RU"/>
+        </w:rPr>
+      </w:pPr>
+      <w:r>
+        <w:rPr>
+          <w:lang w:val="ru-RU"/>
+        </w:rPr>
+        <w:t>Разработанное решение имеет потенциал развития. На его основе можно реализовать полноценную систему диспетчеризации заявок, контроля сроков обслуживания и формирования управленческой отчетности для газовой сервисной организации.</w:t>
+      </w:r>
+    </w:p>
+    <w:p>
+      <w:pPr>
+        <w:rPr>
+          <w:lang w:val="ru-RU"/>
+        </w:rPr>
+      </w:pPr>
+    </w:p>
+    <w:p>
+      <w:pPr>
+        <w:rPr>
+          <w:lang w:val="ru-RU"/>
+        </w:rPr>
+      </w:pPr>
+    </w:p>
+    <w:p>
+      <w:pPr>
+        <w:rPr>
+          <w:lang w:val="ru-RU"/>
+        </w:rPr>
+      </w:pPr>
+    </w:p>
+    <w:p>
+      <w:pPr>
+        <w:rPr>
+          <w:lang w:val="ru-RU"/>
+        </w:rPr>
+      </w:pPr>
+    </w:p>
+    <w:p>
+      <w:pPr>
+        <w:rPr>
+          <w:lang w:val="ru-RU"/>
+        </w:rPr>
+      </w:pPr>
+    </w:p>
+    <w:p>
+      <w:pPr>
+        <w:rPr>
+          <w:lang w:val="ru-RU"/>
+        </w:rPr>
+      </w:pPr>
+    </w:p>
+    <w:p>
+      <w:pPr>
+        <w:rPr>
+          <w:lang w:val="ru-RU"/>
+        </w:rPr>
+      </w:pPr>
+    </w:p>
+    <w:p>
+      <w:pPr>
+        <w:rPr>
+          <w:lang w:val="ru-RU"/>
+        </w:rPr>
+      </w:pPr>
+    </w:p>
+    <w:p>
+      <w:pPr>
+        <w:rPr>
+          <w:lang w:val="ru-RU"/>
+        </w:rPr>
+      </w:pPr>
+    </w:p>
+    <w:p>
+      <w:pPr>
+        <w:pStyle w:val="1"/>
+        <w:rPr>
+          <w:lang w:val="ru-RU"/>
+        </w:rPr>
+      </w:pPr>
+      <w:bookmarkStart w:id="14" w:name="_Toc230516164"/>
+      <w:r>
+        <w:rPr>
+          <w:lang w:val="ru-RU"/>
+        </w:rPr>
+        <w:lastRenderedPageBreak/>
+        <w:t>СПИСОК ИСПОЛЬЗОВАННЫХ ИСТОЧНИКОВ</w:t>
+      </w:r>
+      <w:bookmarkEnd w:id="14"/>
+    </w:p>
+    <w:p>
+      <w:pPr>
+        <w:jc w:val="left"/>
+        <w:rPr>
+          <w:lang w:val="ru-RU"/>
+        </w:rPr>
+      </w:pPr>
+      <w:r>
+        <w:rPr>
+          <w:lang w:val="ru-RU"/>
+        </w:rPr>
+        <w:t xml:space="preserve">1. ГОСТ 7.32-2017. Система стандартов по информации, библиотечному и издательскому делу. Отчет о научно-исследовательской работе. Структура и правила оформления. </w:t>
+      </w:r>
+      <w:r>
+        <w:t>URL</w:t>
+      </w:r>
+      <w:r>
+        <w:rPr>
+          <w:lang w:val="ru-RU"/>
+        </w:rPr>
+        <w:t xml:space="preserve">: </w:t>
+      </w:r>
+      <w:r>
+        <w:t>https</w:t>
+      </w:r>
+      <w:r>
+        <w:rPr>
+          <w:lang w:val="ru-RU"/>
+        </w:rPr>
+        <w:t>://</w:t>
+      </w:r>
+      <w:r>
+        <w:t>protect</w:t>
+      </w:r>
+      <w:r>
+        <w:rPr>
+          <w:lang w:val="ru-RU"/>
+        </w:rPr>
+        <w:t>.</w:t>
+      </w:r>
+      <w:proofErr w:type="spellStart"/>
+      <w:r>
+        <w:t>gost</w:t>
+      </w:r>
+      <w:proofErr w:type="spellEnd"/>
+      <w:r>
+        <w:rPr>
+          <w:lang w:val="ru-RU"/>
+        </w:rPr>
+        <w:t>.</w:t>
+      </w:r>
+      <w:proofErr w:type="spellStart"/>
+      <w:r>
+        <w:t>ru</w:t>
+      </w:r>
+      <w:proofErr w:type="spellEnd"/>
+      <w:r>
+        <w:rPr>
+          <w:lang w:val="ru-RU"/>
+        </w:rPr>
+        <w:t>/</w:t>
+      </w:r>
+      <w:r>
+        <w:t>default</w:t>
+      </w:r>
+      <w:r>
+        <w:rPr>
+          <w:lang w:val="ru-RU"/>
+        </w:rPr>
+        <w:t>.</w:t>
+      </w:r>
+      <w:proofErr w:type="spellStart"/>
+      <w:r>
+        <w:t>aspx</w:t>
+      </w:r>
+      <w:proofErr w:type="spellEnd"/>
+      <w:r>
+        <w:rPr>
+          <w:lang w:val="ru-RU"/>
+        </w:rPr>
+        <w:t>/</w:t>
+      </w:r>
+      <w:r>
+        <w:t>document</w:t>
+      </w:r>
+      <w:r>
+        <w:rPr>
+          <w:lang w:val="ru-RU"/>
+        </w:rPr>
+        <w:t>.</w:t>
+      </w:r>
+      <w:proofErr w:type="spellStart"/>
+      <w:r>
+        <w:t>aspx</w:t>
+      </w:r>
+      <w:proofErr w:type="spellEnd"/>
+      <w:r>
+        <w:rPr>
+          <w:lang w:val="ru-RU"/>
+        </w:rPr>
+        <w:t>?</w:t>
+      </w:r>
+      <w:r>
+        <w:t>control</w:t>
+      </w:r>
+      <w:r>
+        <w:rPr>
+          <w:lang w:val="ru-RU"/>
+        </w:rPr>
+        <w:t>=7&amp;</w:t>
+      </w:r>
+      <w:r>
+        <w:t>id</w:t>
+      </w:r>
+      <w:r>
+        <w:rPr>
+          <w:lang w:val="ru-RU"/>
+        </w:rPr>
+        <w:t>=218998 (дата обращения: 21.05.2026).</w:t>
+      </w:r>
+    </w:p>
+    <w:p>
+      <w:pPr>
+        <w:jc w:val="left"/>
+        <w:rPr>
+          <w:lang w:val="ru-RU"/>
+        </w:rPr>
+      </w:pPr>
+      <w:r>
+        <w:rPr>
+          <w:lang w:val="ru-RU"/>
+        </w:rPr>
+        <w:t xml:space="preserve">2. ГОСТ Р 7.0.100-2018. Система стандартов по информации, библиотечному и издательскому делу. Библиографическая запись. Библиографическое описание. </w:t>
+      </w:r>
+      <w:r>
+        <w:t>URL</w:t>
+      </w:r>
+      <w:r>
+        <w:rPr>
+          <w:lang w:val="ru-RU"/>
+        </w:rPr>
+        <w:t xml:space="preserve">: </w:t>
+      </w:r>
+      <w:r>
+        <w:t>https</w:t>
+      </w:r>
+      <w:r>
+        <w:rPr>
+          <w:lang w:val="ru-RU"/>
+        </w:rPr>
+        <w:t>://</w:t>
+      </w:r>
+      <w:r>
+        <w:t>protect</w:t>
+      </w:r>
+      <w:r>
+        <w:rPr>
+          <w:lang w:val="ru-RU"/>
+        </w:rPr>
+        <w:t>.</w:t>
+      </w:r>
+      <w:proofErr w:type="spellStart"/>
+      <w:r>
+        <w:t>gost</w:t>
+      </w:r>
+      <w:proofErr w:type="spellEnd"/>
+      <w:r>
+        <w:rPr>
+          <w:lang w:val="ru-RU"/>
+        </w:rPr>
+        <w:t>.</w:t>
+      </w:r>
+      <w:proofErr w:type="spellStart"/>
+      <w:r>
+        <w:t>ru</w:t>
+      </w:r>
+      <w:proofErr w:type="spellEnd"/>
+      <w:r>
+        <w:rPr>
+          <w:lang w:val="ru-RU"/>
+        </w:rPr>
+        <w:t>/</w:t>
+      </w:r>
+      <w:proofErr w:type="spellStart"/>
+      <w:r>
+        <w:t>gost</w:t>
+      </w:r>
+      <w:proofErr w:type="spellEnd"/>
+      <w:r>
+        <w:rPr>
+          <w:lang w:val="ru-RU"/>
+        </w:rPr>
+        <w:t>/</w:t>
+      </w:r>
+      <w:r>
+        <w:t>details</w:t>
+      </w:r>
+      <w:r>
+        <w:rPr>
+          <w:lang w:val="ru-RU"/>
+        </w:rPr>
+        <w:t>/389</w:t>
+      </w:r>
+      <w:proofErr w:type="spellStart"/>
+      <w:r>
+        <w:t>dfd</w:t>
+      </w:r>
+      <w:proofErr w:type="spellEnd"/>
+      <w:r>
+        <w:rPr>
+          <w:lang w:val="ru-RU"/>
+        </w:rPr>
+        <w:t>5</w:t>
+      </w:r>
+      <w:r>
+        <w:t>a</w:t>
+      </w:r>
+      <w:r>
+        <w:rPr>
+          <w:lang w:val="ru-RU"/>
+        </w:rPr>
+        <w:t>-535</w:t>
+      </w:r>
+      <w:r>
+        <w:t>a</w:t>
+      </w:r>
+      <w:r>
+        <w:rPr>
+          <w:lang w:val="ru-RU"/>
+        </w:rPr>
+        <w:t>-458</w:t>
+      </w:r>
+      <w:r>
+        <w:t>a</w:t>
+      </w:r>
+      <w:r>
+        <w:rPr>
+          <w:lang w:val="ru-RU"/>
+        </w:rPr>
+        <w:t>-81</w:t>
+      </w:r>
+      <w:r>
+        <w:t>c</w:t>
+      </w:r>
+      <w:r>
+        <w:rPr>
+          <w:lang w:val="ru-RU"/>
+        </w:rPr>
+        <w:t>3-14</w:t>
+      </w:r>
+      <w:r>
+        <w:t>b</w:t>
+      </w:r>
+      <w:r>
+        <w:rPr>
+          <w:lang w:val="ru-RU"/>
+        </w:rPr>
+        <w:t>729</w:t>
+      </w:r>
+      <w:r>
+        <w:t>b</w:t>
+      </w:r>
+      <w:r>
+        <w:rPr>
+          <w:lang w:val="ru-RU"/>
+        </w:rPr>
+        <w:t>1</w:t>
+      </w:r>
+      <w:r>
+        <w:t>cee</w:t>
+      </w:r>
+      <w:r>
+        <w:rPr>
+          <w:lang w:val="ru-RU"/>
+        </w:rPr>
+        <w:t>1 (дата обращения: 21.05.2026).</w:t>
+      </w:r>
+    </w:p>
+    <w:p>
+      <w:pPr>
+        <w:jc w:val="left"/>
+      </w:pPr>
+      <w:r>
+        <w:t>3. Microsoft. .NET documentation. URL: https://learn.microsoft.com/dotnet/ (дата обращения: 21.05.2026).</w:t>
+      </w:r>
+    </w:p>
+    <w:p>
+      <w:pPr>
+        <w:jc w:val="left"/>
+      </w:pPr>
+      <w:r>
+        <w:t>4. Avalonia UI Documentation. URL: https://docs.avaloniaui.net/ (дата обращения: 21.05.2026).</w:t>
+      </w:r>
+    </w:p>
+    <w:p>
+      <w:pPr>
+        <w:jc w:val="left"/>
+        <w:rPr>
+          <w:lang w:val="ru-RU"/>
+        </w:rPr>
+      </w:pPr>
+      <w:r>
+        <w:t>5. Microsoft. Entity Framework Core documentation. URL</w:t>
+      </w:r>
+      <w:r>
+        <w:rPr>
+          <w:lang w:val="ru-RU"/>
+        </w:rPr>
+        <w:t xml:space="preserve">: </w:t>
+      </w:r>
+      <w:r>
+        <w:t>https</w:t>
+      </w:r>
+      <w:r>
+        <w:rPr>
+          <w:lang w:val="ru-RU"/>
+        </w:rPr>
+        <w:t>://</w:t>
+      </w:r>
+      <w:r>
+        <w:t>learn</w:t>
+      </w:r>
+      <w:r>
+        <w:rPr>
+          <w:lang w:val="ru-RU"/>
+        </w:rPr>
+        <w:t>.</w:t>
+      </w:r>
+      <w:proofErr w:type="spellStart"/>
+      <w:r>
+        <w:t>microsoft</w:t>
+      </w:r>
+      <w:proofErr w:type="spellEnd"/>
+      <w:r>
+        <w:rPr>
+          <w:lang w:val="ru-RU"/>
+        </w:rPr>
+        <w:t>.</w:t>
+      </w:r>
+      <w:r>
+        <w:t>com</w:t>
+      </w:r>
+      <w:r>
+        <w:rPr>
+          <w:lang w:val="ru-RU"/>
+        </w:rPr>
+        <w:t>/</w:t>
+      </w:r>
+      <w:proofErr w:type="spellStart"/>
+      <w:r>
+        <w:t>ef</w:t>
+      </w:r>
+      <w:proofErr w:type="spellEnd"/>
+      <w:r>
+        <w:rPr>
+          <w:lang w:val="ru-RU"/>
+        </w:rPr>
+        <w:t>/</w:t>
+      </w:r>
+      <w:r>
+        <w:t>core</w:t>
+      </w:r>
+      <w:r>
+        <w:rPr>
+          <w:lang w:val="ru-RU"/>
+        </w:rPr>
+        <w:t>/ (дата обращения: 21.05.2026).</w:t>
+      </w:r>
+    </w:p>
+    <w:p>
+      <w:pPr>
+        <w:jc w:val="left"/>
+      </w:pPr>
+      <w:r>
+        <w:t>6. PostgreSQL Documentation. URL: https://www.postgresql.org/docs/ (дата обращения: 21.05.2026).</w:t>
+      </w:r>
+    </w:p>
+    <w:p>
+      <w:pPr>
+        <w:jc w:val="left"/>
+        <w:rPr>
+          <w:lang w:val="ru-RU"/>
+        </w:rPr>
+      </w:pPr>
+      <w:r>
+        <w:t>7. Npgsql Entity Framework Core Provider documentation. URL</w:t>
+      </w:r>
+      <w:r>
+        <w:rPr>
+          <w:lang w:val="ru-RU"/>
+        </w:rPr>
+        <w:t xml:space="preserve">: </w:t>
+      </w:r>
+      <w:r>
+        <w:t>https</w:t>
+      </w:r>
+      <w:r>
+        <w:rPr>
+          <w:lang w:val="ru-RU"/>
+        </w:rPr>
+        <w:t>://</w:t>
+      </w:r>
+      <w:r>
+        <w:t>www</w:t>
+      </w:r>
+      <w:r>
+        <w:rPr>
+          <w:lang w:val="ru-RU"/>
+        </w:rPr>
+        <w:t>.</w:t>
+      </w:r>
+      <w:proofErr w:type="spellStart"/>
+      <w:r>
+        <w:t>npgsql</w:t>
+      </w:r>
+      <w:proofErr w:type="spellEnd"/>
+      <w:r>
+        <w:rPr>
+          <w:lang w:val="ru-RU"/>
+        </w:rPr>
+        <w:t>.</w:t>
+      </w:r>
+      <w:r>
+        <w:t>org</w:t>
+      </w:r>
+      <w:r>
+        <w:rPr>
+          <w:lang w:val="ru-RU"/>
+        </w:rPr>
+        <w:t>/</w:t>
+      </w:r>
+      <w:proofErr w:type="spellStart"/>
+      <w:r>
+        <w:t>efcore</w:t>
+      </w:r>
+      <w:proofErr w:type="spellEnd"/>
+      <w:r>
+        <w:rPr>
+          <w:lang w:val="ru-RU"/>
+        </w:rPr>
+        <w:t>/ (дата обращения: 21.05.2026).</w:t>
+      </w:r>
+    </w:p>
+    <w:p>
+      <w:pPr>
+        <w:rPr>
+          <w:lang w:val="ru-RU"/>
+        </w:rPr>
+      </w:pPr>
+      <w:r>
+        <w:rPr>
+          <w:lang w:val="ru-RU"/>
+        </w:rPr>
+        <w:br w:type="page"/>
+      </w:r>
+    </w:p>
+    <w:p>
+      <w:pPr>
+        <w:pStyle w:val="1"/>
+        <w:rPr>
+          <w:lang w:val="ru-RU"/>
+        </w:rPr>
+      </w:pPr>
+      <w:bookmarkStart w:id="15" w:name="_Toc230516165"/>
+      <w:r>
+        <w:rPr>
+          <w:lang w:val="ru-RU"/>
+        </w:rPr>
+        <w:lastRenderedPageBreak/>
+        <w:t>ПРИЛОЖЕНИЕ А</w:t>
+      </w:r>
+      <w:bookmarkEnd w:id="15"/>
     </w:p>
     <w:p>
       <w:pPr>
         <w:ind w:firstLine="0"/>
         <w:jc w:val="center"/>
-      </w:pPr>
-      <w:r>
-        <w:rPr>
-          <w:b/>
-        </w:rPr>
-        <w:t>1.3 Входные и выходные данные</w:t>
-      </w:r>
-    </w:p>
-    <w:p>
-      <w:r>
-        <w:t>Для корректного проектирования программного модуля важно заранее определить, какие сведения пользователь вводит вручную, какие данные формируются программой автоматически и какие результаты должны быть доступны после обработки. В GasServiceApp входные данные разделены на справочные, оперативные и отчетные. Справочные данные включают абонентов, адреса, оборудование и мастеров. Оперативные данные включают заявки, выполненные работы и результаты проверок. Отчетные данные формируются на основе уже сохраненных записей.</w:t>
-      </w:r>
-    </w:p>
-    <w:p>
-      <w:r>
-        <w:t xml:space="preserve">Форма добавления абонента принимает лицевой счет, ФИО, телефон, адрес электронной почты и примечание. Лицевой счет используется как </w:t>
-      </w:r>
-      <w:r>
-        <w:lastRenderedPageBreak/>
-        <w:t>уникальный внешний идентификатор абонента, а ФИО и контакты необходимы диспетчеру для согласования времени выезда. При сохранении проверяется наличие обязательных полей, после чего запись помещается в таблицу Clients.</w:t>
-      </w:r>
-    </w:p>
-    <w:p>
-      <w:r>
-        <w:t>Форма адреса связывает место обслуживания с конкретным абонентом. Пользователь указывает идентификатор абонента, город, улицу, дом, квартиру, подъезд и этаж. На основе отдельных полей формируется полное представление адреса FullAddress, которое удобно использовать в таблицах и отчетах.</w:t>
-      </w:r>
-    </w:p>
-    <w:p>
-      <w:r>
-        <w:t>Форма оборудования содержит идентификаторы абонента и адреса, серийный номер, тип оборудования, производителя, модель, место установки, текущий статус, дату установки и дату следующей проверки. Эти данные позволяют отслеживать состояние оборудования и планировать обслуживание заранее.</w:t>
-      </w:r>
-    </w:p>
-    <w:p>
-      <w:r>
-        <w:t>Форма заявки является центральной частью сценария. Пользователь указывает абонента, адрес, оборудование, при необходимости мастера, тип обращения, приоритет, статус, срок выполнения и описание проблемы. Дата создания заявки задается программой автоматически, что исключает ошибку пользователя при регистрации обращения.</w:t>
-      </w:r>
-    </w:p>
-    <w:p>
-      <w:r>
-        <w:t>Выходными данными являются обновленные таблицы интерфейса, сводные показатели в верхней панели и отчетные выборки. Отчет завершенных работ показывает дату завершения, клиента, адрес, оборудование, мастера, вид работы, стоимость и результат. Отчет просроченных заявок помогает контролировать обращения, срок выполнения которых уже истек.</w:t>
+        <w:rPr>
+          <w:lang w:val="ru-RU"/>
+        </w:rPr>
+      </w:pPr>
+      <w:r>
+        <w:rPr>
+          <w:sz w:val="24"/>
+          <w:lang w:val="ru-RU"/>
+        </w:rPr>
+        <w:t>Фрагменты программного кода</w:t>
       </w:r>
     </w:p>
     <w:p>
       <w:pPr>
         <w:ind w:firstLine="0"/>
         <w:jc w:val="center"/>
-      </w:pPr>
-      <w:r>
-        <w:rPr>
-          <w:b/>
-        </w:rPr>
-        <w:t>2.4 Алгоритмы обработки данных</w:t>
-      </w:r>
-    </w:p>
-    <w:p>
-      <w:r>
-        <w:t>Основной алгоритм работы приложения начинается с запуска главного окна. При создании MainViewModel вызывается асинхронный метод LoadDataAsync. Он обращается к GasService, получает списки основных сущностей и отчетных представлений, затем передает их в свойства модели представления. Благодаря механизму INotifyPropertyChanged интерфейс получает обновленные данные и отображает их в таблицах.</w:t>
-      </w:r>
-    </w:p>
-    <w:p>
-      <w:r>
-        <w:lastRenderedPageBreak/>
-        <w:t>Алгоритм сохранения новой записи построен по единой схеме. Сначала пользователь заполняет форму и нажимает кнопку. Команда RelayCommand вызывает соответствующий метод MainViewModel. Метод проверяет обязательные поля, преобразует строковые значения в нужные типы, создает объект модели и передает его в GasService. После SaveChangesAsync приложение перечитывает данные и сообщает пользователю об успешном выполнении операции.</w:t>
-      </w:r>
-    </w:p>
-    <w:p>
-      <w:r>
-        <w:t>Если во время обработки возникает ошибка, например неверный формат даты, пустое обязательное поле или недоступная база данных, исключение перехватывается. Сообщение передается в StatusMessage, поэтому пользователь видит причину ошибки без закрытия программы. Такой подход соответствует требованию методических рекомендаций о проверке корректности вводимых данных.</w:t>
-      </w:r>
-    </w:p>
-    <w:p>
-      <w:r>
-        <w:t>Алгоритм формирования отчета по выполненным работам использует соединение таблиц ServiceRequests, Clients, ClientAddresses, Equipment, WorkRecords и Masters. Запрос выбирает только те заявки, у которых заполнена дата завершения, сортирует их по убыванию даты и формирует объекты CompletedWorkReportItem. Это позволяет не хранить отчет как отдельную таблицу, а получать его из актуальных данных.</w:t>
-      </w:r>
-    </w:p>
-    <w:p>
-      <w:r>
-        <w:t>Алгоритм определения просроченных заявок сравнивает DeadlineDate с текущей датой. Если CompletionDate отсутствует, а срок выполнения меньше DateTime.Today, заявка считается просроченной. В отчете дополнительно отображаются клиент, адрес, назначенный мастер, статус и описание, что помогает диспетчеру принять решение о дальнейших действиях.</w:t>
-      </w:r>
-    </w:p>
-    <w:p>
-      <w:pPr>
-        <w:ind w:firstLine="0"/>
-        <w:jc w:val="center"/>
-      </w:pPr>
-      <w:r>
-        <w:rPr>
-          <w:b/>
-        </w:rPr>
-        <w:t>3.4 Описание тестовых данных</w:t>
-      </w:r>
-    </w:p>
-    <w:p>
-      <w:r>
-        <w:t>Тестовый набор данных подготовлен в файле database/03_seed.sql. Он нужен для демонстрации работы программы сразу после создания базы. Наличие тестовых данных позволяет проверить загрузку справочников, связи между таблицами, отчет по завершенным работам и отчет по просроченным заявкам без ручного заполнения всех форм.</w:t>
-      </w:r>
-    </w:p>
-    <w:p>
-      <w:r>
-        <w:lastRenderedPageBreak/>
-        <w:t>В набор включены четыре абонента: частный дом, квартира, коммерческий объект и повторная заявка после аварийного отключения. Такой состав помогает проверить разные типы адресов и контактных данных. Для абонентов подготовлены адреса в Саратове и Энгельсе, включая квартиру, частный дом и объект с указанием этажа.</w:t>
-      </w:r>
-    </w:p>
-    <w:p>
-      <w:r>
-        <w:t>Оборудование представлено газовыми котлами BAXI, Vaillant и Navien, регулятором давления газа Buderus и газовым водонагревателем Ariston. У оборудования различаются статусы: «В эксплуатации», «Требует обслуживания» и «Остановлено». Это позволяет проверить отображение записей с разными состояниями и сроками следующей проверки.</w:t>
-      </w:r>
-    </w:p>
-    <w:p>
-      <w:r>
-        <w:t>Список мастеров содержит специалистов по ремонту газовых котлов, плановому техническому обслуживанию, проверке безопасности и аварийным работам. Один мастер отмечен как неактивный, что показывает возможность дальнейшего развития логики назначения исполнителей.</w:t>
-      </w:r>
-    </w:p>
-    <w:p>
-      <w:r>
-        <w:t>Заявки подобраны так, чтобы покрыть основные случаи: завершенное плановое обслуживание, ремонт в работе, завершенная проверка безопасности, открытая аварийная заявка и плановый осмотр. Две заявки имеют выполненные работы и результаты проверок, что позволяет проверить отчетные запросы.</w:t>
-      </w:r>
-    </w:p>
-    <w:p>
-      <w:pPr>
-        <w:ind w:firstLine="0"/>
-        <w:jc w:val="center"/>
-      </w:pPr>
-      <w:r>
-        <w:rPr>
-          <w:b/>
-        </w:rPr>
-        <w:t>4.2 Руководство пользователя</w:t>
-      </w:r>
-    </w:p>
-    <w:p>
-      <w:r>
-        <w:t>Перед началом работы необходимо подготовить базу данных PostgreSQL. Из корня проекта выполняются команды psql для файлов 01_create_database.sql, 02_schema.sql и 03_seed.sql. Первый скрипт создает базу gas_service_app, второй пересоздает таблицы и индексы, третий добавляет демонстрационные записи.</w:t>
-      </w:r>
-    </w:p>
-    <w:p>
-      <w:r>
-        <w:t>Если сервер PostgreSQL установлен с другим пользователем, паролем или адресом, строку подключения следует передать через переменную окружения GAS_SERVICE_DB. Это позволяет запускать приложение на разных компьютерах без изменения исходного кода. Если переменная не задана, используется строка подключения по умолчанию из GasDbContext.</w:t>
-      </w:r>
-    </w:p>
-    <w:p>
-      <w:r>
-        <w:lastRenderedPageBreak/>
-        <w:t>После запуска приложения пользователь видит верхнюю информационную панель со сводными счетчиками. Эти показатели помогают быстро оценить объем данных: количество абонентов, общее количество заявок и число просроченных обращений. Внизу окна расположена строка состояния, где отображаются сообщения о загрузке и сохранении.</w:t>
-      </w:r>
-    </w:p>
-    <w:p>
-      <w:r>
-        <w:t>Для добавления нового абонента нужно открыть вкладку «Добавление», заполнить лицевой счет и ФИО, при необходимости указать телефон, email и примечание, затем нажать кнопку добавления. После успешного сохранения данные перечитываются из базы, а новая запись появляется на вкладке абонентов.</w:t>
-      </w:r>
-    </w:p>
-    <w:p>
-      <w:r>
-        <w:t>Для регистрации оборудования сначала должны существовать абонент и адрес. Пользователь вводит их идентификаторы, серийный номер, тип оборудования, производителя, модель, место установки, статус и даты. Если дата введена неверно, приложение сообщает об ошибке и не сохраняет запись до исправления значения.</w:t>
-      </w:r>
-    </w:p>
-    <w:p>
-      <w:r>
-        <w:t>Для создания заявки указываются идентификаторы абонента, адреса и оборудования, а также тип заявки, приоритет, статус, срок выполнения и описание. Поле мастера можно оставить пустым, если исполнитель еще не назначен. Такой сценарий соответствует реальной работе диспетчера, когда обращение сначала регистрируется, а затем распределяется между специалистами.</w:t>
-      </w:r>
-    </w:p>
-    <w:p>
-      <w:r>
-        <w:t>После выполнения работ пользователь может заполнить форму выполненной работы: указать заявку, мастера, вид работ, материалы, стоимость и результат. Для технической проверки дополнительно фиксируются признаки безопасности, проверка утечек, вентиляции, автоматики, заключение и рекомендации.</w:t>
-      </w:r>
-    </w:p>
-    <w:p>
-      <w:pPr>
-        <w:ind w:firstLine="0"/>
-        <w:jc w:val="center"/>
-      </w:pPr>
-      <w:r>
-        <w:rPr>
-          <w:b/>
-        </w:rPr>
-        <w:t>4.3 Анализ результатов тестирования</w:t>
-      </w:r>
-    </w:p>
-    <w:p>
-      <w:r>
-        <w:t xml:space="preserve">Проверка сборки подтвердила, что проект компилируется без ошибок и предупреждений. Это означает, что зависимости NuGet восстановлены </w:t>
-      </w:r>
-      <w:r>
-        <w:lastRenderedPageBreak/>
-        <w:t>корректно, XAML-разметка не содержит критических ошибок, а классы модели, представления и сервисов согласованы между собой.</w:t>
-      </w:r>
-    </w:p>
-    <w:p>
-      <w:r>
-        <w:t>Проверка загрузки данных показывает, что приложение может получить записи из всех основных таблиц. При недоступной базе данных исключение не приводит к аварийному завершению программы: пользователь получает сообщение об ошибке подключения. Это важно для настольного приложения, которое зависит от внешнего сервера PostgreSQL.</w:t>
-      </w:r>
-    </w:p>
-    <w:p>
-      <w:r>
-        <w:t>Проверка форм ввода показывает, что приложение контролирует обязательные поля и типы данных. Для числовых идентификаторов используется преобразование в int, для стоимости – decimal, для дат – DateTime. При ошибке пользователь видит текстовое пояснение, поэтому может исправить введенные данные.</w:t>
-      </w:r>
-    </w:p>
-    <w:p>
-      <w:r>
-        <w:t>Проверка отчетов показывает корректность связей между таблицами. Отчет выполненных работ объединяет сведения из нескольких сущностей, а отчет просроченных заявок использует дату выполнения и дату завершения. Это подтверждает, что структура базы данных подходит для аналитических запросов.</w:t>
-      </w:r>
-    </w:p>
-    <w:p>
-      <w:r>
-        <w:t>В результате тестирования можно сделать вывод, что разработанный модуль соответствует основным требованиям задания: решает практическую задачу, имеет завершенный сценарий, включает ввод, обработку и хранение данных, выполняет проверку корректности ввода и сопровождается тестовыми данными.</w:t>
-      </w:r>
-    </w:p>
-    <w:p>
-      <w:pPr>
-        <w:ind w:firstLine="0"/>
-        <w:jc w:val="center"/>
-      </w:pPr>
-      <w:r>
-        <w:rPr>
-          <w:b/>
-        </w:rPr>
-        <w:t>3.5 Обоснование выбранных технологий</w:t>
-      </w:r>
-    </w:p>
-    <w:p>
-      <w:r>
-        <w:t>Язык C# выбран для реализации проекта потому, что он широко используется при создании прикладных информационных систем, поддерживает строгую типизацию, объектно-ориентированный подход, асинхронное программирование и удобную работу с исключениями. Эти возможности важны для приложения, которое взаимодействует с базой данных и должно корректно реагировать на ошибки пользователя или сервера.</w:t>
-      </w:r>
-    </w:p>
-    <w:p>
-      <w:r>
-        <w:lastRenderedPageBreak/>
-        <w:t>Платформа .NET 8 обеспечивает современную среду выполнения, удобную систему проектов, управление зависимостями через NuGet и высокую производительность настольных приложений. Использование целевой платформы net8.0 позволяет применять актуальные возможности языка и библиотек без необходимости подключать устаревшие компоненты.</w:t>
-      </w:r>
-    </w:p>
-    <w:p>
-      <w:r>
-        <w:t>Avalonia UI выбрана как кроссплатформенный фреймворк для настольных интерфейсов. Она поддерживает XAML-разметку, привязку данных, стили и компонент DataGrid. Для учебного проекта это удобно, потому что структура интерфейса отделена от логики, а окно можно развивать без переписывания сервисного слоя.</w:t>
-      </w:r>
-    </w:p>
-    <w:p>
-      <w:r>
-        <w:t>Entity Framework Core используется для связи объектной модели с реляционной базой данных. Вместо ручного написания большого количества SQL-запросов приложение работает с типизированными DbSet и LINQ. Это снижает вероятность ошибок в коде доступа к данным и делает запросы понятными для сопровождения.</w:t>
-      </w:r>
-    </w:p>
-    <w:p>
-      <w:r>
-        <w:t>PostgreSQL выбран как надежная реляционная СУБД, подходящая для хранения связанных данных. В проекте используются первичные и внешние ключи, уникальные индексы, ограничения удаления и типы данных для дат, строк и денежных значений. Такая база данных хорошо подходит для учета заявок и истории обслуживания.</w:t>
-      </w:r>
-    </w:p>
-    <w:p>
-      <w:r>
-        <w:t>Разделение на Avalonia UI, MainViewModel, GasService и GasDbContext делает проект расширяемым. Например, при добавлении авторизации потребуется создать модель пользователя и сервис проверки прав, но основная структура приложения сохранится. При добавлении печатных актов можно использовать существующие данные заявок, работ и проверок.</w:t>
-      </w:r>
-    </w:p>
-    <w:p>
-      <w:pPr>
-        <w:ind w:firstLine="0"/>
-        <w:jc w:val="center"/>
-      </w:pPr>
-      <w:r>
-        <w:rPr>
-          <w:b/>
-        </w:rPr>
-        <w:t>5 ПЕРСПЕКТИВЫ РАЗВИТИЯ ПРОГРАММНОГО МОДУЛЯ</w:t>
-      </w:r>
-    </w:p>
-    <w:p>
-      <w:r>
-        <w:t xml:space="preserve">Первым направлением развития является добавление редактирования и удаления записей. В текущей версии основной акцент сделан на вводе и просмотре данных, но для практического использования диспетчеру </w:t>
-      </w:r>
-      <w:r>
-        <w:lastRenderedPageBreak/>
-        <w:t>потребуется исправлять ошибочно введенные сведения, менять статус заявки и закрывать обращение после выполнения работ.</w:t>
-      </w:r>
-    </w:p>
-    <w:p>
-      <w:r>
-        <w:t>Вторым направлением является авторизация пользователей и разграничение прав. Диспетчер может создавать заявки и просматривать отчеты, мастер может видеть только назначенные работы и результаты проверок, администратор может управлять справочниками и пользователями. Такая схема повысит безопасность данных.</w:t>
-      </w:r>
-    </w:p>
-    <w:p>
-      <w:r>
-        <w:t>Третьим направлением является формирование печатных документов: акта выполненных работ, листа технической проверки и отчета по просроченным заявкам. Эти документы можно строить на основе уже существующих таблиц WorkRecords, InspectionResults и ServiceRequests, поэтому расширение не потребует изменения предметной модели.</w:t>
-      </w:r>
-    </w:p>
-    <w:p>
-      <w:r>
-        <w:t>Четвертым направлением является расширение аналитики. Система может рассчитывать загрузку мастеров, среднее время выполнения заявок, количество аварийных обращений за период, стоимость работ и долю просроченных заявок. Эти показатели полезны руководителю сервисной службы для планирования ресурсов.</w:t>
-      </w:r>
-    </w:p>
-    <w:p>
-      <w:r>
-        <w:t>Пятым направлением является улучшение пользовательского интерфейса: фильтрация и поиск по таблицам, выпадающие списки вместо ручного ввода идентификаторов, карточки сущностей, календарь сроков и цветовая индикация просроченных заявок. Эти улучшения сделают программу удобнее для регулярной работы.</w:t>
-      </w:r>
-    </w:p>
-    <w:p>
-      <w:pPr>
-        <w:pStyle w:val="1"/>
-      </w:pPr>
-      <w:r>
-        <w:t>ЗАКЛЮЧЕНИЕ</w:t>
-      </w:r>
-    </w:p>
-    <w:p>
-      <w:r>
-        <w:t>В ходе курсовой работы разработано настольное приложение «Система обслуживания газового оборудования». Программа предназначена для учета клиентов и оборудования сервисной организации и использует реляционную базу данных PostgreSQL.</w:t>
-      </w:r>
-    </w:p>
-    <w:p>
-      <w:r>
-        <w:t xml:space="preserve">В аналитической части рассмотрена предметная область и сформулированы требования к программному продукту. В проектной части </w:t>
-      </w:r>
-      <w:r>
-        <w:lastRenderedPageBreak/>
-        <w:t>определена архитектура приложения, описана структура базы данных и пользовательский интерфейс. В практической части реализованы модели, сервис доступа к данным, контекст Entity Framework Core и главное окно Avalonia UI.</w:t>
-      </w:r>
-    </w:p>
-    <w:p>
-      <w:r>
-        <w:t>Поставленная цель достигнута: создано приложение, которое подключается к базе данных, загружает сведения об оборудовании и клиентах и отображает их пользователю в табличном виде. Проект успешно собирается как .NET 8-приложение.</w:t>
-      </w:r>
-    </w:p>
-    <w:p>
-      <w:r>
-        <w:t>Разработанное решение имеет потенциал развития. На его основе можно реализовать полноценную систему диспетчеризации заявок, контроля сроков обслуживания и формирования управленческой отчетности для газовой сервисной организации.</w:t>
-      </w:r>
-    </w:p>
-    <w:p>
-      <w:pPr>
-        <w:pStyle w:val="1"/>
-      </w:pPr>
-      <w:r>
-        <w:t>СПИСОК ИСПОЛЬЗОВАННЫХ ИСТОЧНИКОВ</w:t>
-      </w:r>
-    </w:p>
-    <w:p>
-      <w:pPr>
-        <w:jc w:val="left"/>
-      </w:pPr>
-      <w:r>
-        <w:t>1. ГОСТ 7.32-2017. Система стандартов по информации, библиотечному и издательскому делу. Отчет о научно-исследовательской работе. Структура и правила оформления. URL: https://protect.gost.ru/default.aspx/document.aspx?control=7&amp;id=218998 (дата обращения: 21.05.2026).</w:t>
-      </w:r>
-    </w:p>
-    <w:p>
-      <w:pPr>
-        <w:jc w:val="left"/>
-      </w:pPr>
-      <w:r>
-        <w:t>2. ГОСТ Р 7.0.100-2018. Система стандартов по информации, библиотечному и издательскому делу. Библиографическая запись. Библиографическое описание. URL: https://protect.gost.ru/gost/details/389dfd5a-535a-458a-81c3-14b729b1cee1 (дата обращения: 21.05.2026).</w:t>
-      </w:r>
-    </w:p>
-    <w:p>
-      <w:pPr>
-        <w:jc w:val="left"/>
-      </w:pPr>
-      <w:r>
-        <w:t>3. Microsoft. .NET documentation. URL: https://learn.microsoft.com/dotnet/ (дата обращения: 21.05.2026).</w:t>
-      </w:r>
-    </w:p>
-    <w:p>
-      <w:pPr>
-        <w:jc w:val="left"/>
-      </w:pPr>
-      <w:r>
-        <w:t>4. Avalonia UI Documentation. URL: https://docs.avaloniaui.net/ (дата обращения: 21.05.2026).</w:t>
-      </w:r>
-    </w:p>
-    <w:p>
-      <w:pPr>
-        <w:jc w:val="left"/>
-      </w:pPr>
-      <w:r>
-        <w:t>5. Microsoft. Entity Framework Core documentation. URL: https://learn.microsoft.com/ef/core/ (дата обращения: 21.05.2026).</w:t>
-      </w:r>
-    </w:p>
-    <w:p>
-      <w:pPr>
-        <w:jc w:val="left"/>
-      </w:pPr>
-      <w:r>
-        <w:lastRenderedPageBreak/>
-        <w:t>6. PostgreSQL Documentation. URL: https://www.postgresql.org/docs/ (дата обращения: 21.05.2026).</w:t>
-      </w:r>
-    </w:p>
-    <w:p>
-      <w:pPr>
-        <w:jc w:val="left"/>
-      </w:pPr>
-      <w:r>
-        <w:t>7. Npgsql Entity Framework Core Provider documentation. URL: https://www.npgsql.org/efcore/ (дата обращения: 21.05.2026).</w:t>
-      </w:r>
-    </w:p>
-    <w:p>
-      <w:r>
-        <w:br w:type="page"/>
-      </w:r>
-    </w:p>
-    <w:p>
-      <w:pPr>
-        <w:pStyle w:val="1"/>
-      </w:pPr>
-      <w:r>
-        <w:lastRenderedPageBreak/>
-        <w:t>ПРИЛОЖЕНИЕ А</w:t>
-      </w:r>
-    </w:p>
-    <w:p>
-      <w:pPr>
-        <w:ind w:firstLine="0"/>
-        <w:jc w:val="center"/>
+        <w:rPr>
+          <w:lang w:val="ru-RU"/>
+        </w:rPr>
       </w:pPr>
       <w:r>
         <w:rPr>
           <w:sz w:val="24"/>
-        </w:rPr>
-        <w:t>Фрагменты программного кода</w:t>
-      </w:r>
-    </w:p>
-    <w:p>
-      <w:pPr>
-        <w:ind w:firstLine="0"/>
-        <w:jc w:val="center"/>
-      </w:pPr>
-      <w:r>
-        <w:rPr>
-          <w:sz w:val="24"/>
+          <w:lang w:val="ru-RU"/>
         </w:rPr>
         <w:t>Листинг А.1 - Модель оборудования</w:t>
       </w:r>
@@ -3212,6 +7147,7 @@
             <w:pPr>
               <w:spacing w:line="240" w:lineRule="auto"/>
               <w:ind w:firstLine="0"/>
+              <w:jc w:val="left"/>
             </w:pPr>
             <w:r>
               <w:rPr>
@@ -3329,13 +7265,25 @@
       <w:pPr>
         <w:ind w:firstLine="0"/>
         <w:jc w:val="center"/>
+        <w:rPr>
+          <w:lang w:val="ru-RU"/>
+        </w:rPr>
       </w:pPr>
       <w:r>
         <w:rPr>
           <w:sz w:val="24"/>
-        </w:rPr>
-        <w:t>Листинг А.2 - Загрузка данных в MainViewModel</w:t>
-      </w:r>
+          <w:lang w:val="ru-RU"/>
+        </w:rPr>
+        <w:t xml:space="preserve">Листинг А.2 - Загрузка данных в </w:t>
+      </w:r>
+      <w:proofErr w:type="spellStart"/>
+      <w:r>
+        <w:rPr>
+          <w:sz w:val="24"/>
+        </w:rPr>
+        <w:t>MainViewModel</w:t>
+      </w:r>
+      <w:proofErr w:type="spellEnd"/>
     </w:p>
     <w:tbl>
       <w:tblPr>
@@ -3360,131 +7308,585 @@
             <w:pPr>
               <w:spacing w:line="240" w:lineRule="auto"/>
               <w:ind w:firstLine="0"/>
+              <w:jc w:val="left"/>
+              <w:rPr>
+                <w:lang w:val="ru-RU"/>
+              </w:rPr>
             </w:pPr>
             <w:r>
               <w:rPr>
                 <w:rFonts w:ascii="Courier New" w:eastAsia="Courier New" w:hAnsi="Courier New"/>
                 <w:sz w:val="18"/>
               </w:rPr>
-              <w:t>private async Task LoadDataAsync()</w:t>
-            </w:r>
-            <w:r>
-              <w:br/>
+              <w:t>private</w:t>
             </w:r>
             <w:r>
               <w:rPr>
                 <w:rFonts w:ascii="Courier New" w:eastAsia="Courier New" w:hAnsi="Courier New"/>
                 <w:sz w:val="18"/>
-              </w:rPr>
-              <w:t>{</w:t>
-            </w:r>
-            <w:r>
-              <w:br/>
+                <w:lang w:val="ru-RU"/>
+              </w:rPr>
+              <w:t xml:space="preserve"> </w:t>
             </w:r>
             <w:r>
               <w:rPr>
                 <w:rFonts w:ascii="Courier New" w:eastAsia="Courier New" w:hAnsi="Courier New"/>
                 <w:sz w:val="18"/>
               </w:rPr>
-              <w:t xml:space="preserve">    try</w:t>
-            </w:r>
-            <w:r>
-              <w:br/>
+              <w:t>async</w:t>
             </w:r>
             <w:r>
               <w:rPr>
                 <w:rFonts w:ascii="Courier New" w:eastAsia="Courier New" w:hAnsi="Courier New"/>
                 <w:sz w:val="18"/>
-              </w:rPr>
-              <w:t xml:space="preserve">    {</w:t>
-            </w:r>
-            <w:r>
-              <w:br/>
+                <w:lang w:val="ru-RU"/>
+              </w:rPr>
+              <w:t xml:space="preserve"> </w:t>
             </w:r>
             <w:r>
               <w:rPr>
                 <w:rFonts w:ascii="Courier New" w:eastAsia="Courier New" w:hAnsi="Courier New"/>
                 <w:sz w:val="18"/>
               </w:rPr>
-              <w:t xml:space="preserve">        EquipmentList = await _service.GetAllEquipmentAsync();</w:t>
-            </w:r>
-            <w:r>
-              <w:br/>
+              <w:t>Task</w:t>
             </w:r>
             <w:r>
               <w:rPr>
                 <w:rFonts w:ascii="Courier New" w:eastAsia="Courier New" w:hAnsi="Courier New"/>
                 <w:sz w:val="18"/>
-              </w:rPr>
-              <w:t xml:space="preserve">        ClientList = await _service.GetAllClientsAsync();</w:t>
-            </w:r>
-            <w:r>
-              <w:br/>
-            </w:r>
+                <w:lang w:val="ru-RU"/>
+              </w:rPr>
+              <w:t xml:space="preserve"> </w:t>
+            </w:r>
+            <w:proofErr w:type="spellStart"/>
+            <w:proofErr w:type="gramStart"/>
             <w:r>
               <w:rPr>
                 <w:rFonts w:ascii="Courier New" w:eastAsia="Courier New" w:hAnsi="Courier New"/>
                 <w:sz w:val="18"/>
               </w:rPr>
-              <w:t xml:space="preserve">        StatusMessage = string.Empty;</w:t>
-            </w:r>
-            <w:r>
-              <w:br/>
-            </w:r>
+              <w:t>LoadDataAsync</w:t>
+            </w:r>
+            <w:proofErr w:type="spellEnd"/>
             <w:r>
               <w:rPr>
                 <w:rFonts w:ascii="Courier New" w:eastAsia="Courier New" w:hAnsi="Courier New"/>
                 <w:sz w:val="18"/>
-              </w:rPr>
-              <w:t xml:space="preserve">    }</w:t>
-            </w:r>
-            <w:r>
-              <w:br/>
-            </w:r>
+                <w:lang w:val="ru-RU"/>
+              </w:rPr>
+              <w:t>(</w:t>
+            </w:r>
+            <w:proofErr w:type="gramEnd"/>
             <w:r>
               <w:rPr>
                 <w:rFonts w:ascii="Courier New" w:eastAsia="Courier New" w:hAnsi="Courier New"/>
                 <w:sz w:val="18"/>
-              </w:rPr>
-              <w:t xml:space="preserve">    catch (Exception ex)</w:t>
-            </w:r>
-            <w:r>
+                <w:lang w:val="ru-RU"/>
+              </w:rPr>
+              <w:t>)</w:t>
+            </w:r>
+            <w:r>
+              <w:rPr>
+                <w:lang w:val="ru-RU"/>
+              </w:rPr>
               <w:br/>
             </w:r>
             <w:r>
               <w:rPr>
                 <w:rFonts w:ascii="Courier New" w:eastAsia="Courier New" w:hAnsi="Courier New"/>
                 <w:sz w:val="18"/>
-              </w:rPr>
-              <w:t xml:space="preserve">    {</w:t>
-            </w:r>
-            <w:r>
+                <w:lang w:val="ru-RU"/>
+              </w:rPr>
+              <w:t>{</w:t>
+            </w:r>
+            <w:r>
+              <w:rPr>
+                <w:lang w:val="ru-RU"/>
+              </w:rPr>
               <w:br/>
             </w:r>
             <w:r>
               <w:rPr>
                 <w:rFonts w:ascii="Courier New" w:eastAsia="Courier New" w:hAnsi="Courier New"/>
                 <w:sz w:val="18"/>
-              </w:rPr>
-              <w:t xml:space="preserve">        StatusMessage = $"Ошибка подключения к PostgreSQL: {ex.Message}";</w:t>
-            </w:r>
-            <w:r>
-              <w:br/>
+                <w:lang w:val="ru-RU"/>
+              </w:rPr>
+              <w:t xml:space="preserve">    </w:t>
             </w:r>
             <w:r>
               <w:rPr>
                 <w:rFonts w:ascii="Courier New" w:eastAsia="Courier New" w:hAnsi="Courier New"/>
                 <w:sz w:val="18"/>
               </w:rPr>
-              <w:t xml:space="preserve">    }</w:t>
-            </w:r>
-            <w:r>
+              <w:t>try</w:t>
+            </w:r>
+            <w:r>
+              <w:rPr>
+                <w:lang w:val="ru-RU"/>
+              </w:rPr>
               <w:br/>
             </w:r>
             <w:r>
               <w:rPr>
                 <w:rFonts w:ascii="Courier New" w:eastAsia="Courier New" w:hAnsi="Courier New"/>
                 <w:sz w:val="18"/>
+                <w:lang w:val="ru-RU"/>
+              </w:rPr>
+              <w:t xml:space="preserve"> </w:t>
+            </w:r>
+            <w:proofErr w:type="gramStart"/>
+            <w:r>
+              <w:rPr>
+                <w:rFonts w:ascii="Courier New" w:eastAsia="Courier New" w:hAnsi="Courier New"/>
+                <w:sz w:val="18"/>
+                <w:lang w:val="ru-RU"/>
+              </w:rPr>
+              <w:t xml:space="preserve">   {</w:t>
+            </w:r>
+            <w:proofErr w:type="gramEnd"/>
+            <w:r>
+              <w:rPr>
+                <w:lang w:val="ru-RU"/>
+              </w:rPr>
+              <w:br/>
+            </w:r>
+            <w:r>
+              <w:rPr>
+                <w:rFonts w:ascii="Courier New" w:eastAsia="Courier New" w:hAnsi="Courier New"/>
+                <w:sz w:val="18"/>
+                <w:lang w:val="ru-RU"/>
+              </w:rPr>
+              <w:t xml:space="preserve">        </w:t>
+            </w:r>
+            <w:proofErr w:type="spellStart"/>
+            <w:r>
+              <w:rPr>
+                <w:rFonts w:ascii="Courier New" w:eastAsia="Courier New" w:hAnsi="Courier New"/>
+                <w:sz w:val="18"/>
+              </w:rPr>
+              <w:t>EquipmentList</w:t>
+            </w:r>
+            <w:proofErr w:type="spellEnd"/>
+            <w:r>
+              <w:rPr>
+                <w:rFonts w:ascii="Courier New" w:eastAsia="Courier New" w:hAnsi="Courier New"/>
+                <w:sz w:val="18"/>
+                <w:lang w:val="ru-RU"/>
+              </w:rPr>
+              <w:t xml:space="preserve"> = </w:t>
+            </w:r>
+            <w:r>
+              <w:rPr>
+                <w:rFonts w:ascii="Courier New" w:eastAsia="Courier New" w:hAnsi="Courier New"/>
+                <w:sz w:val="18"/>
+              </w:rPr>
+              <w:t>await</w:t>
+            </w:r>
+            <w:r>
+              <w:rPr>
+                <w:rFonts w:ascii="Courier New" w:eastAsia="Courier New" w:hAnsi="Courier New"/>
+                <w:sz w:val="18"/>
+                <w:lang w:val="ru-RU"/>
+              </w:rPr>
+              <w:t xml:space="preserve"> _</w:t>
+            </w:r>
+            <w:proofErr w:type="gramStart"/>
+            <w:r>
+              <w:rPr>
+                <w:rFonts w:ascii="Courier New" w:eastAsia="Courier New" w:hAnsi="Courier New"/>
+                <w:sz w:val="18"/>
+              </w:rPr>
+              <w:t>service</w:t>
+            </w:r>
+            <w:r>
+              <w:rPr>
+                <w:rFonts w:ascii="Courier New" w:eastAsia="Courier New" w:hAnsi="Courier New"/>
+                <w:sz w:val="18"/>
+                <w:lang w:val="ru-RU"/>
+              </w:rPr>
+              <w:t>.</w:t>
+            </w:r>
+            <w:proofErr w:type="spellStart"/>
+            <w:r>
+              <w:rPr>
+                <w:rFonts w:ascii="Courier New" w:eastAsia="Courier New" w:hAnsi="Courier New"/>
+                <w:sz w:val="18"/>
+              </w:rPr>
+              <w:t>GetAllEquipmentAsync</w:t>
+            </w:r>
+            <w:proofErr w:type="spellEnd"/>
+            <w:proofErr w:type="gramEnd"/>
+            <w:r>
+              <w:rPr>
+                <w:rFonts w:ascii="Courier New" w:eastAsia="Courier New" w:hAnsi="Courier New"/>
+                <w:sz w:val="18"/>
+                <w:lang w:val="ru-RU"/>
+              </w:rPr>
+              <w:t>();</w:t>
+            </w:r>
+            <w:r>
+              <w:rPr>
+                <w:lang w:val="ru-RU"/>
+              </w:rPr>
+              <w:br/>
+            </w:r>
+            <w:r>
+              <w:rPr>
+                <w:rFonts w:ascii="Courier New" w:eastAsia="Courier New" w:hAnsi="Courier New"/>
+                <w:sz w:val="18"/>
+                <w:lang w:val="ru-RU"/>
+              </w:rPr>
+              <w:t xml:space="preserve">        </w:t>
+            </w:r>
+            <w:proofErr w:type="spellStart"/>
+            <w:r>
+              <w:rPr>
+                <w:rFonts w:ascii="Courier New" w:eastAsia="Courier New" w:hAnsi="Courier New"/>
+                <w:sz w:val="18"/>
+              </w:rPr>
+              <w:t>ClientList</w:t>
+            </w:r>
+            <w:proofErr w:type="spellEnd"/>
+            <w:r>
+              <w:rPr>
+                <w:rFonts w:ascii="Courier New" w:eastAsia="Courier New" w:hAnsi="Courier New"/>
+                <w:sz w:val="18"/>
+                <w:lang w:val="ru-RU"/>
+              </w:rPr>
+              <w:t xml:space="preserve"> = </w:t>
+            </w:r>
+            <w:r>
+              <w:rPr>
+                <w:rFonts w:ascii="Courier New" w:eastAsia="Courier New" w:hAnsi="Courier New"/>
+                <w:sz w:val="18"/>
+              </w:rPr>
+              <w:t>await</w:t>
+            </w:r>
+            <w:r>
+              <w:rPr>
+                <w:rFonts w:ascii="Courier New" w:eastAsia="Courier New" w:hAnsi="Courier New"/>
+                <w:sz w:val="18"/>
+                <w:lang w:val="ru-RU"/>
+              </w:rPr>
+              <w:t xml:space="preserve"> _</w:t>
+            </w:r>
+            <w:proofErr w:type="gramStart"/>
+            <w:r>
+              <w:rPr>
+                <w:rFonts w:ascii="Courier New" w:eastAsia="Courier New" w:hAnsi="Courier New"/>
+                <w:sz w:val="18"/>
+              </w:rPr>
+              <w:t>service</w:t>
+            </w:r>
+            <w:r>
+              <w:rPr>
+                <w:rFonts w:ascii="Courier New" w:eastAsia="Courier New" w:hAnsi="Courier New"/>
+                <w:sz w:val="18"/>
+                <w:lang w:val="ru-RU"/>
+              </w:rPr>
+              <w:t>.</w:t>
+            </w:r>
+            <w:proofErr w:type="spellStart"/>
+            <w:r>
+              <w:rPr>
+                <w:rFonts w:ascii="Courier New" w:eastAsia="Courier New" w:hAnsi="Courier New"/>
+                <w:sz w:val="18"/>
+              </w:rPr>
+              <w:t>GetAllClientsAsync</w:t>
+            </w:r>
+            <w:proofErr w:type="spellEnd"/>
+            <w:proofErr w:type="gramEnd"/>
+            <w:r>
+              <w:rPr>
+                <w:rFonts w:ascii="Courier New" w:eastAsia="Courier New" w:hAnsi="Courier New"/>
+                <w:sz w:val="18"/>
+                <w:lang w:val="ru-RU"/>
+              </w:rPr>
+              <w:t>();</w:t>
+            </w:r>
+            <w:r>
+              <w:rPr>
+                <w:lang w:val="ru-RU"/>
+              </w:rPr>
+              <w:br/>
+            </w:r>
+            <w:r>
+              <w:rPr>
+                <w:rFonts w:ascii="Courier New" w:eastAsia="Courier New" w:hAnsi="Courier New"/>
+                <w:sz w:val="18"/>
+                <w:lang w:val="ru-RU"/>
+              </w:rPr>
+              <w:t xml:space="preserve">        </w:t>
+            </w:r>
+            <w:proofErr w:type="spellStart"/>
+            <w:r>
+              <w:rPr>
+                <w:rFonts w:ascii="Courier New" w:eastAsia="Courier New" w:hAnsi="Courier New"/>
+                <w:sz w:val="18"/>
+              </w:rPr>
+              <w:t>StatusMessage</w:t>
+            </w:r>
+            <w:proofErr w:type="spellEnd"/>
+            <w:r>
+              <w:rPr>
+                <w:rFonts w:ascii="Courier New" w:eastAsia="Courier New" w:hAnsi="Courier New"/>
+                <w:sz w:val="18"/>
+                <w:lang w:val="ru-RU"/>
+              </w:rPr>
+              <w:t xml:space="preserve"> = </w:t>
+            </w:r>
+            <w:proofErr w:type="gramStart"/>
+            <w:r>
+              <w:rPr>
+                <w:rFonts w:ascii="Courier New" w:eastAsia="Courier New" w:hAnsi="Courier New"/>
+                <w:sz w:val="18"/>
+              </w:rPr>
+              <w:t>string</w:t>
+            </w:r>
+            <w:r>
+              <w:rPr>
+                <w:rFonts w:ascii="Courier New" w:eastAsia="Courier New" w:hAnsi="Courier New"/>
+                <w:sz w:val="18"/>
+                <w:lang w:val="ru-RU"/>
+              </w:rPr>
+              <w:t>.</w:t>
+            </w:r>
+            <w:r>
+              <w:rPr>
+                <w:rFonts w:ascii="Courier New" w:eastAsia="Courier New" w:hAnsi="Courier New"/>
+                <w:sz w:val="18"/>
+              </w:rPr>
+              <w:t>Empty</w:t>
+            </w:r>
+            <w:proofErr w:type="gramEnd"/>
+            <w:r>
+              <w:rPr>
+                <w:rFonts w:ascii="Courier New" w:eastAsia="Courier New" w:hAnsi="Courier New"/>
+                <w:sz w:val="18"/>
+                <w:lang w:val="ru-RU"/>
+              </w:rPr>
+              <w:t>;</w:t>
+            </w:r>
+            <w:r>
+              <w:rPr>
+                <w:lang w:val="ru-RU"/>
+              </w:rPr>
+              <w:br/>
+            </w:r>
+            <w:r>
+              <w:rPr>
+                <w:rFonts w:ascii="Courier New" w:eastAsia="Courier New" w:hAnsi="Courier New"/>
+                <w:sz w:val="18"/>
+                <w:lang w:val="ru-RU"/>
+              </w:rPr>
+              <w:t xml:space="preserve">  </w:t>
+            </w:r>
+            <w:proofErr w:type="gramStart"/>
+            <w:r>
+              <w:rPr>
+                <w:rFonts w:ascii="Courier New" w:eastAsia="Courier New" w:hAnsi="Courier New"/>
+                <w:sz w:val="18"/>
+                <w:lang w:val="ru-RU"/>
+              </w:rPr>
+              <w:t xml:space="preserve">  }</w:t>
+            </w:r>
+            <w:proofErr w:type="gramEnd"/>
+            <w:r>
+              <w:rPr>
+                <w:lang w:val="ru-RU"/>
+              </w:rPr>
+              <w:br/>
+            </w:r>
+            <w:r>
+              <w:rPr>
+                <w:rFonts w:ascii="Courier New" w:eastAsia="Courier New" w:hAnsi="Courier New"/>
+                <w:sz w:val="18"/>
+                <w:lang w:val="ru-RU"/>
+              </w:rPr>
+              <w:t xml:space="preserve">    </w:t>
+            </w:r>
+            <w:r>
+              <w:rPr>
+                <w:rFonts w:ascii="Courier New" w:eastAsia="Courier New" w:hAnsi="Courier New"/>
+                <w:sz w:val="18"/>
+              </w:rPr>
+              <w:t>catch</w:t>
+            </w:r>
+            <w:r>
+              <w:rPr>
+                <w:rFonts w:ascii="Courier New" w:eastAsia="Courier New" w:hAnsi="Courier New"/>
+                <w:sz w:val="18"/>
+                <w:lang w:val="ru-RU"/>
+              </w:rPr>
+              <w:t xml:space="preserve"> (</w:t>
+            </w:r>
+            <w:r>
+              <w:rPr>
+                <w:rFonts w:ascii="Courier New" w:eastAsia="Courier New" w:hAnsi="Courier New"/>
+                <w:sz w:val="18"/>
+              </w:rPr>
+              <w:t>Exception</w:t>
+            </w:r>
+            <w:r>
+              <w:rPr>
+                <w:rFonts w:ascii="Courier New" w:eastAsia="Courier New" w:hAnsi="Courier New"/>
+                <w:sz w:val="18"/>
+                <w:lang w:val="ru-RU"/>
+              </w:rPr>
+              <w:t xml:space="preserve"> </w:t>
+            </w:r>
+            <w:r>
+              <w:rPr>
+                <w:rFonts w:ascii="Courier New" w:eastAsia="Courier New" w:hAnsi="Courier New"/>
+                <w:sz w:val="18"/>
+              </w:rPr>
+              <w:t>ex</w:t>
+            </w:r>
+            <w:r>
+              <w:rPr>
+                <w:rFonts w:ascii="Courier New" w:eastAsia="Courier New" w:hAnsi="Courier New"/>
+                <w:sz w:val="18"/>
+                <w:lang w:val="ru-RU"/>
+              </w:rPr>
+              <w:t>)</w:t>
+            </w:r>
+            <w:r>
+              <w:rPr>
+                <w:lang w:val="ru-RU"/>
+              </w:rPr>
+              <w:br/>
+            </w:r>
+            <w:r>
+              <w:rPr>
+                <w:rFonts w:ascii="Courier New" w:eastAsia="Courier New" w:hAnsi="Courier New"/>
+                <w:sz w:val="18"/>
+                <w:lang w:val="ru-RU"/>
+              </w:rPr>
+              <w:t xml:space="preserve"> </w:t>
+            </w:r>
+            <w:proofErr w:type="gramStart"/>
+            <w:r>
+              <w:rPr>
+                <w:rFonts w:ascii="Courier New" w:eastAsia="Courier New" w:hAnsi="Courier New"/>
+                <w:sz w:val="18"/>
+                <w:lang w:val="ru-RU"/>
+              </w:rPr>
+              <w:t xml:space="preserve">   {</w:t>
+            </w:r>
+            <w:proofErr w:type="gramEnd"/>
+            <w:r>
+              <w:rPr>
+                <w:lang w:val="ru-RU"/>
+              </w:rPr>
+              <w:br/>
+            </w:r>
+            <w:r>
+              <w:rPr>
+                <w:rFonts w:ascii="Courier New" w:eastAsia="Courier New" w:hAnsi="Courier New"/>
+                <w:sz w:val="18"/>
+                <w:lang w:val="ru-RU"/>
+              </w:rPr>
+              <w:t xml:space="preserve">        </w:t>
+            </w:r>
+            <w:proofErr w:type="spellStart"/>
+            <w:r>
+              <w:rPr>
+                <w:rFonts w:ascii="Courier New" w:eastAsia="Courier New" w:hAnsi="Courier New"/>
+                <w:sz w:val="18"/>
+              </w:rPr>
+              <w:t>StatusMessage</w:t>
+            </w:r>
+            <w:proofErr w:type="spellEnd"/>
+            <w:r>
+              <w:rPr>
+                <w:rFonts w:ascii="Courier New" w:eastAsia="Courier New" w:hAnsi="Courier New"/>
+                <w:sz w:val="18"/>
+                <w:lang w:val="ru-RU"/>
+              </w:rPr>
+              <w:t xml:space="preserve"> = $"Ошибка подключения к </w:t>
+            </w:r>
+            <w:r>
+              <w:rPr>
+                <w:rFonts w:ascii="Courier New" w:eastAsia="Courier New" w:hAnsi="Courier New"/>
+                <w:sz w:val="18"/>
+              </w:rPr>
+              <w:t>PostgreSQL</w:t>
+            </w:r>
+            <w:r>
+              <w:rPr>
+                <w:rFonts w:ascii="Courier New" w:eastAsia="Courier New" w:hAnsi="Courier New"/>
+                <w:sz w:val="18"/>
+                <w:lang w:val="ru-RU"/>
+              </w:rPr>
+              <w:t>: {</w:t>
+            </w:r>
+            <w:proofErr w:type="gramStart"/>
+            <w:r>
+              <w:rPr>
+                <w:rFonts w:ascii="Courier New" w:eastAsia="Courier New" w:hAnsi="Courier New"/>
+                <w:sz w:val="18"/>
+              </w:rPr>
+              <w:t>ex</w:t>
+            </w:r>
+            <w:r>
+              <w:rPr>
+                <w:rFonts w:ascii="Courier New" w:eastAsia="Courier New" w:hAnsi="Courier New"/>
+                <w:sz w:val="18"/>
+                <w:lang w:val="ru-RU"/>
+              </w:rPr>
+              <w:t>.</w:t>
+            </w:r>
+            <w:r>
+              <w:rPr>
+                <w:rFonts w:ascii="Courier New" w:eastAsia="Courier New" w:hAnsi="Courier New"/>
+                <w:sz w:val="18"/>
+              </w:rPr>
+              <w:t>Message</w:t>
+            </w:r>
+            <w:proofErr w:type="gramEnd"/>
+            <w:r>
+              <w:rPr>
+                <w:rFonts w:ascii="Courier New" w:eastAsia="Courier New" w:hAnsi="Courier New"/>
+                <w:sz w:val="18"/>
+                <w:lang w:val="ru-RU"/>
+              </w:rPr>
+              <w:t>}";</w:t>
+            </w:r>
+            <w:r>
+              <w:rPr>
+                <w:lang w:val="ru-RU"/>
+              </w:rPr>
+              <w:br/>
+            </w:r>
+            <w:r>
+              <w:rPr>
+                <w:rFonts w:ascii="Courier New" w:eastAsia="Courier New" w:hAnsi="Courier New"/>
+                <w:sz w:val="18"/>
+                <w:lang w:val="ru-RU"/>
+              </w:rPr>
+              <w:t xml:space="preserve">  </w:t>
+            </w:r>
+            <w:proofErr w:type="gramStart"/>
+            <w:r>
+              <w:rPr>
+                <w:rFonts w:ascii="Courier New" w:eastAsia="Courier New" w:hAnsi="Courier New"/>
+                <w:sz w:val="18"/>
+                <w:lang w:val="ru-RU"/>
+              </w:rPr>
+              <w:t xml:space="preserve">  }</w:t>
+            </w:r>
+            <w:proofErr w:type="gramEnd"/>
+            <w:r>
+              <w:rPr>
+                <w:lang w:val="ru-RU"/>
+              </w:rPr>
+              <w:br/>
+            </w:r>
+            <w:r>
+              <w:rPr>
+                <w:rFonts w:ascii="Courier New" w:eastAsia="Courier New" w:hAnsi="Courier New"/>
+                <w:sz w:val="18"/>
+                <w:lang w:val="ru-RU"/>
               </w:rPr>
               <w:t>}</w:t>
             </w:r>
@@ -3492,17 +7894,45 @@
         </w:tc>
       </w:tr>
     </w:tbl>
-    <w:p/>
+    <w:p>
+      <w:pPr>
+        <w:rPr>
+          <w:lang w:val="ru-RU"/>
+        </w:rPr>
+      </w:pPr>
+    </w:p>
     <w:p>
       <w:pPr>
         <w:ind w:firstLine="0"/>
         <w:jc w:val="center"/>
       </w:pPr>
+      <w:proofErr w:type="spellStart"/>
       <w:r>
         <w:rPr>
           <w:sz w:val="24"/>
         </w:rPr>
-        <w:t>Листинг А.3 - Методы сервиса</w:t>
+        <w:t>Листинг</w:t>
+      </w:r>
+      <w:proofErr w:type="spellEnd"/>
+      <w:r>
+        <w:rPr>
+          <w:sz w:val="24"/>
+        </w:rPr>
+        <w:t xml:space="preserve"> А.3 - </w:t>
+      </w:r>
+      <w:proofErr w:type="spellStart"/>
+      <w:r>
+        <w:rPr>
+          <w:sz w:val="24"/>
+        </w:rPr>
+        <w:t>Методы</w:t>
+      </w:r>
+      <w:proofErr w:type="spellEnd"/>
+      <w:r>
+        <w:rPr>
+          <w:sz w:val="24"/>
+        </w:rPr>
+        <w:t xml:space="preserve"> сервиса</w:t>
       </w:r>
     </w:p>
     <w:tbl>
@@ -3528,6 +7958,7 @@
             <w:pPr>
               <w:spacing w:line="240" w:lineRule="auto"/>
               <w:ind w:firstLine="0"/>
+              <w:jc w:val="left"/>
             </w:pPr>
             <w:r>
               <w:rPr>
@@ -3622,32 +8053,54 @@
     <w:p>
       <w:pPr>
         <w:pStyle w:val="1"/>
-      </w:pPr>
-      <w:r>
+        <w:rPr>
+          <w:lang w:val="ru-RU"/>
+        </w:rPr>
+      </w:pPr>
+      <w:bookmarkStart w:id="16" w:name="_Toc230516166"/>
+      <w:r>
+        <w:rPr>
+          <w:lang w:val="ru-RU"/>
+        </w:rPr>
         <w:lastRenderedPageBreak/>
         <w:t>ПРИЛОЖЕНИЕ Б</w:t>
       </w:r>
+      <w:bookmarkEnd w:id="16"/>
     </w:p>
     <w:p>
       <w:pPr>
         <w:ind w:firstLine="0"/>
         <w:jc w:val="center"/>
+        <w:rPr>
+          <w:lang w:val="ru-RU"/>
+        </w:rPr>
       </w:pPr>
       <w:r>
         <w:rPr>
           <w:sz w:val="24"/>
         </w:rPr>
-        <w:t>SQL-скрипт структуры базы данных</w:t>
+        <w:t>SQL</w:t>
+      </w:r>
+      <w:r>
+        <w:rPr>
+          <w:sz w:val="24"/>
+          <w:lang w:val="ru-RU"/>
+        </w:rPr>
+        <w:t>-скрипт структуры базы данных</w:t>
       </w:r>
     </w:p>
     <w:p>
       <w:pPr>
         <w:ind w:firstLine="0"/>
         <w:jc w:val="center"/>
+        <w:rPr>
+          <w:lang w:val="ru-RU"/>
+        </w:rPr>
       </w:pPr>
       <w:r>
         <w:rPr>
           <w:sz w:val="24"/>
+          <w:lang w:val="ru-RU"/>
         </w:rPr>
         <w:t>Листинг Б.1 - Основные таблицы базы данных</w:t>
       </w:r>
@@ -3675,6 +8128,7 @@
             <w:pPr>
               <w:spacing w:line="240" w:lineRule="auto"/>
               <w:ind w:firstLine="0"/>
+              <w:jc w:val="left"/>
             </w:pPr>
             <w:r>
               <w:rPr>
@@ -3952,23 +8406,243 @@
     <w:p>
       <w:pPr>
         <w:pStyle w:val="1"/>
-      </w:pPr>
-    </w:p>
-    <w:p>
-      <w:r>
-        <w:br w:type="page"/>
-      </w:r>
-    </w:p>
-    <w:p>
-      <w:pPr>
-        <w:pStyle w:val="1"/>
-        <w:ind w:firstLine="709"/>
-        <w:jc w:val="both"/>
-      </w:pPr>
-    </w:p>
-    <w:p/>
+        <w:rPr>
+          <w:lang w:val="ru-RU"/>
+        </w:rPr>
+      </w:pPr>
+      <w:bookmarkStart w:id="17" w:name="_Toc230516167"/>
+      <w:r>
+        <w:rPr>
+          <w:lang w:val="ru-RU"/>
+        </w:rPr>
+        <w:lastRenderedPageBreak/>
+        <w:t>ПРИЛОЖЕНИЕ В</w:t>
+      </w:r>
+      <w:bookmarkEnd w:id="17"/>
+    </w:p>
+    <w:p>
+      <w:pPr>
+        <w:ind w:firstLine="0"/>
+        <w:jc w:val="center"/>
+        <w:rPr>
+          <w:lang w:val="ru-RU"/>
+        </w:rPr>
+      </w:pPr>
+      <w:r>
+        <w:rPr>
+          <w:sz w:val="24"/>
+          <w:lang w:val="ru-RU"/>
+        </w:rPr>
+        <w:t xml:space="preserve">Скриншоты программы </w:t>
+      </w:r>
+      <w:proofErr w:type="spellStart"/>
+      <w:r>
+        <w:rPr>
+          <w:sz w:val="24"/>
+        </w:rPr>
+        <w:t>GasServiceApp</w:t>
+      </w:r>
+      <w:proofErr w:type="spellEnd"/>
+    </w:p>
+    <w:p>
+      <w:pPr>
+        <w:ind w:firstLine="0"/>
+        <w:rPr>
+          <w:lang w:val="ru-RU"/>
+        </w:rPr>
+      </w:pPr>
+      <w:r>
+        <w:rPr>
+          <w:lang w:val="ru-RU"/>
+        </w:rPr>
+        <w:t>В приложении представлены реальные экраны работающей программы, подтверждающие загрузку данных и наличие основных пользовательских сценариев.</w:t>
+      </w:r>
+    </w:p>
+    <w:p>
+      <w:pPr>
+        <w:ind w:firstLine="0"/>
+        <w:jc w:val="center"/>
+      </w:pPr>
+      <w:r>
+        <w:rPr>
+          <w:noProof/>
+        </w:rPr>
+        <w:drawing>
+          <wp:inline distT="0" distB="0" distL="0" distR="0" wp14:anchorId="49FA82E5" wp14:editId="2A7C5659">
+            <wp:extent cx="5832000" cy="3685500"/>
+            <wp:effectExtent l="0" t="0" r="0" b="0"/>
+            <wp:docPr id="1" name="Picture 1"/>
+            <wp:cNvGraphicFramePr>
+              <a:graphicFrameLocks xmlns:a="http://schemas.openxmlformats.org/drawingml/2006/main" noChangeAspect="1"/>
+            </wp:cNvGraphicFramePr>
+            <a:graphic xmlns:a="http://schemas.openxmlformats.org/drawingml/2006/main">
+              <a:graphicData uri="http://schemas.openxmlformats.org/drawingml/2006/picture">
+                <pic:pic xmlns:pic="http://schemas.openxmlformats.org/drawingml/2006/picture">
+                  <pic:nvPicPr>
+                    <pic:cNvPr id="0" name="real_add.png"/>
+                    <pic:cNvPicPr/>
+                  </pic:nvPicPr>
+                  <pic:blipFill>
+                    <a:blip r:embed="rId8"/>
+                    <a:stretch>
+                      <a:fillRect/>
+                    </a:stretch>
+                  </pic:blipFill>
+                  <pic:spPr>
+                    <a:xfrm>
+                      <a:off x="0" y="0"/>
+                      <a:ext cx="5832000" cy="3685500"/>
+                    </a:xfrm>
+                    <a:prstGeom prst="rect">
+                      <a:avLst/>
+                    </a:prstGeom>
+                  </pic:spPr>
+                </pic:pic>
+              </a:graphicData>
+            </a:graphic>
+          </wp:inline>
+        </w:drawing>
+      </w:r>
+    </w:p>
+    <w:p>
+      <w:pPr>
+        <w:ind w:firstLine="0"/>
+        <w:jc w:val="center"/>
+      </w:pPr>
+      <w:r>
+        <w:rPr>
+          <w:sz w:val="24"/>
+        </w:rPr>
+        <w:t>Рисунок В.1 - Вкладка добавления данных</w:t>
+      </w:r>
+    </w:p>
+    <w:p>
+      <w:pPr>
+        <w:ind w:firstLine="0"/>
+        <w:jc w:val="center"/>
+      </w:pPr>
+      <w:r>
+        <w:rPr>
+          <w:noProof/>
+        </w:rPr>
+        <w:lastRenderedPageBreak/>
+        <w:drawing>
+          <wp:inline distT="0" distB="0" distL="0" distR="0" wp14:anchorId="7F094EEC" wp14:editId="2325B596">
+            <wp:extent cx="5832000" cy="3685500"/>
+            <wp:effectExtent l="0" t="0" r="0" b="0"/>
+            <wp:docPr id="2" name="Picture 2"/>
+            <wp:cNvGraphicFramePr>
+              <a:graphicFrameLocks xmlns:a="http://schemas.openxmlformats.org/drawingml/2006/main" noChangeAspect="1"/>
+            </wp:cNvGraphicFramePr>
+            <a:graphic xmlns:a="http://schemas.openxmlformats.org/drawingml/2006/main">
+              <a:graphicData uri="http://schemas.openxmlformats.org/drawingml/2006/picture">
+                <pic:pic xmlns:pic="http://schemas.openxmlformats.org/drawingml/2006/picture">
+                  <pic:nvPicPr>
+                    <pic:cNvPr id="0" name="real_equipment.png"/>
+                    <pic:cNvPicPr/>
+                  </pic:nvPicPr>
+                  <pic:blipFill>
+                    <a:blip r:embed="rId9"/>
+                    <a:stretch>
+                      <a:fillRect/>
+                    </a:stretch>
+                  </pic:blipFill>
+                  <pic:spPr>
+                    <a:xfrm>
+                      <a:off x="0" y="0"/>
+                      <a:ext cx="5832000" cy="3685500"/>
+                    </a:xfrm>
+                    <a:prstGeom prst="rect">
+                      <a:avLst/>
+                    </a:prstGeom>
+                  </pic:spPr>
+                </pic:pic>
+              </a:graphicData>
+            </a:graphic>
+          </wp:inline>
+        </w:drawing>
+      </w:r>
+    </w:p>
+    <w:p>
+      <w:pPr>
+        <w:ind w:firstLine="0"/>
+        <w:jc w:val="center"/>
+        <w:rPr>
+          <w:lang w:val="ru-RU"/>
+        </w:rPr>
+      </w:pPr>
+      <w:r>
+        <w:rPr>
+          <w:sz w:val="24"/>
+          <w:lang w:val="ru-RU"/>
+        </w:rPr>
+        <w:t>Рисунок В.2 - Вкладка оборудования с загруженными данными</w:t>
+      </w:r>
+    </w:p>
+    <w:p>
+      <w:pPr>
+        <w:ind w:firstLine="0"/>
+        <w:jc w:val="center"/>
+      </w:pPr>
+      <w:r>
+        <w:rPr>
+          <w:noProof/>
+        </w:rPr>
+        <w:drawing>
+          <wp:inline distT="0" distB="0" distL="0" distR="0" wp14:anchorId="78B40D16" wp14:editId="2E66FDC7">
+            <wp:extent cx="5832000" cy="3685500"/>
+            <wp:effectExtent l="0" t="0" r="0" b="0"/>
+            <wp:docPr id="3" name="Picture 3"/>
+            <wp:cNvGraphicFramePr>
+              <a:graphicFrameLocks xmlns:a="http://schemas.openxmlformats.org/drawingml/2006/main" noChangeAspect="1"/>
+            </wp:cNvGraphicFramePr>
+            <a:graphic xmlns:a="http://schemas.openxmlformats.org/drawingml/2006/main">
+              <a:graphicData uri="http://schemas.openxmlformats.org/drawingml/2006/picture">
+                <pic:pic xmlns:pic="http://schemas.openxmlformats.org/drawingml/2006/picture">
+                  <pic:nvPicPr>
+                    <pic:cNvPr id="0" name="real_overdue.png"/>
+                    <pic:cNvPicPr/>
+                  </pic:nvPicPr>
+                  <pic:blipFill>
+                    <a:blip r:embed="rId10"/>
+                    <a:stretch>
+                      <a:fillRect/>
+                    </a:stretch>
+                  </pic:blipFill>
+                  <pic:spPr>
+                    <a:xfrm>
+                      <a:off x="0" y="0"/>
+                      <a:ext cx="5832000" cy="3685500"/>
+                    </a:xfrm>
+                    <a:prstGeom prst="rect">
+                      <a:avLst/>
+                    </a:prstGeom>
+                  </pic:spPr>
+                </pic:pic>
+              </a:graphicData>
+            </a:graphic>
+          </wp:inline>
+        </w:drawing>
+      </w:r>
+    </w:p>
+    <w:p>
+      <w:pPr>
+        <w:ind w:firstLine="0"/>
+        <w:jc w:val="center"/>
+        <w:rPr>
+          <w:lang w:val="ru-RU"/>
+        </w:rPr>
+      </w:pPr>
+      <w:r>
+        <w:rPr>
+          <w:sz w:val="24"/>
+          <w:lang w:val="ru-RU"/>
+        </w:rPr>
+        <w:t>Рисунок В.3 - Отчет по просроченным заявкам</w:t>
+      </w:r>
+    </w:p>
     <w:sectPr>
-      <w:footerReference w:type="default" r:id="rId8"/>
+      <w:footerReference w:type="default" r:id="rId11"/>
       <w:pgSz w:w="11906" w:h="16838"/>
       <w:pgMar w:top="1134" w:right="567" w:bottom="1134" w:left="1701" w:header="720" w:footer="720" w:gutter="0"/>
       <w:cols w:space="720"/>
@@ -4231,31 +8905,31 @@
       </w:rPr>
     </w:lvl>
   </w:abstractNum>
-  <w:num w:numId="1" w16cid:durableId="1415006995">
+  <w:num w:numId="1" w16cid:durableId="1965497646">
     <w:abstractNumId w:val="8"/>
   </w:num>
-  <w:num w:numId="2" w16cid:durableId="1415278601">
+  <w:num w:numId="2" w16cid:durableId="1457529721">
     <w:abstractNumId w:val="6"/>
   </w:num>
-  <w:num w:numId="3" w16cid:durableId="2099981074">
+  <w:num w:numId="3" w16cid:durableId="1667972063">
     <w:abstractNumId w:val="5"/>
   </w:num>
-  <w:num w:numId="4" w16cid:durableId="1359545249">
+  <w:num w:numId="4" w16cid:durableId="1331642515">
     <w:abstractNumId w:val="4"/>
   </w:num>
-  <w:num w:numId="5" w16cid:durableId="484129824">
+  <w:num w:numId="5" w16cid:durableId="664016819">
     <w:abstractNumId w:val="7"/>
   </w:num>
-  <w:num w:numId="6" w16cid:durableId="306321188">
+  <w:num w:numId="6" w16cid:durableId="1678922190">
     <w:abstractNumId w:val="3"/>
   </w:num>
-  <w:num w:numId="7" w16cid:durableId="953831728">
+  <w:num w:numId="7" w16cid:durableId="506022813">
     <w:abstractNumId w:val="2"/>
   </w:num>
-  <w:num w:numId="8" w16cid:durableId="390084353">
+  <w:num w:numId="8" w16cid:durableId="1909992346">
     <w:abstractNumId w:val="1"/>
   </w:num>
-  <w:num w:numId="9" w16cid:durableId="173961741">
+  <w:num w:numId="9" w16cid:durableId="1754935584">
     <w:abstractNumId w:val="0"/>
   </w:num>
 </w:numbering>
@@ -4666,9 +9340,10 @@
     <w:basedOn w:val="a1"/>
     <w:next w:val="a1"/>
     <w:link w:val="10"/>
+    <w:autoRedefine/>
     <w:uiPriority w:val="9"/>
     <w:qFormat/>
-    <w:rsid w:val="00FC693F"/>
+    <w:rsid w:val="00BC2B60"/>
     <w:pPr>
       <w:keepNext/>
       <w:keepLines/>
@@ -4678,7 +9353,7 @@
       <w:outlineLvl w:val="0"/>
     </w:pPr>
     <w:rPr>
-      <w:rFonts w:asciiTheme="majorHAnsi" w:eastAsiaTheme="majorEastAsia" w:hAnsiTheme="majorHAnsi" w:cstheme="majorBidi"/>
+      <w:rFonts w:eastAsiaTheme="majorEastAsia" w:cstheme="majorBidi"/>
       <w:b/>
       <w:bCs/>
       <w:color w:val="000000"/>
@@ -4690,10 +9365,11 @@
     <w:basedOn w:val="a1"/>
     <w:next w:val="a1"/>
     <w:link w:val="22"/>
+    <w:autoRedefine/>
     <w:uiPriority w:val="9"/>
     <w:unhideWhenUsed/>
     <w:qFormat/>
-    <w:rsid w:val="00FC693F"/>
+    <w:rsid w:val="00BC2B60"/>
     <w:pPr>
       <w:keepNext/>
       <w:keepLines/>
@@ -4703,7 +9379,7 @@
       <w:outlineLvl w:val="1"/>
     </w:pPr>
     <w:rPr>
-      <w:rFonts w:asciiTheme="majorHAnsi" w:eastAsiaTheme="majorEastAsia" w:hAnsiTheme="majorHAnsi" w:cstheme="majorBidi"/>
+      <w:rFonts w:eastAsiaTheme="majorEastAsia" w:cstheme="majorBidi"/>
       <w:b/>
       <w:bCs/>
       <w:color w:val="000000"/>
@@ -4959,12 +9635,12 @@
     <w:basedOn w:val="a2"/>
     <w:link w:val="1"/>
     <w:uiPriority w:val="9"/>
-    <w:rsid w:val="00FC693F"/>
+    <w:rsid w:val="00BC2B60"/>
     <w:rPr>
-      <w:rFonts w:asciiTheme="majorHAnsi" w:eastAsiaTheme="majorEastAsia" w:hAnsiTheme="majorHAnsi" w:cstheme="majorBidi"/>
+      <w:rFonts w:ascii="Times New Roman" w:eastAsiaTheme="majorEastAsia" w:hAnsi="Times New Roman" w:cstheme="majorBidi"/>
       <w:b/>
       <w:bCs/>
-      <w:color w:val="365F91" w:themeColor="accent1" w:themeShade="BF"/>
+      <w:color w:val="000000"/>
       <w:sz w:val="28"/>
       <w:szCs w:val="28"/>
     </w:rPr>
@@ -4974,13 +9650,13 @@
     <w:basedOn w:val="a2"/>
     <w:link w:val="21"/>
     <w:uiPriority w:val="9"/>
-    <w:rsid w:val="00FC693F"/>
+    <w:rsid w:val="00BC2B60"/>
     <w:rPr>
-      <w:rFonts w:asciiTheme="majorHAnsi" w:eastAsiaTheme="majorEastAsia" w:hAnsiTheme="majorHAnsi" w:cstheme="majorBidi"/>
+      <w:rFonts w:ascii="Times New Roman" w:eastAsiaTheme="majorEastAsia" w:hAnsi="Times New Roman" w:cstheme="majorBidi"/>
       <w:b/>
       <w:bCs/>
-      <w:color w:val="4F81BD" w:themeColor="accent1"/>
-      <w:sz w:val="26"/>
+      <w:color w:val="000000"/>
+      <w:sz w:val="28"/>
       <w:szCs w:val="26"/>
     </w:rPr>
   </w:style>
@@ -5593,7 +10269,6 @@
     <w:basedOn w:val="1"/>
     <w:next w:val="a1"/>
     <w:uiPriority w:val="39"/>
-    <w:semiHidden/>
     <w:unhideWhenUsed/>
     <w:qFormat/>
     <w:rsid w:val="00FC693F"/>
@@ -15654,6 +20329,42 @@
         <w:shd w:val="clear" w:color="auto" w:fill="FBCAA2" w:themeFill="accent6" w:themeFillTint="7F"/>
       </w:tcPr>
     </w:tblStylePr>
+  </w:style>
+  <w:style w:type="paragraph" w:styleId="14">
+    <w:name w:val="toc 1"/>
+    <w:basedOn w:val="a1"/>
+    <w:next w:val="a1"/>
+    <w:autoRedefine/>
+    <w:uiPriority w:val="39"/>
+    <w:unhideWhenUsed/>
+    <w:rsid w:val="00BC2B60"/>
+    <w:pPr>
+      <w:spacing w:after="100"/>
+    </w:pPr>
+  </w:style>
+  <w:style w:type="paragraph" w:styleId="2c">
+    <w:name w:val="toc 2"/>
+    <w:basedOn w:val="a1"/>
+    <w:next w:val="a1"/>
+    <w:autoRedefine/>
+    <w:uiPriority w:val="39"/>
+    <w:unhideWhenUsed/>
+    <w:rsid w:val="00BC2B60"/>
+    <w:pPr>
+      <w:spacing w:after="100"/>
+      <w:ind w:left="280"/>
+    </w:pPr>
+  </w:style>
+  <w:style w:type="character" w:styleId="aff8">
+    <w:name w:val="Hyperlink"/>
+    <w:basedOn w:val="a2"/>
+    <w:uiPriority w:val="99"/>
+    <w:unhideWhenUsed/>
+    <w:rsid w:val="00BC2B60"/>
+    <w:rPr>
+      <w:color w:val="0000FF" w:themeColor="hyperlink"/>
+      <w:u w:val="single"/>
+    </w:rPr>
   </w:style>
 </w:styles>
 </file>
